--- a/seo-audit/Trillet-Integration-Google-Calendar.docx
+++ b/seo-audit/Trillet-Integration-Google-Calendar.docx
@@ -32,7 +32,7 @@
           <w:sz w:val="34"/>
           <w:szCs w:val="34"/>
         </w:rPr>
-        <w:t xml:space="preserve">Trillet + Google Calendar: A Voice Agent That Actually Books</w:t>
+        <w:t xml:space="preserve">Trillet + Google Calendar: The AI Receptionist for Businesses That Run on Google Calendar</w:t>
       </w:r>
     </w:p>
     <w:p>
@@ -50,7 +50,7 @@
           <w:sz w:val="18"/>
           <w:szCs w:val="18"/>
         </w:rPr>
-        <w:t xml:space="preserve">Build spec for </w:t>
+        <w:t xml:space="preserve">Copy, structure and design spec for </w:t>
       </w:r>
       <w:r>
         <w:rPr>
@@ -76,7 +76,7 @@
           <w:sz w:val="18"/>
           <w:szCs w:val="18"/>
         </w:rPr>
-        <w:t xml:space="preserve">. Distinct from the GoHighLevel page: this one is about the calendar itself, checking real availability live, booking, rescheduling and cancelling, and getting time zones right. Product-page voice, figures reconciled to the live site, September 2026.</w:t>
+        <w:t xml:space="preserve">. The integration lets an AI receptionist check a Google Calendar for free time, book appointments as events on the calendar you choose, and reschedule or cancel them on a call. Google emails the caller an invite. Connected per agent. Figures match the live site, October 2026. A rendered HTML reference ships alongside (Trillet-Integration-Google-Calendar-render.html).</w:t>
       </w:r>
     </w:p>
     <w:p>
@@ -114,7 +114,7 @@
           <w:sz w:val="14"/>
           <w:szCs w:val="14"/>
         </w:rPr>
-        <w:t xml:space="preserve">https://trillet.ai/integrations/google-calendar   (new)</w:t>
+        <w:t xml:space="preserve">https://trillet.ai/integrations/google-calendar   (new; the hub's Google Calendar card links here instead of to /integrations#google-calendar)</w:t>
       </w:r>
     </w:p>
     <w:p>
@@ -141,7 +141,7 @@
           <w:sz w:val="17"/>
           <w:szCs w:val="17"/>
         </w:rPr>
-        <w:t xml:space="preserve">Integration landing page. Primary goal: start free or book a demo with booking intent.</w:t>
+        <w:t xml:space="preserve">Integration landing page. Primary goal: start the AI Receptionist (Try risk free). Secondary: agencies start white-label (Get started).</w:t>
       </w:r>
     </w:p>
     <w:p>
@@ -168,7 +168,7 @@
           <w:sz w:val="17"/>
           <w:szCs w:val="17"/>
         </w:rPr>
-        <w:t xml:space="preserve">google calendar ai receptionist booking</w:t>
+        <w:t xml:space="preserve">ai receptionist google calendar</w:t>
       </w:r>
     </w:p>
     <w:p>
@@ -195,7 +195,7 @@
           <w:sz w:val="17"/>
           <w:szCs w:val="17"/>
         </w:rPr>
-        <w:t xml:space="preserve">trillet google calendar integration · voice ai google calendar booking · ai receptionist book appointments · voice agent reschedule appointment · real-time availability voice ai · google calendar appointment booking ai</w:t>
+        <w:t xml:space="preserve">google calendar ai receptionist · ai receptionist that books appointments · ai receptionist appointment booking · ai receptionist appointment scheduling · can an ai receptionist book appointments in my calendar · voice ai google calendar integration · ai phone answering google calendar</w:t>
       </w:r>
     </w:p>
     <w:p>
@@ -211,7 +211,7 @@
           <w:sz w:val="14"/>
           <w:szCs w:val="14"/>
         </w:rPr>
-        <w:t xml:space="preserve">PRIMARY CONVERSION   </w:t>
+        <w:t xml:space="preserve">AUDIENCE   </w:t>
       </w:r>
       <w:r>
         <w:rPr>
@@ -222,7 +222,7 @@
           <w:sz w:val="17"/>
           <w:szCs w:val="17"/>
         </w:rPr>
-        <w:t xml:space="preserve">Start risk free.   Secondary: Book a demo.   Tertiary: See pricing.</w:t>
+        <w:t xml:space="preserve">Small, appointment-based businesses whose day already runs in Google Calendar (primary). Agencies serving them (secondary).</w:t>
       </w:r>
     </w:p>
     <w:p>
@@ -238,7 +238,7 @@
           <w:sz w:val="14"/>
           <w:szCs w:val="14"/>
         </w:rPr>
-        <w:t xml:space="preserve">VOICE   </w:t>
+        <w:t xml:space="preserve">PRIMARY CONVERSION   </w:t>
       </w:r>
       <w:r>
         <w:rPr>
@@ -249,7 +249,34 @@
           <w:sz w:val="17"/>
           <w:szCs w:val="17"/>
         </w:rPr>
-        <w:t xml:space="preserve">Product page. Second person, outcome-led, concrete. Australian spelling, zero em-dashes.</w:t>
+        <w:t xml:space="preserve">Try risk free (AI Receptionist).   Secondary: Try a live demo.   Agencies: Get started (white-label).</w:t>
+      </w:r>
+    </w:p>
+    <w:p>
+      <w:pPr>
+        <w:spacing w:after="26"/>
+      </w:pPr>
+      <w:r>
+        <w:rPr>
+          <w:rFonts w:ascii="Consolas" w:cs="Consolas" w:eastAsia="Consolas" w:hAnsi="Consolas"/>
+          <w:b/>
+          <w:bCs/>
+          <w:color w:val="9A6B3F"/>
+          <w:sz w:val="14"/>
+          <w:szCs w:val="14"/>
+        </w:rPr>
+        <w:t xml:space="preserve">VOICE   </w:t>
+      </w:r>
+      <w:r>
+        <w:rPr>
+          <w:rFonts w:ascii="Calibri" w:cs="Calibri" w:eastAsia="Calibri" w:hAnsi="Calibri"/>
+          <w:b w:val="false"/>
+          <w:bCs w:val="false"/>
+          <w:color w:val="24303F"/>
+          <w:sz w:val="17"/>
+          <w:szCs w:val="17"/>
+        </w:rPr>
+        <w:t xml:space="preserve">Product page. Second person, outcome-led, plain-spoken for small-business owners. Australian spelling in copy; product UI labels quoted exactly as they appear in Trillet. Zero em-dashes.</w:t>
       </w:r>
     </w:p>
     <w:p>
@@ -276,6 +303,622 @@
           <w:sz w:val="25"/>
           <w:szCs w:val="25"/>
         </w:rPr>
+        <w:t xml:space="preserve">Design language</w:t>
+      </w:r>
+    </w:p>
+    <w:p>
+      <w:pPr>
+        <w:spacing w:after="110" w:line="278"/>
+      </w:pPr>
+      <w:r>
+        <w:rPr>
+          <w:rFonts w:ascii="Calibri" w:cs="Calibri" w:eastAsia="Calibri" w:hAnsi="Calibri"/>
+          <w:b w:val="false"/>
+          <w:bCs w:val="false"/>
+          <w:i w:val="false"/>
+          <w:iCs w:val="false"/>
+          <w:color w:val="24303F"/>
+          <w:sz w:val="18"/>
+          <w:szCs w:val="18"/>
+        </w:rPr>
+        <w:t xml:space="preserve">Same Trillet v3 system as the GoHighLevel and ServiceTitan pages (cream, ink, plum, yellow, pastel tints; Maven Pro headings, Source Sans 3 body; 8px buttons, 20px cards). This page varies the accents so the three read as siblings, not copies.</w:t>
+      </w:r>
+    </w:p>
+    <w:tbl>
+      <w:tblPr>
+        <w:tblW w:type="dxa" w:w="9360"/>
+        <w:tblBorders>
+          <w:top w:val="single" w:color="D9DEE8" w:sz="4"/>
+          <w:left w:val="single" w:color="D9DEE8" w:sz="4"/>
+          <w:bottom w:val="single" w:color="D9DEE8" w:sz="4"/>
+          <w:right w:val="single" w:color="D9DEE8" w:sz="4"/>
+          <w:insideH w:val="single" w:color="D9DEE8" w:sz="4"/>
+          <w:insideV w:val="single" w:color="D9DEE8" w:sz="4"/>
+        </w:tblBorders>
+      </w:tblPr>
+      <w:tblGrid>
+        <w:gridCol w:w="2600"/>
+        <w:gridCol w:w="6760"/>
+      </w:tblGrid>
+      <w:tr>
+        <w:trPr>
+          <w:tblHeader/>
+        </w:trPr>
+        <w:tc>
+          <w:tcPr>
+            <w:tcW w:type="dxa" w:w="2600"/>
+            <w:tcBorders>
+              <w:top w:val="single" w:color="D9DEE8" w:sz="4"/>
+              <w:left w:val="single" w:color="D9DEE8" w:sz="4"/>
+              <w:bottom w:val="single" w:color="D9DEE8" w:sz="4"/>
+              <w:right w:val="single" w:color="D9DEE8" w:sz="4"/>
+            </w:tcBorders>
+            <w:shd w:fill="16223C" w:color="auto" w:val="clear"/>
+            <w:tcMar>
+              <w:top w:type="dxa" w:w="58"/>
+              <w:left w:type="dxa" w:w="90"/>
+              <w:bottom w:type="dxa" w:w="58"/>
+              <w:right w:type="dxa" w:w="90"/>
+            </w:tcMar>
+          </w:tcPr>
+          <w:p>
+            <w:pPr>
+              <w:spacing w:after="0" w:line="246"/>
+            </w:pPr>
+            <w:r>
+              <w:rPr>
+                <w:rFonts w:ascii="Calibri" w:cs="Calibri" w:eastAsia="Calibri" w:hAnsi="Calibri"/>
+                <w:b/>
+                <w:bCs/>
+                <w:color w:val="FFFFFF"/>
+                <w:sz w:val="14"/>
+                <w:szCs w:val="14"/>
+              </w:rPr>
+              <w:t xml:space="preserve">Choice</w:t>
+            </w:r>
+          </w:p>
+        </w:tc>
+        <w:tc>
+          <w:tcPr>
+            <w:tcW w:type="dxa" w:w="6760"/>
+            <w:tcBorders>
+              <w:top w:val="single" w:color="D9DEE8" w:sz="4"/>
+              <w:left w:val="single" w:color="D9DEE8" w:sz="4"/>
+              <w:bottom w:val="single" w:color="D9DEE8" w:sz="4"/>
+              <w:right w:val="single" w:color="D9DEE8" w:sz="4"/>
+            </w:tcBorders>
+            <w:shd w:fill="16223C" w:color="auto" w:val="clear"/>
+            <w:tcMar>
+              <w:top w:type="dxa" w:w="58"/>
+              <w:left w:type="dxa" w:w="90"/>
+              <w:bottom w:type="dxa" w:w="58"/>
+              <w:right w:type="dxa" w:w="90"/>
+            </w:tcMar>
+          </w:tcPr>
+          <w:p>
+            <w:pPr>
+              <w:spacing w:after="0" w:line="246"/>
+            </w:pPr>
+            <w:r>
+              <w:rPr>
+                <w:rFonts w:ascii="Calibri" w:cs="Calibri" w:eastAsia="Calibri" w:hAnsi="Calibri"/>
+                <w:b/>
+                <w:bCs/>
+                <w:color w:val="FFFFFF"/>
+                <w:sz w:val="14"/>
+                <w:szCs w:val="14"/>
+              </w:rPr>
+              <w:t xml:space="preserve">This page</w:t>
+            </w:r>
+          </w:p>
+        </w:tc>
+      </w:tr>
+      <w:tr>
+        <w:tc>
+          <w:tcPr>
+            <w:tcW w:type="dxa" w:w="2600"/>
+            <w:tcBorders>
+              <w:top w:val="single" w:color="D9DEE8" w:sz="4"/>
+              <w:left w:val="single" w:color="D9DEE8" w:sz="4"/>
+              <w:bottom w:val="single" w:color="D9DEE8" w:sz="4"/>
+              <w:right w:val="single" w:color="D9DEE8" w:sz="4"/>
+            </w:tcBorders>
+            <w:shd w:fill="FFFFFF" w:color="auto" w:val="clear"/>
+            <w:tcMar>
+              <w:top w:type="dxa" w:w="58"/>
+              <w:left w:type="dxa" w:w="90"/>
+              <w:bottom w:type="dxa" w:w="58"/>
+              <w:right w:type="dxa" w:w="90"/>
+            </w:tcMar>
+          </w:tcPr>
+          <w:p>
+            <w:pPr>
+              <w:spacing w:after="0" w:line="246"/>
+            </w:pPr>
+            <w:r>
+              <w:rPr>
+                <w:rFonts w:ascii="Calibri" w:cs="Calibri" w:eastAsia="Calibri" w:hAnsi="Calibri"/>
+                <w:b w:val="false"/>
+                <w:bCs w:val="false"/>
+                <w:color w:val="24303F"/>
+                <w:sz w:val="13"/>
+                <w:szCs w:val="13"/>
+              </w:rPr>
+              <w:t xml:space="preserve">Hero stage</w:t>
+            </w:r>
+          </w:p>
+        </w:tc>
+        <w:tc>
+          <w:tcPr>
+            <w:tcW w:type="dxa" w:w="6760"/>
+            <w:tcBorders>
+              <w:top w:val="single" w:color="D9DEE8" w:sz="4"/>
+              <w:left w:val="single" w:color="D9DEE8" w:sz="4"/>
+              <w:bottom w:val="single" w:color="D9DEE8" w:sz="4"/>
+              <w:right w:val="single" w:color="D9DEE8" w:sz="4"/>
+            </w:tcBorders>
+            <w:shd w:fill="FFFFFF" w:color="auto" w:val="clear"/>
+            <w:tcMar>
+              <w:top w:type="dxa" w:w="58"/>
+              <w:left w:type="dxa" w:w="90"/>
+              <w:bottom w:type="dxa" w:w="58"/>
+              <w:right w:type="dxa" w:w="90"/>
+            </w:tcMar>
+          </w:tcPr>
+          <w:p>
+            <w:pPr>
+              <w:spacing w:after="0" w:line="246"/>
+            </w:pPr>
+            <w:r>
+              <w:rPr>
+                <w:rFonts w:ascii="Calibri" w:cs="Calibri" w:eastAsia="Calibri" w:hAnsi="Calibri"/>
+                <w:b w:val="false"/>
+                <w:bCs w:val="false"/>
+                <w:color w:val="24303F"/>
+                <w:sz w:val="13"/>
+                <w:szCs w:val="13"/>
+              </w:rPr>
+              <w:t xml:space="preserve">Pink #ECD2E4 with a sky circle (GoHighLevel uses sand, ServiceTitan uses sky)</w:t>
+            </w:r>
+          </w:p>
+        </w:tc>
+      </w:tr>
+      <w:tr>
+        <w:tc>
+          <w:tcPr>
+            <w:tcW w:type="dxa" w:w="2600"/>
+            <w:tcBorders>
+              <w:top w:val="single" w:color="D9DEE8" w:sz="4"/>
+              <w:left w:val="single" w:color="D9DEE8" w:sz="4"/>
+              <w:bottom w:val="single" w:color="D9DEE8" w:sz="4"/>
+              <w:right w:val="single" w:color="D9DEE8" w:sz="4"/>
+            </w:tcBorders>
+            <w:shd w:fill="FFFFFF" w:color="auto" w:val="clear"/>
+            <w:tcMar>
+              <w:top w:type="dxa" w:w="58"/>
+              <w:left w:type="dxa" w:w="90"/>
+              <w:bottom w:type="dxa" w:w="58"/>
+              <w:right w:type="dxa" w:w="90"/>
+            </w:tcMar>
+          </w:tcPr>
+          <w:p>
+            <w:pPr>
+              <w:spacing w:after="0" w:line="246"/>
+            </w:pPr>
+            <w:r>
+              <w:rPr>
+                <w:rFonts w:ascii="Calibri" w:cs="Calibri" w:eastAsia="Calibri" w:hAnsi="Calibri"/>
+                <w:b w:val="false"/>
+                <w:bCs w:val="false"/>
+                <w:color w:val="24303F"/>
+                <w:sz w:val="13"/>
+                <w:szCs w:val="13"/>
+              </w:rPr>
+              <w:t xml:space="preserve">Hero visual</w:t>
+            </w:r>
+          </w:p>
+        </w:tc>
+        <w:tc>
+          <w:tcPr>
+            <w:tcW w:type="dxa" w:w="6760"/>
+            <w:tcBorders>
+              <w:top w:val="single" w:color="D9DEE8" w:sz="4"/>
+              <w:left w:val="single" w:color="D9DEE8" w:sz="4"/>
+              <w:bottom w:val="single" w:color="D9DEE8" w:sz="4"/>
+              <w:right w:val="single" w:color="D9DEE8" w:sz="4"/>
+            </w:tcBorders>
+            <w:shd w:fill="FFFFFF" w:color="auto" w:val="clear"/>
+            <w:tcMar>
+              <w:top w:type="dxa" w:w="58"/>
+              <w:left w:type="dxa" w:w="90"/>
+              <w:bottom w:type="dxa" w:w="58"/>
+              <w:right w:type="dxa" w:w="90"/>
+            </w:tcMar>
+          </w:tcPr>
+          <w:p>
+            <w:pPr>
+              <w:spacing w:after="0" w:line="246"/>
+            </w:pPr>
+            <w:r>
+              <w:rPr>
+                <w:rFonts w:ascii="Calibri" w:cs="Calibri" w:eastAsia="Calibri" w:hAnsi="Calibri"/>
+                <w:b w:val="false"/>
+                <w:bCs w:val="false"/>
+                <w:color w:val="24303F"/>
+                <w:sz w:val="13"/>
+                <w:szCs w:val="13"/>
+              </w:rPr>
+              <w:t xml:space="preserve">A call card, a Google Calendar day view, and the caller's Google invite email arriving</w:t>
+            </w:r>
+          </w:p>
+        </w:tc>
+      </w:tr>
+      <w:tr>
+        <w:tc>
+          <w:tcPr>
+            <w:tcW w:type="dxa" w:w="2600"/>
+            <w:tcBorders>
+              <w:top w:val="single" w:color="D9DEE8" w:sz="4"/>
+              <w:left w:val="single" w:color="D9DEE8" w:sz="4"/>
+              <w:bottom w:val="single" w:color="D9DEE8" w:sz="4"/>
+              <w:right w:val="single" w:color="D9DEE8" w:sz="4"/>
+            </w:tcBorders>
+            <w:shd w:fill="FFFFFF" w:color="auto" w:val="clear"/>
+            <w:tcMar>
+              <w:top w:type="dxa" w:w="58"/>
+              <w:left w:type="dxa" w:w="90"/>
+              <w:bottom w:type="dxa" w:w="58"/>
+              <w:right w:type="dxa" w:w="90"/>
+            </w:tcMar>
+          </w:tcPr>
+          <w:p>
+            <w:pPr>
+              <w:spacing w:after="0" w:line="246"/>
+            </w:pPr>
+            <w:r>
+              <w:rPr>
+                <w:rFonts w:ascii="Calibri" w:cs="Calibri" w:eastAsia="Calibri" w:hAnsi="Calibri"/>
+                <w:b w:val="false"/>
+                <w:bCs w:val="false"/>
+                <w:color w:val="24303F"/>
+                <w:sz w:val="13"/>
+                <w:szCs w:val="13"/>
+              </w:rPr>
+              <w:t xml:space="preserve">Signature component</w:t>
+            </w:r>
+          </w:p>
+        </w:tc>
+        <w:tc>
+          <w:tcPr>
+            <w:tcW w:type="dxa" w:w="6760"/>
+            <w:tcBorders>
+              <w:top w:val="single" w:color="D9DEE8" w:sz="4"/>
+              <w:left w:val="single" w:color="D9DEE8" w:sz="4"/>
+              <w:bottom w:val="single" w:color="D9DEE8" w:sz="4"/>
+              <w:right w:val="single" w:color="D9DEE8" w:sz="4"/>
+            </w:tcBorders>
+            <w:shd w:fill="FFFFFF" w:color="auto" w:val="clear"/>
+            <w:tcMar>
+              <w:top w:type="dxa" w:w="58"/>
+              <w:left w:type="dxa" w:w="90"/>
+              <w:bottom w:type="dxa" w:w="58"/>
+              <w:right w:type="dxa" w:w="90"/>
+            </w:tcMar>
+          </w:tcPr>
+          <w:p>
+            <w:pPr>
+              <w:spacing w:after="0" w:line="246"/>
+            </w:pPr>
+            <w:r>
+              <w:rPr>
+                <w:rFonts w:ascii="Calibri" w:cs="Calibri" w:eastAsia="Calibri" w:hAnsi="Calibri"/>
+                <w:b w:val="false"/>
+                <w:bCs w:val="false"/>
+                <w:color w:val="24303F"/>
+                <w:sz w:val="13"/>
+                <w:szCs w:val="13"/>
+              </w:rPr>
+              <w:t xml:space="preserve">“Your calendar is the rulebook”: an interactive day view where blocking time and changing appointment length updates the times the agent would offer</w:t>
+            </w:r>
+          </w:p>
+        </w:tc>
+      </w:tr>
+      <w:tr>
+        <w:tc>
+          <w:tcPr>
+            <w:tcW w:type="dxa" w:w="2600"/>
+            <w:tcBorders>
+              <w:top w:val="single" w:color="D9DEE8" w:sz="4"/>
+              <w:left w:val="single" w:color="D9DEE8" w:sz="4"/>
+              <w:bottom w:val="single" w:color="D9DEE8" w:sz="4"/>
+              <w:right w:val="single" w:color="D9DEE8" w:sz="4"/>
+            </w:tcBorders>
+            <w:shd w:fill="FFFFFF" w:color="auto" w:val="clear"/>
+            <w:tcMar>
+              <w:top w:type="dxa" w:w="58"/>
+              <w:left w:type="dxa" w:w="90"/>
+              <w:bottom w:type="dxa" w:w="58"/>
+              <w:right w:type="dxa" w:w="90"/>
+            </w:tcMar>
+          </w:tcPr>
+          <w:p>
+            <w:pPr>
+              <w:spacing w:after="0" w:line="246"/>
+            </w:pPr>
+            <w:r>
+              <w:rPr>
+                <w:rFonts w:ascii="Calibri" w:cs="Calibri" w:eastAsia="Calibri" w:hAnsi="Calibri"/>
+                <w:b w:val="false"/>
+                <w:bCs w:val="false"/>
+                <w:color w:val="24303F"/>
+                <w:sz w:val="13"/>
+                <w:szCs w:val="13"/>
+              </w:rPr>
+              <w:t xml:space="preserve">New component</w:t>
+            </w:r>
+          </w:p>
+        </w:tc>
+        <w:tc>
+          <w:tcPr>
+            <w:tcW w:type="dxa" w:w="6760"/>
+            <w:tcBorders>
+              <w:top w:val="single" w:color="D9DEE8" w:sz="4"/>
+              <w:left w:val="single" w:color="D9DEE8" w:sz="4"/>
+              <w:bottom w:val="single" w:color="D9DEE8" w:sz="4"/>
+              <w:right w:val="single" w:color="D9DEE8" w:sz="4"/>
+            </w:tcBorders>
+            <w:shd w:fill="FFFFFF" w:color="auto" w:val="clear"/>
+            <w:tcMar>
+              <w:top w:type="dxa" w:w="58"/>
+              <w:left w:type="dxa" w:w="90"/>
+              <w:bottom w:type="dxa" w:w="58"/>
+              <w:right w:type="dxa" w:w="90"/>
+            </w:tcMar>
+          </w:tcPr>
+          <w:p>
+            <w:pPr>
+              <w:spacing w:after="0" w:line="246"/>
+            </w:pPr>
+            <w:r>
+              <w:rPr>
+                <w:rFonts w:ascii="Calibri" w:cs="Calibri" w:eastAsia="Calibri" w:hAnsi="Calibri"/>
+                <w:b w:val="false"/>
+                <w:bCs w:val="false"/>
+                <w:color w:val="24303F"/>
+                <w:sz w:val="13"/>
+                <w:szCs w:val="13"/>
+              </w:rPr>
+              <w:t xml:space="preserve">An invite email card (what the caller receives)</w:t>
+            </w:r>
+          </w:p>
+        </w:tc>
+      </w:tr>
+      <w:tr>
+        <w:tc>
+          <w:tcPr>
+            <w:tcW w:type="dxa" w:w="2600"/>
+            <w:tcBorders>
+              <w:top w:val="single" w:color="D9DEE8" w:sz="4"/>
+              <w:left w:val="single" w:color="D9DEE8" w:sz="4"/>
+              <w:bottom w:val="single" w:color="D9DEE8" w:sz="4"/>
+              <w:right w:val="single" w:color="D9DEE8" w:sz="4"/>
+            </w:tcBorders>
+            <w:shd w:fill="FFFFFF" w:color="auto" w:val="clear"/>
+            <w:tcMar>
+              <w:top w:type="dxa" w:w="58"/>
+              <w:left w:type="dxa" w:w="90"/>
+              <w:bottom w:type="dxa" w:w="58"/>
+              <w:right w:type="dxa" w:w="90"/>
+            </w:tcMar>
+          </w:tcPr>
+          <w:p>
+            <w:pPr>
+              <w:spacing w:after="0" w:line="246"/>
+            </w:pPr>
+            <w:r>
+              <w:rPr>
+                <w:rFonts w:ascii="Calibri" w:cs="Calibri" w:eastAsia="Calibri" w:hAnsi="Calibri"/>
+                <w:b w:val="false"/>
+                <w:bCs w:val="false"/>
+                <w:color w:val="24303F"/>
+                <w:sz w:val="13"/>
+                <w:szCs w:val="13"/>
+              </w:rPr>
+              <w:t xml:space="preserve">Pricing</w:t>
+            </w:r>
+          </w:p>
+        </w:tc>
+        <w:tc>
+          <w:tcPr>
+            <w:tcW w:type="dxa" w:w="6760"/>
+            <w:tcBorders>
+              <w:top w:val="single" w:color="D9DEE8" w:sz="4"/>
+              <w:left w:val="single" w:color="D9DEE8" w:sz="4"/>
+              <w:bottom w:val="single" w:color="D9DEE8" w:sz="4"/>
+              <w:right w:val="single" w:color="D9DEE8" w:sz="4"/>
+            </w:tcBorders>
+            <w:shd w:fill="FFFFFF" w:color="auto" w:val="clear"/>
+            <w:tcMar>
+              <w:top w:type="dxa" w:w="58"/>
+              <w:left w:type="dxa" w:w="90"/>
+              <w:bottom w:type="dxa" w:w="58"/>
+              <w:right w:type="dxa" w:w="90"/>
+            </w:tcMar>
+          </w:tcPr>
+          <w:p>
+            <w:pPr>
+              <w:spacing w:after="0" w:line="246"/>
+            </w:pPr>
+            <w:r>
+              <w:rPr>
+                <w:rFonts w:ascii="Calibri" w:cs="Calibri" w:eastAsia="Calibri" w:hAnsi="Calibri"/>
+                <w:b w:val="false"/>
+                <w:bCs w:val="false"/>
+                <w:color w:val="24303F"/>
+                <w:sz w:val="13"/>
+                <w:szCs w:val="13"/>
+              </w:rPr>
+              <w:t xml:space="preserve">Two cards side by side: AI Receptionist (featured, plum) and White-label (white)</w:t>
+            </w:r>
+          </w:p>
+        </w:tc>
+      </w:tr>
+      <w:tr>
+        <w:tc>
+          <w:tcPr>
+            <w:tcW w:type="dxa" w:w="2600"/>
+            <w:tcBorders>
+              <w:top w:val="single" w:color="D9DEE8" w:sz="4"/>
+              <w:left w:val="single" w:color="D9DEE8" w:sz="4"/>
+              <w:bottom w:val="single" w:color="D9DEE8" w:sz="4"/>
+              <w:right w:val="single" w:color="D9DEE8" w:sz="4"/>
+            </w:tcBorders>
+            <w:shd w:fill="FFFFFF" w:color="auto" w:val="clear"/>
+            <w:tcMar>
+              <w:top w:type="dxa" w:w="58"/>
+              <w:left w:type="dxa" w:w="90"/>
+              <w:bottom w:type="dxa" w:w="58"/>
+              <w:right w:type="dxa" w:w="90"/>
+            </w:tcMar>
+          </w:tcPr>
+          <w:p>
+            <w:pPr>
+              <w:spacing w:after="0" w:line="246"/>
+            </w:pPr>
+            <w:r>
+              <w:rPr>
+                <w:rFonts w:ascii="Calibri" w:cs="Calibri" w:eastAsia="Calibri" w:hAnsi="Calibri"/>
+                <w:b w:val="false"/>
+                <w:bCs w:val="false"/>
+                <w:color w:val="24303F"/>
+                <w:sz w:val="13"/>
+                <w:szCs w:val="13"/>
+              </w:rPr>
+              <w:t xml:space="preserve">Plum moments</w:t>
+            </w:r>
+          </w:p>
+        </w:tc>
+        <w:tc>
+          <w:tcPr>
+            <w:tcW w:type="dxa" w:w="6760"/>
+            <w:tcBorders>
+              <w:top w:val="single" w:color="D9DEE8" w:sz="4"/>
+              <w:left w:val="single" w:color="D9DEE8" w:sz="4"/>
+              <w:bottom w:val="single" w:color="D9DEE8" w:sz="4"/>
+              <w:right w:val="single" w:color="D9DEE8" w:sz="4"/>
+            </w:tcBorders>
+            <w:shd w:fill="FFFFFF" w:color="auto" w:val="clear"/>
+            <w:tcMar>
+              <w:top w:type="dxa" w:w="58"/>
+              <w:left w:type="dxa" w:w="90"/>
+              <w:bottom w:type="dxa" w:w="58"/>
+              <w:right w:type="dxa" w:w="90"/>
+            </w:tcMar>
+          </w:tcPr>
+          <w:p>
+            <w:pPr>
+              <w:spacing w:after="0" w:line="246"/>
+            </w:pPr>
+            <w:r>
+              <w:rPr>
+                <w:rFonts w:ascii="Calibri" w:cs="Calibri" w:eastAsia="Calibri" w:hAnsi="Calibri"/>
+                <w:b w:val="false"/>
+                <w:bCs w:val="false"/>
+                <w:color w:val="24303F"/>
+                <w:sz w:val="13"/>
+                <w:szCs w:val="13"/>
+              </w:rPr>
+              <w:t xml:space="preserve">Why-Trillet band, featured AI Receptionist card, closing CTA</w:t>
+            </w:r>
+          </w:p>
+        </w:tc>
+      </w:tr>
+    </w:tbl>
+    <w:tbl>
+      <w:tblPr>
+        <w:tblW w:type="dxa" w:w="9360"/>
+        <w:tblBorders>
+          <w:top w:val="none"/>
+          <w:left w:val="single" w:color="16223C" w:sz="18"/>
+          <w:bottom w:val="none"/>
+          <w:right w:val="none"/>
+          <w:insideH w:val="single" w:color="auto" w:sz="4"/>
+          <w:insideV w:val="single" w:color="auto" w:sz="4"/>
+        </w:tblBorders>
+      </w:tblPr>
+      <w:tblGrid>
+        <w:gridCol w:w="9360"/>
+      </w:tblGrid>
+      <w:tr>
+        <w:tc>
+          <w:tcPr>
+            <w:tcW w:type="dxa" w:w="9360"/>
+            <w:tcBorders>
+              <w:top w:val="none"/>
+              <w:left w:val="single" w:color="16223C" w:sz="18"/>
+              <w:bottom w:val="none"/>
+              <w:right w:val="none"/>
+            </w:tcBorders>
+            <w:shd w:fill="EDF0F6" w:color="auto" w:val="clear"/>
+            <w:tcMar>
+              <w:top w:type="dxa" w:w="90"/>
+              <w:left w:type="dxa" w:w="150"/>
+              <w:bottom w:type="dxa" w:w="90"/>
+              <w:right w:type="dxa" w:w="150"/>
+            </w:tcMar>
+          </w:tcPr>
+          <w:p>
+            <w:pPr>
+              <w:spacing w:after="0" w:line="264"/>
+            </w:pPr>
+            <w:r>
+              <w:rPr>
+                <w:rFonts w:ascii="Consolas" w:cs="Consolas" w:eastAsia="Consolas" w:hAnsi="Consolas"/>
+                <w:b/>
+                <w:bCs/>
+                <w:color w:val="16223C"/>
+                <w:sz w:val="13"/>
+                <w:szCs w:val="13"/>
+              </w:rPr>
+              <w:t xml:space="preserve">DESIGN NOTE.  </w:t>
+            </w:r>
+            <w:r>
+              <w:rPr>
+                <w:rFonts w:ascii="Calibri" w:cs="Calibri" w:eastAsia="Calibri" w:hAnsi="Calibri"/>
+                <w:color w:val="24303F"/>
+                <w:sz w:val="17"/>
+                <w:szCs w:val="17"/>
+              </w:rPr>
+              <w:t xml:space="preserve">Keep plum to those three moments and yellow to ticks, the newly booked event and one italic word per heading. The rulebook day view is the page's centrepiece; give it the most space.</w:t>
+            </w:r>
+          </w:p>
+        </w:tc>
+      </w:tr>
+    </w:tbl>
+    <w:p>
+      <w:pPr>
+        <w:pBdr>
+          <w:bottom w:val="single" w:color="D9DEE8" w:sz="6"/>
+        </w:pBdr>
+        <w:spacing w:after="120" w:before="120"/>
+      </w:pPr>
+      <w:r>
+        <w:t xml:space="preserve"/>
+      </w:r>
+    </w:p>
+    <w:p>
+      <w:pPr>
+        <w:spacing w:after="50" w:before="170"/>
+      </w:pPr>
+      <w:r>
+        <w:rPr>
+          <w:rFonts w:ascii="Georgia" w:cs="Georgia" w:eastAsia="Georgia" w:hAnsi="Georgia"/>
+          <w:b/>
+          <w:bCs/>
+          <w:color w:val="16223C"/>
+          <w:sz w:val="25"/>
+          <w:szCs w:val="25"/>
+        </w:rPr>
         <w:t xml:space="preserve">The page</w:t>
       </w:r>
     </w:p>
@@ -293,6 +936,41 @@
           <w:sz w:val="14"/>
           <w:szCs w:val="14"/>
         </w:rPr>
+        <w:t xml:space="preserve">SECTION 0 · NAV AND BREADCRUMB</w:t>
+      </w:r>
+    </w:p>
+    <w:p>
+      <w:pPr>
+        <w:spacing w:after="110" w:line="278"/>
+      </w:pPr>
+      <w:r>
+        <w:rPr>
+          <w:rFonts w:ascii="Calibri" w:cs="Calibri" w:eastAsia="Calibri" w:hAnsi="Calibri"/>
+          <w:b w:val="false"/>
+          <w:bCs w:val="false"/>
+          <w:i w:val="false"/>
+          <w:iCs w:val="false"/>
+          <w:color w:val="24303F"/>
+          <w:sz w:val="20"/>
+          <w:szCs w:val="20"/>
+        </w:rPr>
+        <w:t xml:space="preserve">Standard site nav, Integrations active. Breadcrumb: Home / Integrations / Google Calendar.</w:t>
+      </w:r>
+    </w:p>
+    <w:p>
+      <w:pPr>
+        <w:spacing w:after="30" w:before="130"/>
+      </w:pPr>
+      <w:r>
+        <w:rPr>
+          <w:rFonts w:ascii="Consolas" w:cs="Consolas" w:eastAsia="Consolas" w:hAnsi="Consolas"/>
+          <w:b/>
+          <w:bCs/>
+          <w:color w:val="9A6B3F"/>
+          <w:spacing w:val="12"/>
+          <w:sz w:val="14"/>
+          <w:szCs w:val="14"/>
+        </w:rPr>
         <w:t xml:space="preserve">SECTION 1 · HERO</w:t>
       </w:r>
     </w:p>
@@ -311,6 +989,37 @@
           <w:sz w:val="15"/>
           <w:szCs w:val="15"/>
         </w:rPr>
+        <w:t xml:space="preserve">Lockup:  </w:t>
+      </w:r>
+      <w:r>
+        <w:rPr>
+          <w:rFonts w:ascii="Calibri" w:cs="Calibri" w:eastAsia="Calibri" w:hAnsi="Calibri"/>
+          <w:b w:val="false"/>
+          <w:bCs w:val="false"/>
+          <w:i w:val="false"/>
+          <w:iCs w:val="false"/>
+          <w:color w:val="24303F"/>
+          <w:sz w:val="17"/>
+          <w:szCs w:val="17"/>
+        </w:rPr>
+        <w:t xml:space="preserve">[Trillet mark] + [GC mark]  AI receptionist for Google Calendar  • Native</w:t>
+      </w:r>
+    </w:p>
+    <w:p>
+      <w:pPr>
+        <w:spacing w:after="110" w:line="278"/>
+      </w:pPr>
+      <w:r>
+        <w:rPr>
+          <w:rFonts w:ascii="Calibri" w:cs="Calibri" w:eastAsia="Calibri" w:hAnsi="Calibri"/>
+          <w:b/>
+          <w:bCs/>
+          <w:i w:val="false"/>
+          <w:iCs w:val="false"/>
+          <w:color w:val="9A6B3F"/>
+          <w:sz w:val="15"/>
+          <w:szCs w:val="15"/>
+        </w:rPr>
         <w:t xml:space="preserve">H1:  </w:t>
       </w:r>
       <w:r>
@@ -324,7 +1033,7 @@
           <w:sz w:val="24"/>
           <w:szCs w:val="24"/>
         </w:rPr>
-        <w:t xml:space="preserve">A voice agent that books straight into Google Calendar</w:t>
+        <w:t xml:space="preserve">Your Google Calendar knows when you're free. Now it answers the phone.</w:t>
       </w:r>
     </w:p>
     <w:p>
@@ -355,7 +1064,7 @@
           <w:sz w:val="19"/>
           <w:szCs w:val="19"/>
         </w:rPr>
-        <w:t xml:space="preserve">Connect Trillet to Google Calendar and callers book, reschedule and cancel by talking. The agent reads your real availability the moment it is asked, offers only slots that are genuinely free, and writes the appointment in the caller's time zone. No double bookings, no phone tag, no after-hours voicemail.</w:t>
+        <w:t xml:space="preserve">Trillet's AI receptionist checks your Google Calendar while the caller is on the line, offers times that are genuinely free, and books the appointment straight into it. Google emails your caller the invite, and they can move or cancel it later with a quick call.</w:t>
       </w:r>
     </w:p>
     <w:p>
@@ -373,7 +1082,7 @@
           <w:highlight w:val="darkBlue"/>
           <w:highlightCs w:val="darkBlue"/>
         </w:rPr>
-        <w:t xml:space="preserve">  Start risk free  </w:t>
+        <w:t xml:space="preserve">  Try risk free  </w:t>
       </w:r>
       <w:r>
         <w:rPr>
@@ -383,9 +1092,101 @@
           <w:szCs w:val="18"/>
           <w:u w:val="single"/>
         </w:rPr>
-        <w:t xml:space="preserve">    Book a demo</w:t>
-      </w:r>
-    </w:p>
+        <w:t xml:space="preserve">    Try a live demo</w:t>
+      </w:r>
+    </w:p>
+    <w:p>
+      <w:pPr>
+        <w:spacing w:after="110" w:line="278"/>
+      </w:pPr>
+      <w:r>
+        <w:rPr>
+          <w:rFonts w:ascii="Calibri" w:cs="Calibri" w:eastAsia="Calibri" w:hAnsi="Calibri"/>
+          <w:b/>
+          <w:bCs/>
+          <w:i w:val="false"/>
+          <w:iCs w:val="false"/>
+          <w:color w:val="9A6B3F"/>
+          <w:sz w:val="15"/>
+          <w:szCs w:val="15"/>
+        </w:rPr>
+        <w:t xml:space="preserve">Trust line:  </w:t>
+      </w:r>
+      <w:r>
+        <w:rPr>
+          <w:rFonts w:ascii="Calibri" w:cs="Calibri" w:eastAsia="Calibri" w:hAnsi="Calibri"/>
+          <w:b w:val="false"/>
+          <w:bCs w:val="false"/>
+          <w:i w:val="false"/>
+          <w:iCs w:val="false"/>
+          <w:color w:val="24303F"/>
+          <w:sz w:val="17"/>
+          <w:szCs w:val="17"/>
+        </w:rPr>
+        <w:t xml:space="preserve">[AU flag] Proudly Australian owned   ·   ★ 4.6 on Trustpilot   ·   3,900+ businesses</w:t>
+      </w:r>
+    </w:p>
+    <w:tbl>
+      <w:tblPr>
+        <w:tblW w:type="dxa" w:w="9360"/>
+        <w:tblBorders>
+          <w:top w:val="none"/>
+          <w:left w:val="single" w:color="16223C" w:sz="18"/>
+          <w:bottom w:val="none"/>
+          <w:right w:val="none"/>
+          <w:insideH w:val="single" w:color="auto" w:sz="4"/>
+          <w:insideV w:val="single" w:color="auto" w:sz="4"/>
+        </w:tblBorders>
+      </w:tblPr>
+      <w:tblGrid>
+        <w:gridCol w:w="9360"/>
+      </w:tblGrid>
+      <w:tr>
+        <w:tc>
+          <w:tcPr>
+            <w:tcW w:type="dxa" w:w="9360"/>
+            <w:tcBorders>
+              <w:top w:val="none"/>
+              <w:left w:val="single" w:color="16223C" w:sz="18"/>
+              <w:bottom w:val="none"/>
+              <w:right w:val="none"/>
+            </w:tcBorders>
+            <w:shd w:fill="EDF0F6" w:color="auto" w:val="clear"/>
+            <w:tcMar>
+              <w:top w:type="dxa" w:w="90"/>
+              <w:left w:type="dxa" w:w="150"/>
+              <w:bottom w:type="dxa" w:w="90"/>
+              <w:right w:type="dxa" w:w="150"/>
+            </w:tcMar>
+          </w:tcPr>
+          <w:p>
+            <w:pPr>
+              <w:spacing w:after="0" w:line="264"/>
+            </w:pPr>
+            <w:r>
+              <w:rPr>
+                <w:rFonts w:ascii="Consolas" w:cs="Consolas" w:eastAsia="Consolas" w:hAnsi="Consolas"/>
+                <w:b/>
+                <w:bCs/>
+                <w:color w:val="16223C"/>
+                <w:sz w:val="13"/>
+                <w:szCs w:val="13"/>
+              </w:rPr>
+              <w:t xml:space="preserve">DESIGN NOTE.  </w:t>
+            </w:r>
+            <w:r>
+              <w:rPr>
+                <w:rFonts w:ascii="Calibri" w:cs="Calibri" w:eastAsia="Calibri" w:hAnsi="Calibri"/>
+                <w:color w:val="24303F"/>
+                <w:sz w:val="17"/>
+                <w:szCs w:val="17"/>
+              </w:rPr>
+              <w:t xml:space="preserve">Two-column hero on cream, H1 as two stacked sentences with “answers” in italic. Right column: pink stage holding a live call card, a Google Calendar day view overlapping it where the 2pm slot turns into a new event, and an invite email card sliding in beneath. The call loops.</w:t>
+            </w:r>
+          </w:p>
+        </w:tc>
+      </w:tr>
+    </w:tbl>
     <w:tbl>
       <w:tblPr>
         <w:tblW w:type="dxa" w:w="9360"/>
@@ -441,7 +1242,7 @@
                 <w:sz w:val="17"/>
                 <w:szCs w:val="17"/>
               </w:rPr>
-              <w:t xml:space="preserve">Split view: a caller on the phone with the Trillet agent, and a Google Calendar week filling in live. The agent has just offered “Thursday 2pm or Friday 10am” and, as the caller picks Thursday, a new event appears on the calendar with the caller's name and phone number.</w:t>
+              <w:t xml:space="preserve">The looping hero: a new caller asks for a massage on Thursday; the agent offers 10am or 2pm (both free in the day view, lunch shown as a blocked event); the caller picks 2pm and gives her name and email; a yellow-edged event appears at 2pm; an email card arrives reading “Invitation: Massage with Calm Hands Studio. Thu 9 Oct, 2pm to 3pm.” Illustrative business and names.</w:t>
             </w:r>
           </w:p>
         </w:tc>
@@ -461,7 +1262,7 @@
           <w:sz w:val="14"/>
           <w:szCs w:val="14"/>
         </w:rPr>
-        <w:t xml:space="preserve">SECTION 2 · TRUST STRIP</w:t>
+        <w:t xml:space="preserve">SECTION 2 · COMPLIANCE ON EVERY PLAN</w:t>
       </w:r>
     </w:p>
     <w:p>
@@ -475,11 +1276,42 @@
           <w:bCs/>
           <w:i w:val="false"/>
           <w:iCs w:val="false"/>
-          <w:color w:val="24303F"/>
-          <w:sz w:val="19"/>
-          <w:szCs w:val="19"/>
-        </w:rPr>
-        <w:t xml:space="preserve">Native Google Calendar integration.</w:t>
+          <w:color w:val="9A6B3F"/>
+          <w:sz w:val="15"/>
+          <w:szCs w:val="15"/>
+        </w:rPr>
+        <w:t xml:space="preserve">Pills:  </w:t>
+      </w:r>
+      <w:r>
+        <w:rPr>
+          <w:rFonts w:ascii="Calibri" w:cs="Calibri" w:eastAsia="Calibri" w:hAnsi="Calibri"/>
+          <w:b/>
+          <w:bCs/>
+          <w:i w:val="false"/>
+          <w:iCs w:val="false"/>
+          <w:color w:val="24303F"/>
+          <w:sz w:val="16"/>
+          <w:szCs w:val="16"/>
+        </w:rPr>
+        <w:t xml:space="preserve">SOC 2 Type II · ISO 27001 · HIPAA · GDPR · ACMA · TCPA · AU data residency</w:t>
+      </w:r>
+    </w:p>
+    <w:p>
+      <w:pPr>
+        <w:spacing w:after="110" w:line="278"/>
+      </w:pPr>
+      <w:r>
+        <w:rPr>
+          <w:rFonts w:ascii="Calibri" w:cs="Calibri" w:eastAsia="Calibri" w:hAnsi="Calibri"/>
+          <w:b/>
+          <w:bCs/>
+          <w:i w:val="false"/>
+          <w:iCs w:val="false"/>
+          <w:color w:val="9A6B3F"/>
+          <w:sz w:val="15"/>
+          <w:szCs w:val="15"/>
+        </w:rPr>
+        <w:t xml:space="preserve">Line:  </w:t>
       </w:r>
       <w:r>
         <w:rPr>
@@ -488,40 +1320,146 @@
           <w:bCs w:val="false"/>
           <w:i w:val="false"/>
           <w:iCs w:val="false"/>
+          <w:color w:val="24303F"/>
+          <w:sz w:val="20"/>
+          <w:szCs w:val="20"/>
+        </w:rPr>
+        <w:t xml:space="preserve">When you connect, Google asks you to allow two things: seeing your calendars, and creating and editing events. That is what lets Trillet find free times and book.</w:t>
+      </w:r>
+    </w:p>
+    <w:tbl>
+      <w:tblPr>
+        <w:tblW w:type="dxa" w:w="9360"/>
+        <w:tblBorders>
+          <w:top w:val="none"/>
+          <w:left w:val="single" w:color="16223C" w:sz="18"/>
+          <w:bottom w:val="none"/>
+          <w:right w:val="none"/>
+          <w:insideH w:val="single" w:color="auto" w:sz="4"/>
+          <w:insideV w:val="single" w:color="auto" w:sz="4"/>
+        </w:tblBorders>
+      </w:tblPr>
+      <w:tblGrid>
+        <w:gridCol w:w="9360"/>
+      </w:tblGrid>
+      <w:tr>
+        <w:tc>
+          <w:tcPr>
+            <w:tcW w:type="dxa" w:w="9360"/>
+            <w:tcBorders>
+              <w:top w:val="none"/>
+              <w:left w:val="single" w:color="16223C" w:sz="18"/>
+              <w:bottom w:val="none"/>
+              <w:right w:val="none"/>
+            </w:tcBorders>
+            <w:shd w:fill="EDF0F6" w:color="auto" w:val="clear"/>
+            <w:tcMar>
+              <w:top w:type="dxa" w:w="90"/>
+              <w:left w:type="dxa" w:w="150"/>
+              <w:bottom w:type="dxa" w:w="90"/>
+              <w:right w:type="dxa" w:w="150"/>
+            </w:tcMar>
+          </w:tcPr>
+          <w:p>
+            <w:pPr>
+              <w:spacing w:after="0" w:line="264"/>
+            </w:pPr>
+            <w:r>
+              <w:rPr>
+                <w:rFonts w:ascii="Consolas" w:cs="Consolas" w:eastAsia="Consolas" w:hAnsi="Consolas"/>
+                <w:b/>
+                <w:bCs/>
+                <w:color w:val="16223C"/>
+                <w:sz w:val="13"/>
+                <w:szCs w:val="13"/>
+              </w:rPr>
+              <w:t xml:space="preserve">DESIGN NOTE.  </w:t>
+            </w:r>
+            <w:r>
+              <w:rPr>
+                <w:rFonts w:ascii="Calibri" w:cs="Calibri" w:eastAsia="Calibri" w:hAnsi="Calibri"/>
+                <w:color w:val="24303F"/>
+                <w:sz w:val="17"/>
+                <w:szCs w:val="17"/>
+              </w:rPr>
+              <w:t xml:space="preserve">Same quiet white strip as the other integration pages; the right-hand line explains the Google permissions in plain words.</w:t>
+            </w:r>
+          </w:p>
+        </w:tc>
+      </w:tr>
+    </w:tbl>
+    <w:p>
+      <w:pPr>
+        <w:spacing w:after="30" w:before="130"/>
+      </w:pPr>
+      <w:r>
+        <w:rPr>
+          <w:rFonts w:ascii="Consolas" w:cs="Consolas" w:eastAsia="Consolas" w:hAnsi="Consolas"/>
+          <w:b/>
+          <w:bCs/>
+          <w:color w:val="9A6B3F"/>
+          <w:spacing w:val="12"/>
+          <w:sz w:val="14"/>
+          <w:szCs w:val="14"/>
+        </w:rPr>
+        <w:t xml:space="preserve">SECTION 3 · WHAT IT DOES</w:t>
+      </w:r>
+    </w:p>
+    <w:p>
+      <w:pPr>
+        <w:spacing w:after="110" w:line="278"/>
+      </w:pPr>
+      <w:r>
+        <w:rPr>
+          <w:rFonts w:ascii="Calibri" w:cs="Calibri" w:eastAsia="Calibri" w:hAnsi="Calibri"/>
+          <w:b/>
+          <w:bCs/>
+          <w:i w:val="false"/>
+          <w:iCs w:val="false"/>
+          <w:color w:val="9A6B3F"/>
+          <w:sz w:val="15"/>
+          <w:szCs w:val="15"/>
+        </w:rPr>
+        <w:t xml:space="preserve">Label:  </w:t>
+      </w:r>
+      <w:r>
+        <w:rPr>
+          <w:rFonts w:ascii="Calibri" w:cs="Calibri" w:eastAsia="Calibri" w:hAnsi="Calibri"/>
+          <w:b/>
+          <w:bCs/>
+          <w:i w:val="false"/>
+          <w:iCs w:val="false"/>
           <w:color w:val="5A6675"/>
-          <w:sz w:val="16"/>
-          <w:szCs w:val="16"/>
-        </w:rPr>
-        <w:t xml:space="preserve">   Compliance on every plan: </w:t>
-      </w:r>
-      <w:r>
-        <w:rPr>
-          <w:rFonts w:ascii="Calibri" w:cs="Calibri" w:eastAsia="Calibri" w:hAnsi="Calibri"/>
-          <w:b/>
-          <w:bCs/>
-          <w:i w:val="false"/>
-          <w:iCs w:val="false"/>
-          <w:color w:val="24303F"/>
-          <w:sz w:val="16"/>
-          <w:szCs w:val="16"/>
-        </w:rPr>
-        <w:t xml:space="preserve">SOC 2 Type II · ISO 27001 · HIPAA · GDPR · ACMA · TCPA · AU Data Residency</w:t>
-      </w:r>
-    </w:p>
-    <w:p>
-      <w:pPr>
-        <w:spacing w:after="50" w:before="170"/>
-      </w:pPr>
-      <w:r>
-        <w:rPr>
-          <w:rFonts w:ascii="Georgia" w:cs="Georgia" w:eastAsia="Georgia" w:hAnsi="Georgia"/>
-          <w:b/>
-          <w:bCs/>
+          <w:sz w:val="15"/>
+          <w:szCs w:val="15"/>
+        </w:rPr>
+        <w:t xml:space="preserve">WHAT IT DOES</w:t>
+      </w:r>
+      <w:r>
+        <w:rPr>
+          <w:rFonts w:ascii="Calibri" w:cs="Calibri" w:eastAsia="Calibri" w:hAnsi="Calibri"/>
+          <w:b/>
+          <w:bCs/>
+          <w:i w:val="false"/>
+          <w:iCs w:val="false"/>
+          <w:color w:val="9A6B3F"/>
+          <w:sz w:val="15"/>
+          <w:szCs w:val="15"/>
+        </w:rPr>
+        <w:t xml:space="preserve">     H2:  </w:t>
+      </w:r>
+      <w:r>
+        <w:rPr>
+          <w:rFonts w:ascii="Calibri" w:cs="Calibri" w:eastAsia="Calibri" w:hAnsi="Calibri"/>
+          <w:b/>
+          <w:bCs/>
+          <w:i w:val="false"/>
+          <w:iCs w:val="false"/>
           <w:color w:val="16223C"/>
-          <w:sz w:val="25"/>
-          <w:szCs w:val="25"/>
-        </w:rPr>
-        <w:t xml:space="preserve">What the integration does</w:t>
+          <w:sz w:val="21"/>
+          <w:szCs w:val="21"/>
+        </w:rPr>
+        <w:t xml:space="preserve">One calendar. Every call answered.</w:t>
       </w:r>
     </w:p>
     <w:tbl>
@@ -579,7 +1517,7 @@
                 <w:sz w:val="20"/>
                 <w:szCs w:val="20"/>
               </w:rPr>
-              <w:t xml:space="preserve">The Trillet + Google Calendar integration turns your calendar into a live booking line. The voice agent checks real-time availability before it offers a time, books the appointment directly into Google Calendar, and can reschedule or cancel an existing one on the same call. It reads free and busy across the calendars you connect, respects buffers and working hours, and confirms times in the caller's own time zone so nobody turns up an hour out.</w:t>
+              <w:t xml:space="preserve">Trillet's Google Calendar integration lets your AI receptionist book appointments into Google Calendar during a call. It checks the calendar for free time before offering a slot, books the appointment as an event on the calendar you choose, and Google emails the caller an invite. Callers can also move or cancel an appointment by phone. You set the appointment length (15, 30, 45 or 60 minutes, or your own) and bookings use your business's timezone. You connect it per agent, with a Google account that can edit the calendar.</w:t>
             </w:r>
           </w:p>
         </w:tc>
@@ -587,7 +1525,7 @@
     </w:tbl>
     <w:p>
       <w:pPr>
-        <w:spacing w:after="80" w:line="278"/>
+        <w:spacing w:after="110" w:line="278"/>
       </w:pPr>
       <w:r>
         <w:rPr>
@@ -600,45 +1538,161 @@
           <w:sz w:val="20"/>
           <w:szCs w:val="20"/>
         </w:rPr>
-        <w:t xml:space="preserve">A booking form only works when someone is willing to type. Plenty of callers will not: they ring because it is faster, or because it is after hours and they want it handled now. Trillet answers that call, works from the same Google Calendar your team already lives in, and books the slot before the caller hangs up.</w:t>
-      </w:r>
-    </w:p>
-    <w:p>
-      <w:pPr>
-        <w:spacing w:after="50" w:before="170"/>
-      </w:pPr>
-      <w:r>
-        <w:rPr>
-          <w:rFonts w:ascii="Georgia" w:cs="Georgia" w:eastAsia="Georgia" w:hAnsi="Georgia"/>
-          <w:b/>
-          <w:bCs/>
+        <w:t xml:space="preserve">If your day already lives in Google Calendar, you don't need a CRM or a separate booking app to take bookings by phone. The calendar you check every morning becomes the one your receptionist books into, even when you're with a client, on the tools or closed for the night.</w:t>
+      </w:r>
+    </w:p>
+    <w:tbl>
+      <w:tblPr>
+        <w:tblW w:type="dxa" w:w="9360"/>
+        <w:tblBorders>
+          <w:top w:val="none"/>
+          <w:left w:val="single" w:color="16223C" w:sz="18"/>
+          <w:bottom w:val="none"/>
+          <w:right w:val="none"/>
+          <w:insideH w:val="single" w:color="auto" w:sz="4"/>
+          <w:insideV w:val="single" w:color="auto" w:sz="4"/>
+        </w:tblBorders>
+      </w:tblPr>
+      <w:tblGrid>
+        <w:gridCol w:w="9360"/>
+      </w:tblGrid>
+      <w:tr>
+        <w:tc>
+          <w:tcPr>
+            <w:tcW w:type="dxa" w:w="9360"/>
+            <w:tcBorders>
+              <w:top w:val="none"/>
+              <w:left w:val="single" w:color="16223C" w:sz="18"/>
+              <w:bottom w:val="none"/>
+              <w:right w:val="none"/>
+            </w:tcBorders>
+            <w:shd w:fill="EDF0F6" w:color="auto" w:val="clear"/>
+            <w:tcMar>
+              <w:top w:type="dxa" w:w="90"/>
+              <w:left w:type="dxa" w:w="150"/>
+              <w:bottom w:type="dxa" w:w="90"/>
+              <w:right w:type="dxa" w:w="150"/>
+            </w:tcMar>
+          </w:tcPr>
+          <w:p>
+            <w:pPr>
+              <w:spacing w:after="0" w:line="264"/>
+            </w:pPr>
+            <w:r>
+              <w:rPr>
+                <w:rFonts w:ascii="Consolas" w:cs="Consolas" w:eastAsia="Consolas" w:hAnsi="Consolas"/>
+                <w:b/>
+                <w:bCs/>
+                <w:color w:val="16223C"/>
+                <w:sz w:val="13"/>
+                <w:szCs w:val="13"/>
+              </w:rPr>
+              <w:t xml:space="preserve">DESIGN NOTE.  </w:t>
+            </w:r>
+            <w:r>
+              <w:rPr>
+                <w:rFonts w:ascii="Calibri" w:cs="Calibri" w:eastAsia="Calibri" w:hAnsi="Calibri"/>
+                <w:color w:val="24303F"/>
+                <w:sz w:val="17"/>
+                <w:szCs w:val="17"/>
+              </w:rPr>
+              <w:t xml:space="preserve">Butter short-answer block with the ink “?” tile, as on the other integration pages. One paragraph, written to be lifted into an answer box.</w:t>
+            </w:r>
+          </w:p>
+        </w:tc>
+      </w:tr>
+    </w:tbl>
+    <w:p>
+      <w:pPr>
+        <w:spacing w:after="30" w:before="130"/>
+      </w:pPr>
+      <w:r>
+        <w:rPr>
+          <w:rFonts w:ascii="Consolas" w:cs="Consolas" w:eastAsia="Consolas" w:hAnsi="Consolas"/>
+          <w:b/>
+          <w:bCs/>
+          <w:color w:val="9A6B3F"/>
+          <w:spacing w:val="12"/>
+          <w:sz w:val="14"/>
+          <w:szCs w:val="14"/>
+        </w:rPr>
+        <w:t xml:space="preserve">SECTION 4 · YOUR CALENDAR IS THE RULEBOOK</w:t>
+      </w:r>
+    </w:p>
+    <w:p>
+      <w:pPr>
+        <w:spacing w:after="110" w:line="278"/>
+      </w:pPr>
+      <w:r>
+        <w:rPr>
+          <w:rFonts w:ascii="Calibri" w:cs="Calibri" w:eastAsia="Calibri" w:hAnsi="Calibri"/>
+          <w:b/>
+          <w:bCs/>
+          <w:i w:val="false"/>
+          <w:iCs w:val="false"/>
+          <w:color w:val="9A6B3F"/>
+          <w:sz w:val="15"/>
+          <w:szCs w:val="15"/>
+        </w:rPr>
+        <w:t xml:space="preserve">Label:  </w:t>
+      </w:r>
+      <w:r>
+        <w:rPr>
+          <w:rFonts w:ascii="Calibri" w:cs="Calibri" w:eastAsia="Calibri" w:hAnsi="Calibri"/>
+          <w:b/>
+          <w:bCs/>
+          <w:i w:val="false"/>
+          <w:iCs w:val="false"/>
+          <w:color w:val="5A6675"/>
+          <w:sz w:val="15"/>
+          <w:szCs w:val="15"/>
+        </w:rPr>
+        <w:t xml:space="preserve">YOUR CALENDAR IS THE RULEBOOK</w:t>
+      </w:r>
+      <w:r>
+        <w:rPr>
+          <w:rFonts w:ascii="Calibri" w:cs="Calibri" w:eastAsia="Calibri" w:hAnsi="Calibri"/>
+          <w:b/>
+          <w:bCs/>
+          <w:i w:val="false"/>
+          <w:iCs w:val="false"/>
+          <w:color w:val="9A6B3F"/>
+          <w:sz w:val="15"/>
+          <w:szCs w:val="15"/>
+        </w:rPr>
+        <w:t xml:space="preserve">     H2:  </w:t>
+      </w:r>
+      <w:r>
+        <w:rPr>
+          <w:rFonts w:ascii="Calibri" w:cs="Calibri" w:eastAsia="Calibri" w:hAnsi="Calibri"/>
+          <w:b/>
+          <w:bCs/>
+          <w:i w:val="false"/>
+          <w:iCs w:val="false"/>
           <w:color w:val="16223C"/>
-          <w:sz w:val="25"/>
-          <w:szCs w:val="25"/>
-        </w:rPr>
-        <w:t xml:space="preserve">What you can build</w:t>
-      </w:r>
-    </w:p>
-    <w:p>
-      <w:pPr>
-        <w:spacing w:after="16" w:before="110"/>
-      </w:pPr>
-      <w:r>
-        <w:rPr>
-          <w:rFonts w:ascii="Calibri" w:cs="Calibri" w:eastAsia="Calibri" w:hAnsi="Calibri"/>
-          <w:b/>
-          <w:bCs/>
-          <w:color w:val="16223C"/>
-          <w:sz w:val="20"/>
-          <w:szCs w:val="20"/>
-        </w:rPr>
-        <w:t xml:space="preserve">Real-time availability, never a double booking</w:t>
+          <w:sz w:val="21"/>
+          <w:szCs w:val="21"/>
+        </w:rPr>
+        <w:t xml:space="preserve">If it's on your calendar, it's off the table.</w:t>
       </w:r>
     </w:p>
     <w:p>
       <w:pPr>
         <w:spacing w:after="110" w:line="278"/>
       </w:pPr>
+      <w:r>
+        <w:rPr>
+          <w:rFonts w:ascii="Calibri" w:cs="Calibri" w:eastAsia="Calibri" w:hAnsi="Calibri"/>
+          <w:b/>
+          <w:bCs/>
+          <w:i w:val="false"/>
+          <w:iCs w:val="false"/>
+          <w:color w:val="9A6B3F"/>
+          <w:sz w:val="15"/>
+          <w:szCs w:val="15"/>
+        </w:rPr>
+        <w:t xml:space="preserve">Intro:  </w:t>
+      </w:r>
       <w:r>
         <w:rPr>
           <w:rFonts w:ascii="Calibri" w:cs="Calibri" w:eastAsia="Calibri" w:hAnsi="Calibri"/>
@@ -650,9 +1704,935 @@
           <w:sz w:val="20"/>
           <w:szCs w:val="20"/>
         </w:rPr>
-        <w:t xml:space="preserve">The agent queries Google Calendar at the moment of the call, so it only ever offers times that are actually open. If a slot fills between two calls, it is gone from the next caller's options automatically. Connect more than one calendar and the agent reads busy time across all of them, so a shared resource or a clinician who works across two diaries is never booked twice.</w:t>
-      </w:r>
-    </w:p>
+        <w:t xml:space="preserve">The agent treats any time without an event as free. So you control what callers can book the same way you already run your day: in Google Calendar.</w:t>
+      </w:r>
+    </w:p>
+    <w:p>
+      <w:pPr>
+        <w:pStyle w:val="ListParagraph"/>
+        <w:numPr>
+          <w:ilvl w:val="0"/>
+          <w:numId w:val="1"/>
+        </w:numPr>
+        <w:spacing w:after="50" w:line="272"/>
+      </w:pPr>
+      <w:r>
+        <w:rPr>
+          <w:rFonts w:ascii="Calibri" w:cs="Calibri" w:eastAsia="Calibri" w:hAnsi="Calibri"/>
+          <w:b/>
+          <w:bCs/>
+          <w:i w:val="false"/>
+          <w:iCs w:val="false"/>
+          <w:color w:val="24303F"/>
+          <w:sz w:val="20"/>
+          <w:szCs w:val="20"/>
+        </w:rPr>
+        <w:t xml:space="preserve">Block it and it's never offered. </w:t>
+      </w:r>
+      <w:r>
+        <w:rPr>
+          <w:rFonts w:ascii="Calibri" w:cs="Calibri" w:eastAsia="Calibri" w:hAnsi="Calibri"/>
+          <w:b w:val="false"/>
+          <w:bCs w:val="false"/>
+          <w:i w:val="false"/>
+          <w:iCs w:val="false"/>
+          <w:color w:val="24303F"/>
+          <w:sz w:val="20"/>
+          <w:szCs w:val="20"/>
+        </w:rPr>
+        <w:t xml:space="preserve">Lunch, days off, school pick-up, closed hours: add them as events and the agent won't offer those times.</w:t>
+      </w:r>
+    </w:p>
+    <w:p>
+      <w:pPr>
+        <w:pStyle w:val="ListParagraph"/>
+        <w:numPr>
+          <w:ilvl w:val="0"/>
+          <w:numId w:val="1"/>
+        </w:numPr>
+        <w:spacing w:after="50" w:line="272"/>
+      </w:pPr>
+      <w:r>
+        <w:rPr>
+          <w:rFonts w:ascii="Calibri" w:cs="Calibri" w:eastAsia="Calibri" w:hAnsi="Calibri"/>
+          <w:b/>
+          <w:bCs/>
+          <w:i w:val="false"/>
+          <w:iCs w:val="false"/>
+          <w:color w:val="24303F"/>
+          <w:sz w:val="20"/>
+          <w:szCs w:val="20"/>
+        </w:rPr>
+        <w:t xml:space="preserve">Or set your hours in the agent. </w:t>
+      </w:r>
+      <w:r>
+        <w:rPr>
+          <w:rFonts w:ascii="Calibri" w:cs="Calibri" w:eastAsia="Calibri" w:hAnsi="Calibri"/>
+          <w:b w:val="false"/>
+          <w:bCs w:val="false"/>
+          <w:i w:val="false"/>
+          <w:iCs w:val="false"/>
+          <w:color w:val="24303F"/>
+          <w:sz w:val="20"/>
+          <w:szCs w:val="20"/>
+        </w:rPr>
+        <w:t xml:space="preserve">Prefer not to block time? Add your opening hours to the agent's instructions instead.</w:t>
+      </w:r>
+    </w:p>
+    <w:p>
+      <w:pPr>
+        <w:pStyle w:val="ListParagraph"/>
+        <w:numPr>
+          <w:ilvl w:val="0"/>
+          <w:numId w:val="1"/>
+        </w:numPr>
+        <w:spacing w:after="50" w:line="272"/>
+      </w:pPr>
+      <w:r>
+        <w:rPr>
+          <w:rFonts w:ascii="Calibri" w:cs="Calibri" w:eastAsia="Calibri" w:hAnsi="Calibri"/>
+          <w:b/>
+          <w:bCs/>
+          <w:i w:val="false"/>
+          <w:iCs w:val="false"/>
+          <w:color w:val="24303F"/>
+          <w:sz w:val="20"/>
+          <w:szCs w:val="20"/>
+        </w:rPr>
+        <w:t xml:space="preserve">Pick the appointment length. </w:t>
+      </w:r>
+      <w:r>
+        <w:rPr>
+          <w:rFonts w:ascii="Calibri" w:cs="Calibri" w:eastAsia="Calibri" w:hAnsi="Calibri"/>
+          <w:b w:val="false"/>
+          <w:bCs w:val="false"/>
+          <w:i w:val="false"/>
+          <w:iCs w:val="false"/>
+          <w:color w:val="24303F"/>
+          <w:sz w:val="20"/>
+          <w:szCs w:val="20"/>
+        </w:rPr>
+        <w:t xml:space="preserve">15, 30, 45 or 60 minutes, or your own. The default is 30.</w:t>
+      </w:r>
+    </w:p>
+    <w:p>
+      <w:pPr>
+        <w:pStyle w:val="ListParagraph"/>
+        <w:numPr>
+          <w:ilvl w:val="0"/>
+          <w:numId w:val="1"/>
+        </w:numPr>
+        <w:spacing w:after="50" w:line="272"/>
+      </w:pPr>
+      <w:r>
+        <w:rPr>
+          <w:rFonts w:ascii="Calibri" w:cs="Calibri" w:eastAsia="Calibri" w:hAnsi="Calibri"/>
+          <w:b/>
+          <w:bCs/>
+          <w:i w:val="false"/>
+          <w:iCs w:val="false"/>
+          <w:color w:val="24303F"/>
+          <w:sz w:val="20"/>
+          <w:szCs w:val="20"/>
+        </w:rPr>
+        <w:t xml:space="preserve">Change your mind, change the calendar. </w:t>
+      </w:r>
+      <w:r>
+        <w:rPr>
+          <w:rFonts w:ascii="Calibri" w:cs="Calibri" w:eastAsia="Calibri" w:hAnsi="Calibri"/>
+          <w:b w:val="false"/>
+          <w:bCs w:val="false"/>
+          <w:i w:val="false"/>
+          <w:iCs w:val="false"/>
+          <w:color w:val="24303F"/>
+          <w:sz w:val="20"/>
+          <w:szCs w:val="20"/>
+        </w:rPr>
+        <w:t xml:space="preserve">The agent checks for free time before every offer, so a new event you add is respected on the next call.</w:t>
+      </w:r>
+    </w:p>
+    <w:tbl>
+      <w:tblPr>
+        <w:tblW w:type="dxa" w:w="9360"/>
+        <w:tblBorders>
+          <w:top w:val="none"/>
+          <w:left w:val="single" w:color="16223C" w:sz="18"/>
+          <w:bottom w:val="none"/>
+          <w:right w:val="none"/>
+          <w:insideH w:val="single" w:color="auto" w:sz="4"/>
+          <w:insideV w:val="single" w:color="auto" w:sz="4"/>
+        </w:tblBorders>
+      </w:tblPr>
+      <w:tblGrid>
+        <w:gridCol w:w="9360"/>
+      </w:tblGrid>
+      <w:tr>
+        <w:tc>
+          <w:tcPr>
+            <w:tcW w:type="dxa" w:w="9360"/>
+            <w:tcBorders>
+              <w:top w:val="none"/>
+              <w:left w:val="single" w:color="16223C" w:sz="18"/>
+              <w:bottom w:val="none"/>
+              <w:right w:val="none"/>
+            </w:tcBorders>
+            <w:shd w:fill="EDF0F6" w:color="auto" w:val="clear"/>
+            <w:tcMar>
+              <w:top w:type="dxa" w:w="90"/>
+              <w:left w:type="dxa" w:w="150"/>
+              <w:bottom w:type="dxa" w:w="90"/>
+              <w:right w:type="dxa" w:w="150"/>
+            </w:tcMar>
+          </w:tcPr>
+          <w:p>
+            <w:pPr>
+              <w:spacing w:after="0" w:line="264"/>
+            </w:pPr>
+            <w:r>
+              <w:rPr>
+                <w:rFonts w:ascii="Consolas" w:cs="Consolas" w:eastAsia="Consolas" w:hAnsi="Consolas"/>
+                <w:b/>
+                <w:bCs/>
+                <w:color w:val="16223C"/>
+                <w:sz w:val="13"/>
+                <w:szCs w:val="13"/>
+              </w:rPr>
+              <w:t xml:space="preserve">DESIGN NOTE.  </w:t>
+            </w:r>
+            <w:r>
+              <w:rPr>
+                <w:rFonts w:ascii="Calibri" w:cs="Calibri" w:eastAsia="Calibri" w:hAnsi="Calibri"/>
+                <w:color w:val="24303F"/>
+                <w:sz w:val="17"/>
+                <w:szCs w:val="17"/>
+              </w:rPr>
+              <w:t xml:space="preserve">A white card holding a one-day Google Calendar view (8am to 6pm) with a few existing events. Two controls above it: toggles for “Block lunch (12 to 1)” and “Close at 3pm”, and a segmented control for appointment length (15 / 30 / 45 / 60). Free slots the agent would offer are shown as green pills and recompute instantly. Caption: “Illustrative. Your agent reads your real calendar.”</w:t>
+            </w:r>
+          </w:p>
+        </w:tc>
+      </w:tr>
+    </w:tbl>
+    <w:p>
+      <w:pPr>
+        <w:spacing w:after="30" w:before="130"/>
+      </w:pPr>
+      <w:r>
+        <w:rPr>
+          <w:rFonts w:ascii="Consolas" w:cs="Consolas" w:eastAsia="Consolas" w:hAnsi="Consolas"/>
+          <w:b/>
+          <w:bCs/>
+          <w:color w:val="9A6B3F"/>
+          <w:spacing w:val="12"/>
+          <w:sz w:val="14"/>
+          <w:szCs w:val="14"/>
+        </w:rPr>
+        <w:t xml:space="preserve">SECTION 5 · WHAT YOUR CALLER GETS</w:t>
+      </w:r>
+    </w:p>
+    <w:p>
+      <w:pPr>
+        <w:spacing w:after="110" w:line="278"/>
+      </w:pPr>
+      <w:r>
+        <w:rPr>
+          <w:rFonts w:ascii="Calibri" w:cs="Calibri" w:eastAsia="Calibri" w:hAnsi="Calibri"/>
+          <w:b/>
+          <w:bCs/>
+          <w:i w:val="false"/>
+          <w:iCs w:val="false"/>
+          <w:color w:val="9A6B3F"/>
+          <w:sz w:val="15"/>
+          <w:szCs w:val="15"/>
+        </w:rPr>
+        <w:t xml:space="preserve">Label:  </w:t>
+      </w:r>
+      <w:r>
+        <w:rPr>
+          <w:rFonts w:ascii="Calibri" w:cs="Calibri" w:eastAsia="Calibri" w:hAnsi="Calibri"/>
+          <w:b/>
+          <w:bCs/>
+          <w:i w:val="false"/>
+          <w:iCs w:val="false"/>
+          <w:color w:val="5A6675"/>
+          <w:sz w:val="15"/>
+          <w:szCs w:val="15"/>
+        </w:rPr>
+        <w:t xml:space="preserve">WHAT YOUR CALLER GETS</w:t>
+      </w:r>
+      <w:r>
+        <w:rPr>
+          <w:rFonts w:ascii="Calibri" w:cs="Calibri" w:eastAsia="Calibri" w:hAnsi="Calibri"/>
+          <w:b/>
+          <w:bCs/>
+          <w:i w:val="false"/>
+          <w:iCs w:val="false"/>
+          <w:color w:val="9A6B3F"/>
+          <w:sz w:val="15"/>
+          <w:szCs w:val="15"/>
+        </w:rPr>
+        <w:t xml:space="preserve">     H2:  </w:t>
+      </w:r>
+      <w:r>
+        <w:rPr>
+          <w:rFonts w:ascii="Calibri" w:cs="Calibri" w:eastAsia="Calibri" w:hAnsi="Calibri"/>
+          <w:b/>
+          <w:bCs/>
+          <w:i w:val="false"/>
+          <w:iCs w:val="false"/>
+          <w:color w:val="16223C"/>
+          <w:sz w:val="21"/>
+          <w:szCs w:val="21"/>
+        </w:rPr>
+        <w:t xml:space="preserve">A real invite, not a voicemail.</w:t>
+      </w:r>
+    </w:p>
+    <w:p>
+      <w:pPr>
+        <w:spacing w:after="110" w:line="278"/>
+      </w:pPr>
+      <w:r>
+        <w:rPr>
+          <w:rFonts w:ascii="Calibri" w:cs="Calibri" w:eastAsia="Calibri" w:hAnsi="Calibri"/>
+          <w:b w:val="false"/>
+          <w:bCs w:val="false"/>
+          <w:i w:val="false"/>
+          <w:iCs w:val="false"/>
+          <w:color w:val="24303F"/>
+          <w:sz w:val="20"/>
+          <w:szCs w:val="20"/>
+        </w:rPr>
+        <w:t xml:space="preserve">To book, the agent asks for the caller's name and email address. It books the appointment and Google emails them a calendar invite, ready to add to their own calendar.</w:t>
+      </w:r>
+    </w:p>
+    <w:p>
+      <w:pPr>
+        <w:spacing w:after="110" w:line="278"/>
+      </w:pPr>
+      <w:r>
+        <w:rPr>
+          <w:rFonts w:ascii="Calibri" w:cs="Calibri" w:eastAsia="Calibri" w:hAnsi="Calibri"/>
+          <w:b w:val="false"/>
+          <w:bCs w:val="false"/>
+          <w:i w:val="false"/>
+          <w:iCs w:val="false"/>
+          <w:color w:val="24303F"/>
+          <w:sz w:val="20"/>
+          <w:szCs w:val="20"/>
+        </w:rPr>
+        <w:t xml:space="preserve">Need to move it? They call back. The agent finds the booking from the time they give and their name, email or phone number, then offers a new time or cancels it, and the slot opens up for the next caller.</w:t>
+      </w:r>
+    </w:p>
+    <w:tbl>
+      <w:tblPr>
+        <w:tblW w:type="dxa" w:w="9360"/>
+        <w:tblBorders>
+          <w:top w:val="none"/>
+          <w:left w:val="single" w:color="16223C" w:sz="18"/>
+          <w:bottom w:val="none"/>
+          <w:right w:val="none"/>
+          <w:insideH w:val="single" w:color="auto" w:sz="4"/>
+          <w:insideV w:val="single" w:color="auto" w:sz="4"/>
+        </w:tblBorders>
+      </w:tblPr>
+      <w:tblGrid>
+        <w:gridCol w:w="9360"/>
+      </w:tblGrid>
+      <w:tr>
+        <w:tc>
+          <w:tcPr>
+            <w:tcW w:type="dxa" w:w="9360"/>
+            <w:tcBorders>
+              <w:top w:val="none"/>
+              <w:left w:val="single" w:color="16223C" w:sz="18"/>
+              <w:bottom w:val="none"/>
+              <w:right w:val="none"/>
+            </w:tcBorders>
+            <w:shd w:fill="EDF0F6" w:color="auto" w:val="clear"/>
+            <w:tcMar>
+              <w:top w:type="dxa" w:w="90"/>
+              <w:left w:type="dxa" w:w="150"/>
+              <w:bottom w:type="dxa" w:w="90"/>
+              <w:right w:type="dxa" w:w="150"/>
+            </w:tcMar>
+          </w:tcPr>
+          <w:p>
+            <w:pPr>
+              <w:spacing w:after="0" w:line="264"/>
+            </w:pPr>
+            <w:r>
+              <w:rPr>
+                <w:rFonts w:ascii="Consolas" w:cs="Consolas" w:eastAsia="Consolas" w:hAnsi="Consolas"/>
+                <w:b/>
+                <w:bCs/>
+                <w:color w:val="16223C"/>
+                <w:sz w:val="13"/>
+                <w:szCs w:val="13"/>
+              </w:rPr>
+              <w:t xml:space="preserve">DESIGN NOTE.  </w:t>
+            </w:r>
+            <w:r>
+              <w:rPr>
+                <w:rFonts w:ascii="Calibri" w:cs="Calibri" w:eastAsia="Calibri" w:hAnsi="Calibri"/>
+                <w:color w:val="24303F"/>
+                <w:sz w:val="17"/>
+                <w:szCs w:val="17"/>
+              </w:rPr>
+              <w:t xml:space="preserve">Split block: left, an email card styled like a calendar invite (business name, appointment title, date and time, timezone). Right, a short three-line call transcript of a caller moving that appointment, with the event sliding to its new time.</w:t>
+            </w:r>
+          </w:p>
+        </w:tc>
+      </w:tr>
+    </w:tbl>
+    <w:p>
+      <w:pPr>
+        <w:spacing w:after="30" w:before="130"/>
+      </w:pPr>
+      <w:r>
+        <w:rPr>
+          <w:rFonts w:ascii="Consolas" w:cs="Consolas" w:eastAsia="Consolas" w:hAnsi="Consolas"/>
+          <w:b/>
+          <w:bCs/>
+          <w:color w:val="9A6B3F"/>
+          <w:spacing w:val="12"/>
+          <w:sz w:val="14"/>
+          <w:szCs w:val="14"/>
+        </w:rPr>
+        <w:t xml:space="preserve">SECTION 6 · HOW IT WORKS ON A CALL</w:t>
+      </w:r>
+    </w:p>
+    <w:p>
+      <w:pPr>
+        <w:spacing w:after="110" w:line="278"/>
+      </w:pPr>
+      <w:r>
+        <w:rPr>
+          <w:rFonts w:ascii="Calibri" w:cs="Calibri" w:eastAsia="Calibri" w:hAnsi="Calibri"/>
+          <w:b/>
+          <w:bCs/>
+          <w:i w:val="false"/>
+          <w:iCs w:val="false"/>
+          <w:color w:val="9A6B3F"/>
+          <w:sz w:val="15"/>
+          <w:szCs w:val="15"/>
+        </w:rPr>
+        <w:t xml:space="preserve">Label:  </w:t>
+      </w:r>
+      <w:r>
+        <w:rPr>
+          <w:rFonts w:ascii="Calibri" w:cs="Calibri" w:eastAsia="Calibri" w:hAnsi="Calibri"/>
+          <w:b/>
+          <w:bCs/>
+          <w:i w:val="false"/>
+          <w:iCs w:val="false"/>
+          <w:color w:val="5A6675"/>
+          <w:sz w:val="15"/>
+          <w:szCs w:val="15"/>
+        </w:rPr>
+        <w:t xml:space="preserve">HOW IT WORKS ON A CALL</w:t>
+      </w:r>
+      <w:r>
+        <w:rPr>
+          <w:rFonts w:ascii="Calibri" w:cs="Calibri" w:eastAsia="Calibri" w:hAnsi="Calibri"/>
+          <w:b/>
+          <w:bCs/>
+          <w:i w:val="false"/>
+          <w:iCs w:val="false"/>
+          <w:color w:val="9A6B3F"/>
+          <w:sz w:val="15"/>
+          <w:szCs w:val="15"/>
+        </w:rPr>
+        <w:t xml:space="preserve">     H2:  </w:t>
+      </w:r>
+      <w:r>
+        <w:rPr>
+          <w:rFonts w:ascii="Calibri" w:cs="Calibri" w:eastAsia="Calibri" w:hAnsi="Calibri"/>
+          <w:b/>
+          <w:bCs/>
+          <w:i w:val="false"/>
+          <w:iCs w:val="false"/>
+          <w:color w:val="16223C"/>
+          <w:sz w:val="21"/>
+          <w:szCs w:val="21"/>
+        </w:rPr>
+        <w:t xml:space="preserve">From hello to invite.</w:t>
+      </w:r>
+    </w:p>
+    <w:p>
+      <w:pPr>
+        <w:pStyle w:val="ListParagraph"/>
+        <w:numPr>
+          <w:ilvl w:val="0"/>
+          <w:numId w:val="2"/>
+        </w:numPr>
+        <w:spacing w:after="60" w:line="272"/>
+      </w:pPr>
+      <w:r>
+        <w:rPr>
+          <w:rFonts w:ascii="Calibri" w:cs="Calibri" w:eastAsia="Calibri" w:hAnsi="Calibri"/>
+          <w:b/>
+          <w:bCs/>
+          <w:i w:val="false"/>
+          <w:iCs w:val="false"/>
+          <w:color w:val="24303F"/>
+          <w:sz w:val="20"/>
+          <w:szCs w:val="20"/>
+        </w:rPr>
+        <w:t xml:space="preserve">It checks before it offers. </w:t>
+      </w:r>
+      <w:r>
+        <w:rPr>
+          <w:rFonts w:ascii="Calibri" w:cs="Calibri" w:eastAsia="Calibri" w:hAnsi="Calibri"/>
+          <w:b w:val="false"/>
+          <w:bCs w:val="false"/>
+          <w:i w:val="false"/>
+          <w:iCs w:val="false"/>
+          <w:color w:val="24303F"/>
+          <w:sz w:val="20"/>
+          <w:szCs w:val="20"/>
+        </w:rPr>
+        <w:t xml:space="preserve">Only times with no event in your calendar are offered.</w:t>
+      </w:r>
+    </w:p>
+    <w:p>
+      <w:pPr>
+        <w:pStyle w:val="ListParagraph"/>
+        <w:numPr>
+          <w:ilvl w:val="0"/>
+          <w:numId w:val="2"/>
+        </w:numPr>
+        <w:spacing w:after="60" w:line="272"/>
+      </w:pPr>
+      <w:r>
+        <w:rPr>
+          <w:rFonts w:ascii="Calibri" w:cs="Calibri" w:eastAsia="Calibri" w:hAnsi="Calibri"/>
+          <w:b/>
+          <w:bCs/>
+          <w:i w:val="false"/>
+          <w:iCs w:val="false"/>
+          <w:color w:val="24303F"/>
+          <w:sz w:val="20"/>
+          <w:szCs w:val="20"/>
+        </w:rPr>
+        <w:t xml:space="preserve">It takes the details. </w:t>
+      </w:r>
+      <w:r>
+        <w:rPr>
+          <w:rFonts w:ascii="Calibri" w:cs="Calibri" w:eastAsia="Calibri" w:hAnsi="Calibri"/>
+          <w:b w:val="false"/>
+          <w:bCs w:val="false"/>
+          <w:i w:val="false"/>
+          <w:iCs w:val="false"/>
+          <w:color w:val="24303F"/>
+          <w:sz w:val="20"/>
+          <w:szCs w:val="20"/>
+        </w:rPr>
+        <w:t xml:space="preserve">Name and email for the invite, plus anything else you've asked it to collect.</w:t>
+      </w:r>
+    </w:p>
+    <w:p>
+      <w:pPr>
+        <w:pStyle w:val="ListParagraph"/>
+        <w:numPr>
+          <w:ilvl w:val="0"/>
+          <w:numId w:val="2"/>
+        </w:numPr>
+        <w:spacing w:after="60" w:line="272"/>
+      </w:pPr>
+      <w:r>
+        <w:rPr>
+          <w:rFonts w:ascii="Calibri" w:cs="Calibri" w:eastAsia="Calibri" w:hAnsi="Calibri"/>
+          <w:b/>
+          <w:bCs/>
+          <w:i w:val="false"/>
+          <w:iCs w:val="false"/>
+          <w:color w:val="24303F"/>
+          <w:sz w:val="20"/>
+          <w:szCs w:val="20"/>
+        </w:rPr>
+        <w:t xml:space="preserve">It books, Google invites. </w:t>
+      </w:r>
+      <w:r>
+        <w:rPr>
+          <w:rFonts w:ascii="Calibri" w:cs="Calibri" w:eastAsia="Calibri" w:hAnsi="Calibri"/>
+          <w:b w:val="false"/>
+          <w:bCs w:val="false"/>
+          <w:i w:val="false"/>
+          <w:iCs w:val="false"/>
+          <w:color w:val="24303F"/>
+          <w:sz w:val="20"/>
+          <w:szCs w:val="20"/>
+        </w:rPr>
+        <w:t xml:space="preserve">The appointment lands on the calendar you chose and Google emails the caller.</w:t>
+      </w:r>
+    </w:p>
+    <w:p>
+      <w:pPr>
+        <w:pStyle w:val="ListParagraph"/>
+        <w:numPr>
+          <w:ilvl w:val="0"/>
+          <w:numId w:val="2"/>
+        </w:numPr>
+        <w:spacing w:after="60" w:line="272"/>
+      </w:pPr>
+      <w:r>
+        <w:rPr>
+          <w:rFonts w:ascii="Calibri" w:cs="Calibri" w:eastAsia="Calibri" w:hAnsi="Calibri"/>
+          <w:b/>
+          <w:bCs/>
+          <w:i w:val="false"/>
+          <w:iCs w:val="false"/>
+          <w:color w:val="24303F"/>
+          <w:sz w:val="20"/>
+          <w:szCs w:val="20"/>
+        </w:rPr>
+        <w:t xml:space="preserve">It moves or cancels on request. </w:t>
+      </w:r>
+      <w:r>
+        <w:rPr>
+          <w:rFonts w:ascii="Calibri" w:cs="Calibri" w:eastAsia="Calibri" w:hAnsi="Calibri"/>
+          <w:b w:val="false"/>
+          <w:bCs w:val="false"/>
+          <w:i w:val="false"/>
+          <w:iCs w:val="false"/>
+          <w:color w:val="24303F"/>
+          <w:sz w:val="20"/>
+          <w:szCs w:val="20"/>
+        </w:rPr>
+        <w:t xml:space="preserve">Found by the time plus the caller's name, email or phone number.</w:t>
+      </w:r>
+    </w:p>
+    <w:tbl>
+      <w:tblPr>
+        <w:tblW w:type="dxa" w:w="9360"/>
+        <w:tblBorders>
+          <w:top w:val="none"/>
+          <w:left w:val="single" w:color="16223C" w:sz="18"/>
+          <w:bottom w:val="none"/>
+          <w:right w:val="none"/>
+          <w:insideH w:val="single" w:color="auto" w:sz="4"/>
+          <w:insideV w:val="single" w:color="auto" w:sz="4"/>
+        </w:tblBorders>
+      </w:tblPr>
+      <w:tblGrid>
+        <w:gridCol w:w="9360"/>
+      </w:tblGrid>
+      <w:tr>
+        <w:tc>
+          <w:tcPr>
+            <w:tcW w:type="dxa" w:w="9360"/>
+            <w:tcBorders>
+              <w:top w:val="none"/>
+              <w:left w:val="single" w:color="16223C" w:sz="18"/>
+              <w:bottom w:val="none"/>
+              <w:right w:val="none"/>
+            </w:tcBorders>
+            <w:shd w:fill="EDF0F6" w:color="auto" w:val="clear"/>
+            <w:tcMar>
+              <w:top w:type="dxa" w:w="90"/>
+              <w:left w:type="dxa" w:w="150"/>
+              <w:bottom w:type="dxa" w:w="90"/>
+              <w:right w:type="dxa" w:w="150"/>
+            </w:tcMar>
+          </w:tcPr>
+          <w:p>
+            <w:pPr>
+              <w:spacing w:after="0" w:line="264"/>
+            </w:pPr>
+            <w:r>
+              <w:rPr>
+                <w:rFonts w:ascii="Consolas" w:cs="Consolas" w:eastAsia="Consolas" w:hAnsi="Consolas"/>
+                <w:b/>
+                <w:bCs/>
+                <w:color w:val="16223C"/>
+                <w:sz w:val="13"/>
+                <w:szCs w:val="13"/>
+              </w:rPr>
+              <w:t xml:space="preserve">DESIGN NOTE.  </w:t>
+            </w:r>
+            <w:r>
+              <w:rPr>
+                <w:rFonts w:ascii="Calibri" w:cs="Calibri" w:eastAsia="Calibri" w:hAnsi="Calibri"/>
+                <w:color w:val="24303F"/>
+                <w:sz w:val="17"/>
+                <w:szCs w:val="17"/>
+              </w:rPr>
+              <w:t xml:space="preserve">The shared four-card timeline component, with this page's copy and a pink tint behind the numbers.</w:t>
+            </w:r>
+          </w:p>
+        </w:tc>
+      </w:tr>
+    </w:tbl>
+    <w:p>
+      <w:pPr>
+        <w:spacing w:after="30" w:before="130"/>
+      </w:pPr>
+      <w:r>
+        <w:rPr>
+          <w:rFonts w:ascii="Consolas" w:cs="Consolas" w:eastAsia="Consolas" w:hAnsi="Consolas"/>
+          <w:b/>
+          <w:bCs/>
+          <w:color w:val="9A6B3F"/>
+          <w:spacing w:val="12"/>
+          <w:sz w:val="14"/>
+          <w:szCs w:val="14"/>
+        </w:rPr>
+        <w:t xml:space="preserve">SECTION 7 · MAKE IT YOURS</w:t>
+      </w:r>
+    </w:p>
+    <w:p>
+      <w:pPr>
+        <w:spacing w:after="110" w:line="278"/>
+      </w:pPr>
+      <w:r>
+        <w:rPr>
+          <w:rFonts w:ascii="Calibri" w:cs="Calibri" w:eastAsia="Calibri" w:hAnsi="Calibri"/>
+          <w:b/>
+          <w:bCs/>
+          <w:i w:val="false"/>
+          <w:iCs w:val="false"/>
+          <w:color w:val="9A6B3F"/>
+          <w:sz w:val="15"/>
+          <w:szCs w:val="15"/>
+        </w:rPr>
+        <w:t xml:space="preserve">Label:  </w:t>
+      </w:r>
+      <w:r>
+        <w:rPr>
+          <w:rFonts w:ascii="Calibri" w:cs="Calibri" w:eastAsia="Calibri" w:hAnsi="Calibri"/>
+          <w:b/>
+          <w:bCs/>
+          <w:i w:val="false"/>
+          <w:iCs w:val="false"/>
+          <w:color w:val="5A6675"/>
+          <w:sz w:val="15"/>
+          <w:szCs w:val="15"/>
+        </w:rPr>
+        <w:t xml:space="preserve">MAKE IT YOURS</w:t>
+      </w:r>
+      <w:r>
+        <w:rPr>
+          <w:rFonts w:ascii="Calibri" w:cs="Calibri" w:eastAsia="Calibri" w:hAnsi="Calibri"/>
+          <w:b/>
+          <w:bCs/>
+          <w:i w:val="false"/>
+          <w:iCs w:val="false"/>
+          <w:color w:val="9A6B3F"/>
+          <w:sz w:val="15"/>
+          <w:szCs w:val="15"/>
+        </w:rPr>
+        <w:t xml:space="preserve">     H2:  </w:t>
+      </w:r>
+      <w:r>
+        <w:rPr>
+          <w:rFonts w:ascii="Calibri" w:cs="Calibri" w:eastAsia="Calibri" w:hAnsi="Calibri"/>
+          <w:b/>
+          <w:bCs/>
+          <w:i w:val="false"/>
+          <w:iCs w:val="false"/>
+          <w:color w:val="16223C"/>
+          <w:sz w:val="21"/>
+          <w:szCs w:val="21"/>
+        </w:rPr>
+        <w:t xml:space="preserve">Booked your way.</w:t>
+      </w:r>
+    </w:p>
+    <w:p>
+      <w:pPr>
+        <w:spacing w:after="16" w:before="110"/>
+      </w:pPr>
+      <w:r>
+        <w:rPr>
+          <w:rFonts w:ascii="Calibri" w:cs="Calibri" w:eastAsia="Calibri" w:hAnsi="Calibri"/>
+          <w:b/>
+          <w:bCs/>
+          <w:color w:val="16223C"/>
+          <w:sz w:val="20"/>
+          <w:szCs w:val="20"/>
+        </w:rPr>
+        <w:t xml:space="preserve">Details to include</w:t>
+      </w:r>
+    </w:p>
+    <w:p>
+      <w:pPr>
+        <w:spacing w:after="110" w:line="278"/>
+      </w:pPr>
+      <w:r>
+        <w:rPr>
+          <w:rFonts w:ascii="Calibri" w:cs="Calibri" w:eastAsia="Calibri" w:hAnsi="Calibri"/>
+          <w:b w:val="false"/>
+          <w:bCs w:val="false"/>
+          <w:i w:val="false"/>
+          <w:iCs w:val="false"/>
+          <w:color w:val="24303F"/>
+          <w:sz w:val="20"/>
+          <w:szCs w:val="20"/>
+        </w:rPr>
+        <w:t xml:space="preserve">List what the agent should collect and write into the Google Calendar event, such as the caller's address or the type of service. You open the event and everything is there.</w:t>
+      </w:r>
+    </w:p>
+    <w:p>
+      <w:pPr>
+        <w:spacing w:after="16" w:before="110"/>
+      </w:pPr>
+      <w:r>
+        <w:rPr>
+          <w:rFonts w:ascii="Calibri" w:cs="Calibri" w:eastAsia="Calibri" w:hAnsi="Calibri"/>
+          <w:b/>
+          <w:bCs/>
+          <w:color w:val="16223C"/>
+          <w:sz w:val="20"/>
+          <w:szCs w:val="20"/>
+        </w:rPr>
+        <w:t xml:space="preserve">Instructions for each action</w:t>
+      </w:r>
+    </w:p>
+    <w:p>
+      <w:pPr>
+        <w:spacing w:after="110" w:line="278"/>
+      </w:pPr>
+      <w:r>
+        <w:rPr>
+          <w:rFonts w:ascii="Calibri" w:cs="Calibri" w:eastAsia="Calibri" w:hAnsi="Calibri"/>
+          <w:b w:val="false"/>
+          <w:bCs w:val="false"/>
+          <w:i w:val="false"/>
+          <w:iCs w:val="false"/>
+          <w:color w:val="24303F"/>
+          <w:sz w:val="20"/>
+          <w:szCs w:val="20"/>
+        </w:rPr>
+        <w:t xml:space="preserve">Each action comes with Trillet's instructions for when and how to use it. Edit them to fit how you work, switch them off, or click Reset to go back to the default.</w:t>
+      </w:r>
+    </w:p>
+    <w:p>
+      <w:pPr>
+        <w:spacing w:after="16" w:before="110"/>
+      </w:pPr>
+      <w:r>
+        <w:rPr>
+          <w:rFonts w:ascii="Calibri" w:cs="Calibri" w:eastAsia="Calibri" w:hAnsi="Calibri"/>
+          <w:b/>
+          <w:bCs/>
+          <w:color w:val="16223C"/>
+          <w:sz w:val="20"/>
+          <w:szCs w:val="20"/>
+        </w:rPr>
+        <w:t xml:space="preserve">What it says while it works</w:t>
+      </w:r>
+    </w:p>
+    <w:p>
+      <w:pPr>
+        <w:spacing w:after="110" w:line="278"/>
+      </w:pPr>
+      <w:r>
+        <w:rPr>
+          <w:rFonts w:ascii="Calibri" w:cs="Calibri" w:eastAsia="Calibri" w:hAnsi="Calibri"/>
+          <w:b w:val="false"/>
+          <w:bCs w:val="false"/>
+          <w:i w:val="false"/>
+          <w:iCs w:val="false"/>
+          <w:color w:val="24303F"/>
+          <w:sz w:val="20"/>
+          <w:szCs w:val="20"/>
+        </w:rPr>
+        <w:t xml:space="preserve">Set the line the agent uses while it checks, books, moves or cancels, such as “One moment, let me check what's available.”</w:t>
+      </w:r>
+    </w:p>
+    <w:p>
+      <w:pPr>
+        <w:spacing w:after="16" w:before="110"/>
+      </w:pPr>
+      <w:r>
+        <w:rPr>
+          <w:rFonts w:ascii="Calibri" w:cs="Calibri" w:eastAsia="Calibri" w:hAnsi="Calibri"/>
+          <w:b/>
+          <w:bCs/>
+          <w:color w:val="16223C"/>
+          <w:sz w:val="20"/>
+          <w:szCs w:val="20"/>
+        </w:rPr>
+        <w:t xml:space="preserve">Only the actions you want</w:t>
+      </w:r>
+    </w:p>
+    <w:p>
+      <w:pPr>
+        <w:spacing w:after="110" w:line="278"/>
+      </w:pPr>
+      <w:r>
+        <w:rPr>
+          <w:rFonts w:ascii="Calibri" w:cs="Calibri" w:eastAsia="Calibri" w:hAnsi="Calibri"/>
+          <w:b w:val="false"/>
+          <w:bCs w:val="false"/>
+          <w:i w:val="false"/>
+          <w:iCs w:val="false"/>
+          <w:color w:val="24303F"/>
+          <w:sz w:val="20"/>
+          <w:szCs w:val="20"/>
+        </w:rPr>
+        <w:t xml:space="preserve">Check availability, Book an appointment, Reschedule and Cancel. Add or remove each one, so the agent does exactly what you want and nothing you don't.</w:t>
+      </w:r>
+    </w:p>
+    <w:tbl>
+      <w:tblPr>
+        <w:tblW w:type="dxa" w:w="9360"/>
+        <w:tblBorders>
+          <w:top w:val="none"/>
+          <w:left w:val="single" w:color="16223C" w:sz="18"/>
+          <w:bottom w:val="none"/>
+          <w:right w:val="none"/>
+          <w:insideH w:val="single" w:color="auto" w:sz="4"/>
+          <w:insideV w:val="single" w:color="auto" w:sz="4"/>
+        </w:tblBorders>
+      </w:tblPr>
+      <w:tblGrid>
+        <w:gridCol w:w="9360"/>
+      </w:tblGrid>
+      <w:tr>
+        <w:tc>
+          <w:tcPr>
+            <w:tcW w:type="dxa" w:w="9360"/>
+            <w:tcBorders>
+              <w:top w:val="none"/>
+              <w:left w:val="single" w:color="16223C" w:sz="18"/>
+              <w:bottom w:val="none"/>
+              <w:right w:val="none"/>
+            </w:tcBorders>
+            <w:shd w:fill="EDF0F6" w:color="auto" w:val="clear"/>
+            <w:tcMar>
+              <w:top w:type="dxa" w:w="90"/>
+              <w:left w:type="dxa" w:w="150"/>
+              <w:bottom w:type="dxa" w:w="90"/>
+              <w:right w:type="dxa" w:w="150"/>
+            </w:tcMar>
+          </w:tcPr>
+          <w:p>
+            <w:pPr>
+              <w:spacing w:after="0" w:line="264"/>
+            </w:pPr>
+            <w:r>
+              <w:rPr>
+                <w:rFonts w:ascii="Consolas" w:cs="Consolas" w:eastAsia="Consolas" w:hAnsi="Consolas"/>
+                <w:b/>
+                <w:bCs/>
+                <w:color w:val="16223C"/>
+                <w:sz w:val="13"/>
+                <w:szCs w:val="13"/>
+              </w:rPr>
+              <w:t xml:space="preserve">DESIGN NOTE.  </w:t>
+            </w:r>
+            <w:r>
+              <w:rPr>
+                <w:rFonts w:ascii="Calibri" w:cs="Calibri" w:eastAsia="Calibri" w:hAnsi="Calibri"/>
+                <w:color w:val="24303F"/>
+                <w:sz w:val="17"/>
+                <w:szCs w:val="17"/>
+              </w:rPr>
+              <w:t xml:space="preserve">Two by two tinted cards (butter, sky, soft blue, sand). The first card shows a mini event with “Address” and “Service” lines filled in.</w:t>
+            </w:r>
+          </w:p>
+        </w:tc>
+      </w:tr>
+    </w:tbl>
     <w:tbl>
       <w:tblPr>
         <w:tblW w:type="dxa" w:w="9360"/>
@@ -708,7 +2688,7 @@
                 <w:sz w:val="17"/>
                 <w:szCs w:val="17"/>
               </w:rPr>
-              <w:t xml:space="preserve">The agent's slot-finding view over a Google Calendar: greyed-out busy blocks, three green open slots it is about to offer, and a buffer setting (“15 min between appointments”) applied automatically.</w:t>
+              <w:t xml:space="preserve">Book an appointment's settings showing Details to include, and a function's settings showing Additional instructions with Reset and the switch.</w:t>
             </w:r>
           </w:p>
         </w:tc>
@@ -716,24 +2696,100 @@
     </w:tbl>
     <w:p>
       <w:pPr>
-        <w:spacing w:after="16" w:before="110"/>
-      </w:pPr>
-      <w:r>
-        <w:rPr>
-          <w:rFonts w:ascii="Calibri" w:cs="Calibri" w:eastAsia="Calibri" w:hAnsi="Calibri"/>
-          <w:b/>
-          <w:bCs/>
+        <w:spacing w:after="30" w:before="130"/>
+      </w:pPr>
+      <w:r>
+        <w:rPr>
+          <w:rFonts w:ascii="Consolas" w:cs="Consolas" w:eastAsia="Consolas" w:hAnsi="Consolas"/>
+          <w:b/>
+          <w:bCs/>
+          <w:color w:val="9A6B3F"/>
+          <w:spacing w:val="12"/>
+          <w:sz w:val="14"/>
+          <w:szCs w:val="14"/>
+        </w:rPr>
+        <w:t xml:space="preserve">SECTION 8 · SETUP</w:t>
+      </w:r>
+    </w:p>
+    <w:p>
+      <w:pPr>
+        <w:spacing w:after="110" w:line="278"/>
+      </w:pPr>
+      <w:r>
+        <w:rPr>
+          <w:rFonts w:ascii="Calibri" w:cs="Calibri" w:eastAsia="Calibri" w:hAnsi="Calibri"/>
+          <w:b/>
+          <w:bCs/>
+          <w:i w:val="false"/>
+          <w:iCs w:val="false"/>
+          <w:color w:val="9A6B3F"/>
+          <w:sz w:val="15"/>
+          <w:szCs w:val="15"/>
+        </w:rPr>
+        <w:t xml:space="preserve">Label:  </w:t>
+      </w:r>
+      <w:r>
+        <w:rPr>
+          <w:rFonts w:ascii="Calibri" w:cs="Calibri" w:eastAsia="Calibri" w:hAnsi="Calibri"/>
+          <w:b/>
+          <w:bCs/>
+          <w:i w:val="false"/>
+          <w:iCs w:val="false"/>
+          <w:color w:val="5A6675"/>
+          <w:sz w:val="15"/>
+          <w:szCs w:val="15"/>
+        </w:rPr>
+        <w:t xml:space="preserve">SETUP</w:t>
+      </w:r>
+      <w:r>
+        <w:rPr>
+          <w:rFonts w:ascii="Calibri" w:cs="Calibri" w:eastAsia="Calibri" w:hAnsi="Calibri"/>
+          <w:b/>
+          <w:bCs/>
+          <w:i w:val="false"/>
+          <w:iCs w:val="false"/>
+          <w:color w:val="9A6B3F"/>
+          <w:sz w:val="15"/>
+          <w:szCs w:val="15"/>
+        </w:rPr>
+        <w:t xml:space="preserve">     H2:  </w:t>
+      </w:r>
+      <w:r>
+        <w:rPr>
+          <w:rFonts w:ascii="Calibri" w:cs="Calibri" w:eastAsia="Calibri" w:hAnsi="Calibri"/>
+          <w:b/>
+          <w:bCs/>
+          <w:i w:val="false"/>
+          <w:iCs w:val="false"/>
           <w:color w:val="16223C"/>
-          <w:sz w:val="20"/>
-          <w:szCs w:val="20"/>
-        </w:rPr>
-        <w:t xml:space="preserve">Book, reschedule and cancel on one call</w:t>
-      </w:r>
-    </w:p>
-    <w:p>
-      <w:pPr>
-        <w:spacing w:after="110" w:line="278"/>
-      </w:pPr>
+          <w:sz w:val="21"/>
+          <w:szCs w:val="21"/>
+        </w:rPr>
+        <w:t xml:space="preserve">Connected in four steps. Signed in with Google.</w:t>
+      </w:r>
+    </w:p>
+    <w:p>
+      <w:pPr>
+        <w:pStyle w:val="ListParagraph"/>
+        <w:numPr>
+          <w:ilvl w:val="0"/>
+          <w:numId w:val="3"/>
+        </w:numPr>
+        <w:spacing w:after="60" w:line="272"/>
+      </w:pPr>
+      <w:r>
+        <w:rPr>
+          <w:rFonts w:ascii="Calibri" w:cs="Calibri" w:eastAsia="Calibri" w:hAnsi="Calibri"/>
+          <w:b/>
+          <w:bCs/>
+          <w:i w:val="false"/>
+          <w:iCs w:val="false"/>
+          <w:color w:val="24303F"/>
+          <w:sz w:val="20"/>
+          <w:szCs w:val="20"/>
+        </w:rPr>
+        <w:t xml:space="preserve">Connect your Google account. </w:t>
+      </w:r>
       <w:r>
         <w:rPr>
           <w:rFonts w:ascii="Calibri" w:cs="Calibri" w:eastAsia="Calibri" w:hAnsi="Calibri"/>
@@ -745,29 +2801,31 @@
           <w:sz w:val="20"/>
           <w:szCs w:val="20"/>
         </w:rPr>
-        <w:t xml:space="preserve">Booking is only half of it. A caller who needs to move an appointment can do it by voice: the agent finds their existing event, offers new times, updates Google Calendar, and sends the caller and your team the amended details. A cancellation frees the slot immediately, so the next caller can take it. The work that used to mean a call, a hold, and a manual calendar edit now finishes in one conversation.</w:t>
-      </w:r>
-    </w:p>
-    <w:p>
-      <w:pPr>
-        <w:spacing w:after="16" w:before="110"/>
-      </w:pPr>
-      <w:r>
-        <w:rPr>
-          <w:rFonts w:ascii="Calibri" w:cs="Calibri" w:eastAsia="Calibri" w:hAnsi="Calibri"/>
-          <w:b/>
-          <w:bCs/>
-          <w:color w:val="16223C"/>
-          <w:sz w:val="20"/>
-          <w:szCs w:val="20"/>
-        </w:rPr>
-        <w:t xml:space="preserve">Time zones handled for you</w:t>
-      </w:r>
-    </w:p>
-    <w:p>
-      <w:pPr>
-        <w:spacing w:after="110" w:line="278"/>
-      </w:pPr>
+        <w:t xml:space="preserve">In your agent, open Advanced Settings, then Integrations, click the Google Calendar tile and Connect Google Calendar. Sign in with the account that owns the calendar and allow Trillet to see your calendars and to create and edit events.</w:t>
+      </w:r>
+    </w:p>
+    <w:p>
+      <w:pPr>
+        <w:pStyle w:val="ListParagraph"/>
+        <w:numPr>
+          <w:ilvl w:val="0"/>
+          <w:numId w:val="3"/>
+        </w:numPr>
+        <w:spacing w:after="60" w:line="272"/>
+      </w:pPr>
+      <w:r>
+        <w:rPr>
+          <w:rFonts w:ascii="Calibri" w:cs="Calibri" w:eastAsia="Calibri" w:hAnsi="Calibri"/>
+          <w:b/>
+          <w:bCs/>
+          <w:i w:val="false"/>
+          <w:iCs w:val="false"/>
+          <w:color w:val="24303F"/>
+          <w:sz w:val="20"/>
+          <w:szCs w:val="20"/>
+        </w:rPr>
+        <w:t xml:space="preserve">Choose the calendar, length and timezone. </w:t>
+      </w:r>
       <w:r>
         <w:rPr>
           <w:rFonts w:ascii="Calibri" w:cs="Calibri" w:eastAsia="Calibri" w:hAnsi="Calibri"/>
@@ -779,9 +2837,142 @@
           <w:sz w:val="20"/>
           <w:szCs w:val="20"/>
         </w:rPr>
-        <w:t xml:space="preserve">The agent confirms the appointment in the caller's time zone and stores it correctly in your Google Calendar, which stays in yours. For a clinic with patients across states, or a consultant taking calls from other countries, that removes the single most common booking error: the right time in the wrong zone. Working hours and blackout dates are respected, so nobody books a 3am slot.</w:t>
-      </w:r>
-    </w:p>
+        <w:t xml:space="preserve">Select Calendar (your primary calendar until you change it), Slot Duration, and Agent Location (Timezone). The timezone is required; Trillet fills it in from your calendar when it can.</w:t>
+      </w:r>
+    </w:p>
+    <w:p>
+      <w:pPr>
+        <w:pStyle w:val="ListParagraph"/>
+        <w:numPr>
+          <w:ilvl w:val="0"/>
+          <w:numId w:val="3"/>
+        </w:numPr>
+        <w:spacing w:after="60" w:line="272"/>
+      </w:pPr>
+      <w:r>
+        <w:rPr>
+          <w:rFonts w:ascii="Calibri" w:cs="Calibri" w:eastAsia="Calibri" w:hAnsi="Calibri"/>
+          <w:b/>
+          <w:bCs/>
+          <w:i w:val="false"/>
+          <w:iCs w:val="false"/>
+          <w:color w:val="24303F"/>
+          <w:sz w:val="20"/>
+          <w:szCs w:val="20"/>
+        </w:rPr>
+        <w:t xml:space="preserve">Choose what the agent can do. </w:t>
+      </w:r>
+      <w:r>
+        <w:rPr>
+          <w:rFonts w:ascii="Calibri" w:cs="Calibri" w:eastAsia="Calibri" w:hAnsi="Calibri"/>
+          <w:b w:val="false"/>
+          <w:bCs w:val="false"/>
+          <w:i w:val="false"/>
+          <w:iCs w:val="false"/>
+          <w:color w:val="24303F"/>
+          <w:sz w:val="20"/>
+          <w:szCs w:val="20"/>
+        </w:rPr>
+        <w:t xml:space="preserve">Check availability, Book an appointment, Reschedule and Cancel. Optionally set what it says and the details to include.</w:t>
+      </w:r>
+    </w:p>
+    <w:p>
+      <w:pPr>
+        <w:pStyle w:val="ListParagraph"/>
+        <w:numPr>
+          <w:ilvl w:val="0"/>
+          <w:numId w:val="3"/>
+        </w:numPr>
+        <w:spacing w:after="60" w:line="272"/>
+      </w:pPr>
+      <w:r>
+        <w:rPr>
+          <w:rFonts w:ascii="Calibri" w:cs="Calibri" w:eastAsia="Calibri" w:hAnsi="Calibri"/>
+          <w:b/>
+          <w:bCs/>
+          <w:i w:val="false"/>
+          <w:iCs w:val="false"/>
+          <w:color w:val="24303F"/>
+          <w:sz w:val="20"/>
+          <w:szCs w:val="20"/>
+        </w:rPr>
+        <w:t xml:space="preserve">Save, publish and test. </w:t>
+      </w:r>
+      <w:r>
+        <w:rPr>
+          <w:rFonts w:ascii="Calibri" w:cs="Calibri" w:eastAsia="Calibri" w:hAnsi="Calibri"/>
+          <w:b w:val="false"/>
+          <w:bCs w:val="false"/>
+          <w:i w:val="false"/>
+          <w:iCs w:val="false"/>
+          <w:color w:val="24303F"/>
+          <w:sz w:val="20"/>
+          <w:szCs w:val="20"/>
+        </w:rPr>
+        <w:t xml:space="preserve">Click Save settings, then Publish Changes. Make a test call, book a time you know is free, and check the event lands at the right local time. Then move it and cancel it.</w:t>
+      </w:r>
+    </w:p>
+    <w:tbl>
+      <w:tblPr>
+        <w:tblW w:type="dxa" w:w="9360"/>
+        <w:tblBorders>
+          <w:top w:val="none"/>
+          <w:left w:val="single" w:color="16223C" w:sz="18"/>
+          <w:bottom w:val="none"/>
+          <w:right w:val="none"/>
+          <w:insideH w:val="single" w:color="auto" w:sz="4"/>
+          <w:insideV w:val="single" w:color="auto" w:sz="4"/>
+        </w:tblBorders>
+      </w:tblPr>
+      <w:tblGrid>
+        <w:gridCol w:w="9360"/>
+      </w:tblGrid>
+      <w:tr>
+        <w:tc>
+          <w:tcPr>
+            <w:tcW w:type="dxa" w:w="9360"/>
+            <w:tcBorders>
+              <w:top w:val="none"/>
+              <w:left w:val="single" w:color="16223C" w:sz="18"/>
+              <w:bottom w:val="none"/>
+              <w:right w:val="none"/>
+            </w:tcBorders>
+            <w:shd w:fill="EDF0F6" w:color="auto" w:val="clear"/>
+            <w:tcMar>
+              <w:top w:type="dxa" w:w="90"/>
+              <w:left w:type="dxa" w:w="150"/>
+              <w:bottom w:type="dxa" w:w="90"/>
+              <w:right w:type="dxa" w:w="150"/>
+            </w:tcMar>
+          </w:tcPr>
+          <w:p>
+            <w:pPr>
+              <w:spacing w:after="0" w:line="264"/>
+            </w:pPr>
+            <w:r>
+              <w:rPr>
+                <w:rFonts w:ascii="Consolas" w:cs="Consolas" w:eastAsia="Consolas" w:hAnsi="Consolas"/>
+                <w:b/>
+                <w:bCs/>
+                <w:color w:val="16223C"/>
+                <w:sz w:val="13"/>
+                <w:szCs w:val="13"/>
+              </w:rPr>
+              <w:t xml:space="preserve">DESIGN NOTE.  </w:t>
+            </w:r>
+            <w:r>
+              <w:rPr>
+                <w:rFonts w:ascii="Calibri" w:cs="Calibri" w:eastAsia="Calibri" w:hAnsi="Calibri"/>
+                <w:color w:val="24303F"/>
+                <w:sz w:val="17"/>
+                <w:szCs w:val="17"/>
+              </w:rPr>
+              <w:t xml:space="preserve">Interactive split as on the other pages: steps left, sticky settings panel right showing Connected (Google account), Select Calendar, Slot Duration, Agent Location (Timezone), the four functions marked Added, and Save settings / Publish Changes. Each step lights up its fields.</w:t>
+            </w:r>
+          </w:p>
+        </w:tc>
+      </w:tr>
+    </w:tbl>
     <w:tbl>
       <w:tblPr>
         <w:tblW w:type="dxa" w:w="9360"/>
@@ -837,7 +3028,7 @@
                 <w:sz w:val="17"/>
                 <w:szCs w:val="17"/>
               </w:rPr>
-              <w:t xml:space="preserve">A confirmation moment: the caller hears “That is 10am Thursday your time, which I have booked”, and the Google Calendar event shows the correct local time with both time zones noted in the description.</w:t>
+              <w:t xml:space="preserve">Replace the mock with real screenshots in the same layout: the Integrations tile, Google's permission screen, the connected window with Select Calendar, Slot Duration, Agent Location (Timezone) and Functions, and a booked test event in Google Calendar.</w:t>
             </w:r>
           </w:p>
         </w:tc>
@@ -845,36 +3036,76 @@
     </w:tbl>
     <w:p>
       <w:pPr>
-        <w:spacing w:after="50" w:before="170"/>
-      </w:pPr>
-      <w:r>
-        <w:rPr>
-          <w:rFonts w:ascii="Georgia" w:cs="Georgia" w:eastAsia="Georgia" w:hAnsi="Georgia"/>
-          <w:b/>
-          <w:bCs/>
+        <w:spacing w:after="30" w:before="130"/>
+      </w:pPr>
+      <w:r>
+        <w:rPr>
+          <w:rFonts w:ascii="Consolas" w:cs="Consolas" w:eastAsia="Consolas" w:hAnsi="Consolas"/>
+          <w:b/>
+          <w:bCs/>
+          <w:color w:val="9A6B3F"/>
+          <w:spacing w:val="12"/>
+          <w:sz w:val="14"/>
+          <w:szCs w:val="14"/>
+        </w:rPr>
+        <w:t xml:space="preserve">SECTION 9 · BUILT FOR APPOINTMENT BUSINESSES</w:t>
+      </w:r>
+    </w:p>
+    <w:p>
+      <w:pPr>
+        <w:spacing w:after="110" w:line="278"/>
+      </w:pPr>
+      <w:r>
+        <w:rPr>
+          <w:rFonts w:ascii="Calibri" w:cs="Calibri" w:eastAsia="Calibri" w:hAnsi="Calibri"/>
+          <w:b/>
+          <w:bCs/>
+          <w:i w:val="false"/>
+          <w:iCs w:val="false"/>
+          <w:color w:val="9A6B3F"/>
+          <w:sz w:val="15"/>
+          <w:szCs w:val="15"/>
+        </w:rPr>
+        <w:t xml:space="preserve">Label:  </w:t>
+      </w:r>
+      <w:r>
+        <w:rPr>
+          <w:rFonts w:ascii="Calibri" w:cs="Calibri" w:eastAsia="Calibri" w:hAnsi="Calibri"/>
+          <w:b/>
+          <w:bCs/>
+          <w:i w:val="false"/>
+          <w:iCs w:val="false"/>
+          <w:color w:val="5A6675"/>
+          <w:sz w:val="15"/>
+          <w:szCs w:val="15"/>
+        </w:rPr>
+        <w:t xml:space="preserve">BUILT FOR APPOINTMENT BUSINESSES</w:t>
+      </w:r>
+      <w:r>
+        <w:rPr>
+          <w:rFonts w:ascii="Calibri" w:cs="Calibri" w:eastAsia="Calibri" w:hAnsi="Calibri"/>
+          <w:b/>
+          <w:bCs/>
+          <w:i w:val="false"/>
+          <w:iCs w:val="false"/>
+          <w:color w:val="9A6B3F"/>
+          <w:sz w:val="15"/>
+          <w:szCs w:val="15"/>
+        </w:rPr>
+        <w:t xml:space="preserve">     H2:  </w:t>
+      </w:r>
+      <w:r>
+        <w:rPr>
+          <w:rFonts w:ascii="Calibri" w:cs="Calibri" w:eastAsia="Calibri" w:hAnsi="Calibri"/>
+          <w:b/>
+          <w:bCs/>
+          <w:i w:val="false"/>
+          <w:iCs w:val="false"/>
           <w:color w:val="16223C"/>
-          <w:sz w:val="25"/>
-          <w:szCs w:val="25"/>
-        </w:rPr>
-        <w:t xml:space="preserve">How to connect Trillet to Google Calendar</w:t>
-      </w:r>
-    </w:p>
-    <w:p>
-      <w:pPr>
-        <w:spacing w:after="110" w:line="278"/>
-      </w:pPr>
-      <w:r>
-        <w:rPr>
-          <w:rFonts w:ascii="Calibri" w:cs="Calibri" w:eastAsia="Calibri" w:hAnsi="Calibri"/>
-          <w:b w:val="false"/>
-          <w:bCs w:val="false"/>
-          <w:i w:val="false"/>
-          <w:iCs w:val="false"/>
-          <w:color w:val="5A6675"/>
-          <w:sz w:val="18"/>
-          <w:szCs w:val="18"/>
-        </w:rPr>
-        <w:t xml:space="preserve">Three steps, no code. Live in a few minutes.</w:t>
+          <w:sz w:val="21"/>
+          <w:szCs w:val="21"/>
+        </w:rPr>
+        <w:t xml:space="preserve">For businesses that run on Google Calendar.</w:t>
       </w:r>
     </w:p>
     <w:p>
@@ -882,35 +3113,41 @@
         <w:pStyle w:val="ListParagraph"/>
         <w:numPr>
           <w:ilvl w:val="0"/>
-          <w:numId w:val="2"/>
+          <w:numId w:val="1"/>
         </w:numPr>
-        <w:spacing w:after="60" w:line="272"/>
-      </w:pPr>
-      <w:r>
-        <w:rPr>
-          <w:rFonts w:ascii="Calibri" w:cs="Calibri" w:eastAsia="Calibri" w:hAnsi="Calibri"/>
-          <w:b/>
-          <w:bCs/>
-          <w:i w:val="false"/>
-          <w:iCs w:val="false"/>
-          <w:color w:val="24303F"/>
-          <w:sz w:val="20"/>
-          <w:szCs w:val="20"/>
-        </w:rPr>
-        <w:t xml:space="preserve">Connect Google Calendar. </w:t>
-      </w:r>
-      <w:r>
-        <w:rPr>
-          <w:rFonts w:ascii="Calibri" w:cs="Calibri" w:eastAsia="Calibri" w:hAnsi="Calibri"/>
-          <w:b w:val="false"/>
-          <w:bCs w:val="false"/>
-          <w:i w:val="false"/>
-          <w:iCs w:val="false"/>
-          <w:color w:val="24303F"/>
-          <w:sz w:val="20"/>
-          <w:szCs w:val="20"/>
-        </w:rPr>
-        <w:t xml:space="preserve">In Trillet, open Integrations, choose Google Calendar, and sign in with the Google account whose calendars you want the agent to book into. Pick one calendar or several.</w:t>
+        <w:spacing w:after="50" w:line="272"/>
+      </w:pPr>
+      <w:r>
+        <w:rPr>
+          <w:rFonts w:ascii="Calibri" w:cs="Calibri" w:eastAsia="Calibri" w:hAnsi="Calibri"/>
+          <w:b/>
+          <w:bCs/>
+          <w:i w:val="false"/>
+          <w:iCs w:val="false"/>
+          <w:color w:val="24303F"/>
+          <w:sz w:val="20"/>
+          <w:szCs w:val="20"/>
+        </w:rPr>
+        <w:t xml:space="preserve">Massage therapists. </w:t>
+      </w:r>
+      <w:r>
+        <w:rPr>
+          <w:rFonts w:ascii="Calibri" w:cs="Calibri" w:eastAsia="Calibri" w:hAnsi="Calibri"/>
+          <w:color w:val="1B5E86"/>
+          <w:sz w:val="20"/>
+          <w:szCs w:val="20"/>
+          <w:u w:val="single"/>
+        </w:rPr>
+        <w:t xml:space="preserve">AI receptionist for massage therapists</w:t>
+      </w:r>
+      <w:r>
+        <w:rPr>
+          <w:rFonts w:ascii="Consolas" w:cs="Consolas" w:eastAsia="Consolas" w:hAnsi="Consolas"/>
+          <w:color w:val="5A6675"/>
+          <w:sz w:val="12"/>
+          <w:szCs w:val="12"/>
+        </w:rPr>
+        <w:t xml:space="preserve"> [/receptionist/industries/massage-therapists]</w:t>
       </w:r>
     </w:p>
     <w:p>
@@ -918,35 +3155,41 @@
         <w:pStyle w:val="ListParagraph"/>
         <w:numPr>
           <w:ilvl w:val="0"/>
-          <w:numId w:val="2"/>
+          <w:numId w:val="1"/>
         </w:numPr>
-        <w:spacing w:after="60" w:line="272"/>
-      </w:pPr>
-      <w:r>
-        <w:rPr>
-          <w:rFonts w:ascii="Calibri" w:cs="Calibri" w:eastAsia="Calibri" w:hAnsi="Calibri"/>
-          <w:b/>
-          <w:bCs/>
-          <w:i w:val="false"/>
-          <w:iCs w:val="false"/>
-          <w:color w:val="24303F"/>
-          <w:sz w:val="20"/>
-          <w:szCs w:val="20"/>
-        </w:rPr>
-        <w:t xml:space="preserve">Set the rules. </w:t>
-      </w:r>
-      <w:r>
-        <w:rPr>
-          <w:rFonts w:ascii="Calibri" w:cs="Calibri" w:eastAsia="Calibri" w:hAnsi="Calibri"/>
-          <w:b w:val="false"/>
-          <w:bCs w:val="false"/>
-          <w:i w:val="false"/>
-          <w:iCs w:val="false"/>
-          <w:color w:val="24303F"/>
-          <w:sz w:val="20"/>
-          <w:szCs w:val="20"/>
-        </w:rPr>
-        <w:t xml:space="preserve">Choose appointment types and lengths, buffers between bookings, working hours and blackout dates. Decide whether the agent can reschedule and cancel as well as book.</w:t>
+        <w:spacing w:after="50" w:line="272"/>
+      </w:pPr>
+      <w:r>
+        <w:rPr>
+          <w:rFonts w:ascii="Calibri" w:cs="Calibri" w:eastAsia="Calibri" w:hAnsi="Calibri"/>
+          <w:b/>
+          <w:bCs/>
+          <w:i w:val="false"/>
+          <w:iCs w:val="false"/>
+          <w:color w:val="24303F"/>
+          <w:sz w:val="20"/>
+          <w:szCs w:val="20"/>
+        </w:rPr>
+        <w:t xml:space="preserve">Physiotherapists. </w:t>
+      </w:r>
+      <w:r>
+        <w:rPr>
+          <w:rFonts w:ascii="Calibri" w:cs="Calibri" w:eastAsia="Calibri" w:hAnsi="Calibri"/>
+          <w:color w:val="1B5E86"/>
+          <w:sz w:val="20"/>
+          <w:szCs w:val="20"/>
+          <w:u w:val="single"/>
+        </w:rPr>
+        <w:t xml:space="preserve">AI receptionist for physiotherapists</w:t>
+      </w:r>
+      <w:r>
+        <w:rPr>
+          <w:rFonts w:ascii="Consolas" w:cs="Consolas" w:eastAsia="Consolas" w:hAnsi="Consolas"/>
+          <w:color w:val="5A6675"/>
+          <w:sz w:val="12"/>
+          <w:szCs w:val="12"/>
+        </w:rPr>
+        <w:t xml:space="preserve"> [/receptionist/industries/physiotherapists]</w:t>
       </w:r>
     </w:p>
     <w:p>
@@ -954,35 +3197,167 @@
         <w:pStyle w:val="ListParagraph"/>
         <w:numPr>
           <w:ilvl w:val="0"/>
-          <w:numId w:val="2"/>
+          <w:numId w:val="1"/>
         </w:numPr>
-        <w:spacing w:after="60" w:line="272"/>
-      </w:pPr>
-      <w:r>
-        <w:rPr>
-          <w:rFonts w:ascii="Calibri" w:cs="Calibri" w:eastAsia="Calibri" w:hAnsi="Calibri"/>
-          <w:b/>
-          <w:bCs/>
-          <w:i w:val="false"/>
-          <w:iCs w:val="false"/>
-          <w:color w:val="24303F"/>
-          <w:sz w:val="20"/>
-          <w:szCs w:val="20"/>
-        </w:rPr>
-        <w:t xml:space="preserve">Point the number. </w:t>
-      </w:r>
-      <w:r>
-        <w:rPr>
-          <w:rFonts w:ascii="Calibri" w:cs="Calibri" w:eastAsia="Calibri" w:hAnsi="Calibri"/>
-          <w:b w:val="false"/>
-          <w:bCs w:val="false"/>
-          <w:i w:val="false"/>
-          <w:iCs w:val="false"/>
-          <w:color w:val="24303F"/>
-          <w:sz w:val="20"/>
-          <w:szCs w:val="20"/>
-        </w:rPr>
-        <w:t xml:space="preserve">Use a Trillet number or forward your existing line. Carrier-level call forwarding goes live in about 30 seconds with no number porting, so the calendar starts filling the same day.</w:t>
+        <w:spacing w:after="50" w:line="272"/>
+      </w:pPr>
+      <w:r>
+        <w:rPr>
+          <w:rFonts w:ascii="Calibri" w:cs="Calibri" w:eastAsia="Calibri" w:hAnsi="Calibri"/>
+          <w:b/>
+          <w:bCs/>
+          <w:i w:val="false"/>
+          <w:iCs w:val="false"/>
+          <w:color w:val="24303F"/>
+          <w:sz w:val="20"/>
+          <w:szCs w:val="20"/>
+        </w:rPr>
+        <w:t xml:space="preserve">Therapists. </w:t>
+      </w:r>
+      <w:r>
+        <w:rPr>
+          <w:rFonts w:ascii="Calibri" w:cs="Calibri" w:eastAsia="Calibri" w:hAnsi="Calibri"/>
+          <w:color w:val="1B5E86"/>
+          <w:sz w:val="20"/>
+          <w:szCs w:val="20"/>
+          <w:u w:val="single"/>
+        </w:rPr>
+        <w:t xml:space="preserve">AI receptionist for therapists</w:t>
+      </w:r>
+      <w:r>
+        <w:rPr>
+          <w:rFonts w:ascii="Consolas" w:cs="Consolas" w:eastAsia="Consolas" w:hAnsi="Consolas"/>
+          <w:color w:val="5A6675"/>
+          <w:sz w:val="12"/>
+          <w:szCs w:val="12"/>
+        </w:rPr>
+        <w:t xml:space="preserve"> [/receptionist/industries/therapists]</w:t>
+      </w:r>
+    </w:p>
+    <w:p>
+      <w:pPr>
+        <w:pStyle w:val="ListParagraph"/>
+        <w:numPr>
+          <w:ilvl w:val="0"/>
+          <w:numId w:val="1"/>
+        </w:numPr>
+        <w:spacing w:after="50" w:line="272"/>
+      </w:pPr>
+      <w:r>
+        <w:rPr>
+          <w:rFonts w:ascii="Calibri" w:cs="Calibri" w:eastAsia="Calibri" w:hAnsi="Calibri"/>
+          <w:b/>
+          <w:bCs/>
+          <w:i w:val="false"/>
+          <w:iCs w:val="false"/>
+          <w:color w:val="24303F"/>
+          <w:sz w:val="20"/>
+          <w:szCs w:val="20"/>
+        </w:rPr>
+        <w:t xml:space="preserve">Accountants. </w:t>
+      </w:r>
+      <w:r>
+        <w:rPr>
+          <w:rFonts w:ascii="Calibri" w:cs="Calibri" w:eastAsia="Calibri" w:hAnsi="Calibri"/>
+          <w:color w:val="1B5E86"/>
+          <w:sz w:val="20"/>
+          <w:szCs w:val="20"/>
+          <w:u w:val="single"/>
+        </w:rPr>
+        <w:t xml:space="preserve">AI receptionist for accountants</w:t>
+      </w:r>
+      <w:r>
+        <w:rPr>
+          <w:rFonts w:ascii="Consolas" w:cs="Consolas" w:eastAsia="Consolas" w:hAnsi="Consolas"/>
+          <w:color w:val="5A6675"/>
+          <w:sz w:val="12"/>
+          <w:szCs w:val="12"/>
+        </w:rPr>
+        <w:t xml:space="preserve"> [/receptionist/industries/accountants]</w:t>
+      </w:r>
+    </w:p>
+    <w:p>
+      <w:pPr>
+        <w:pStyle w:val="ListParagraph"/>
+        <w:numPr>
+          <w:ilvl w:val="0"/>
+          <w:numId w:val="1"/>
+        </w:numPr>
+        <w:spacing w:after="50" w:line="272"/>
+      </w:pPr>
+      <w:r>
+        <w:rPr>
+          <w:rFonts w:ascii="Calibri" w:cs="Calibri" w:eastAsia="Calibri" w:hAnsi="Calibri"/>
+          <w:b/>
+          <w:bCs/>
+          <w:i w:val="false"/>
+          <w:iCs w:val="false"/>
+          <w:color w:val="24303F"/>
+          <w:sz w:val="20"/>
+          <w:szCs w:val="20"/>
+        </w:rPr>
+        <w:t xml:space="preserve">Real estate. </w:t>
+      </w:r>
+      <w:r>
+        <w:rPr>
+          <w:rFonts w:ascii="Calibri" w:cs="Calibri" w:eastAsia="Calibri" w:hAnsi="Calibri"/>
+          <w:color w:val="1B5E86"/>
+          <w:sz w:val="20"/>
+          <w:szCs w:val="20"/>
+          <w:u w:val="single"/>
+        </w:rPr>
+        <w:t xml:space="preserve">AI receptionist for real estate</w:t>
+      </w:r>
+      <w:r>
+        <w:rPr>
+          <w:rFonts w:ascii="Consolas" w:cs="Consolas" w:eastAsia="Consolas" w:hAnsi="Consolas"/>
+          <w:color w:val="5A6675"/>
+          <w:sz w:val="12"/>
+          <w:szCs w:val="12"/>
+        </w:rPr>
+        <w:t xml:space="preserve"> [/receptionist/industries/real-estate]</w:t>
+      </w:r>
+    </w:p>
+    <w:p>
+      <w:pPr>
+        <w:pStyle w:val="ListParagraph"/>
+        <w:numPr>
+          <w:ilvl w:val="0"/>
+          <w:numId w:val="1"/>
+        </w:numPr>
+        <w:spacing w:after="50" w:line="272"/>
+      </w:pPr>
+      <w:r>
+        <w:rPr>
+          <w:rFonts w:ascii="Calibri" w:cs="Calibri" w:eastAsia="Calibri" w:hAnsi="Calibri"/>
+          <w:b/>
+          <w:bCs/>
+          <w:i w:val="false"/>
+          <w:iCs w:val="false"/>
+          <w:color w:val="24303F"/>
+          <w:sz w:val="20"/>
+          <w:szCs w:val="20"/>
+        </w:rPr>
+        <w:t xml:space="preserve">Car detailing. </w:t>
+      </w:r>
+      <w:r>
+        <w:rPr>
+          <w:rFonts w:ascii="Calibri" w:cs="Calibri" w:eastAsia="Calibri" w:hAnsi="Calibri"/>
+          <w:color w:val="1B5E86"/>
+          <w:sz w:val="20"/>
+          <w:szCs w:val="20"/>
+          <w:u w:val="single"/>
+        </w:rPr>
+        <w:t xml:space="preserve">AI receptionist for car detailing</w:t>
+      </w:r>
+      <w:r>
+        <w:rPr>
+          <w:rFonts w:ascii="Consolas" w:cs="Consolas" w:eastAsia="Consolas" w:hAnsi="Consolas"/>
+          <w:color w:val="5A6675"/>
+          <w:sz w:val="12"/>
+          <w:szCs w:val="12"/>
+        </w:rPr>
+        <w:t xml:space="preserve"> [/receptionist/industries/car-detailing]</w:t>
       </w:r>
     </w:p>
     <w:tbl>
@@ -990,7 +3365,7 @@
         <w:tblW w:type="dxa" w:w="9360"/>
         <w:tblBorders>
           <w:top w:val="none"/>
-          <w:left w:val="single" w:color="9A6B3F" w:sz="18"/>
+          <w:left w:val="single" w:color="16223C" w:sz="18"/>
           <w:bottom w:val="none"/>
           <w:right w:val="none"/>
           <w:insideH w:val="single" w:color="auto" w:sz="4"/>
@@ -1006,11 +3381,11 @@
             <w:tcW w:type="dxa" w:w="9360"/>
             <w:tcBorders>
               <w:top w:val="none"/>
-              <w:left w:val="single" w:color="9A6B3F" w:sz="18"/>
+              <w:left w:val="single" w:color="16223C" w:sz="18"/>
               <w:bottom w:val="none"/>
               <w:right w:val="none"/>
             </w:tcBorders>
-            <w:shd w:fill="EDF1F6" w:color="auto" w:val="clear"/>
+            <w:shd w:fill="EDF0F6" w:color="auto" w:val="clear"/>
             <w:tcMar>
               <w:top w:type="dxa" w:w="90"/>
               <w:left w:type="dxa" w:w="150"/>
@@ -1027,11 +3402,11 @@
                 <w:rFonts w:ascii="Consolas" w:cs="Consolas" w:eastAsia="Consolas" w:hAnsi="Consolas"/>
                 <w:b/>
                 <w:bCs/>
-                <w:color w:val="9A6B3F"/>
+                <w:color w:val="16223C"/>
                 <w:sz w:val="13"/>
                 <w:szCs w:val="13"/>
               </w:rPr>
-              <w:t xml:space="preserve">PRODUCT SHOT.  </w:t>
+              <w:t xml:space="preserve">DESIGN NOTE.  </w:t>
             </w:r>
             <w:r>
               <w:rPr>
@@ -1040,7 +3415,7 @@
                 <w:sz w:val="17"/>
                 <w:szCs w:val="17"/>
               </w:rPr>
-              <w:t xml:space="preserve">The Trillet Integrations screen: Google Calendar connected with a green tick, two calendars selected, and a rules panel showing appointment length, buffer, working hours and a reschedule/cancel toggle.</w:t>
+              <w:t xml:space="preserve">Six compact tiles in two rows of three, each with a tinted icon and an arrow, linking to the live AI Receptionist industry pages.</w:t>
             </w:r>
           </w:p>
         </w:tc>
@@ -1048,18 +3423,304 @@
     </w:tbl>
     <w:p>
       <w:pPr>
-        <w:spacing w:after="50" w:before="170"/>
-      </w:pPr>
-      <w:r>
-        <w:rPr>
-          <w:rFonts w:ascii="Georgia" w:cs="Georgia" w:eastAsia="Georgia" w:hAnsi="Georgia"/>
-          <w:b/>
-          <w:bCs/>
+        <w:spacing w:after="30" w:before="130"/>
+      </w:pPr>
+      <w:r>
+        <w:rPr>
+          <w:rFonts w:ascii="Consolas" w:cs="Consolas" w:eastAsia="Consolas" w:hAnsi="Consolas"/>
+          <w:b/>
+          <w:bCs/>
+          <w:color w:val="9A6B3F"/>
+          <w:spacing w:val="12"/>
+          <w:sz w:val="14"/>
+          <w:szCs w:val="14"/>
+        </w:rPr>
+        <w:t xml:space="preserve">SECTION 10 · WHAT BUSINESS OWNERS ARE SAYING</w:t>
+      </w:r>
+    </w:p>
+    <w:p>
+      <w:pPr>
+        <w:spacing w:after="110" w:line="278"/>
+      </w:pPr>
+      <w:r>
+        <w:rPr>
+          <w:rFonts w:ascii="Calibri" w:cs="Calibri" w:eastAsia="Calibri" w:hAnsi="Calibri"/>
+          <w:b/>
+          <w:bCs/>
+          <w:i w:val="false"/>
+          <w:iCs w:val="false"/>
+          <w:color w:val="9A6B3F"/>
+          <w:sz w:val="15"/>
+          <w:szCs w:val="15"/>
+        </w:rPr>
+        <w:t xml:space="preserve">Label:  </w:t>
+      </w:r>
+      <w:r>
+        <w:rPr>
+          <w:rFonts w:ascii="Calibri" w:cs="Calibri" w:eastAsia="Calibri" w:hAnsi="Calibri"/>
+          <w:b/>
+          <w:bCs/>
+          <w:i w:val="false"/>
+          <w:iCs w:val="false"/>
+          <w:color w:val="5A6675"/>
+          <w:sz w:val="15"/>
+          <w:szCs w:val="15"/>
+        </w:rPr>
+        <w:t xml:space="preserve">WHAT BUSINESS OWNERS ARE SAYING</w:t>
+      </w:r>
+      <w:r>
+        <w:rPr>
+          <w:rFonts w:ascii="Calibri" w:cs="Calibri" w:eastAsia="Calibri" w:hAnsi="Calibri"/>
+          <w:b/>
+          <w:bCs/>
+          <w:i w:val="false"/>
+          <w:iCs w:val="false"/>
+          <w:color w:val="9A6B3F"/>
+          <w:sz w:val="15"/>
+          <w:szCs w:val="15"/>
+        </w:rPr>
+        <w:t xml:space="preserve">     H2:  </w:t>
+      </w:r>
+      <w:r>
+        <w:rPr>
+          <w:rFonts w:ascii="Calibri" w:cs="Calibri" w:eastAsia="Calibri" w:hAnsi="Calibri"/>
+          <w:b/>
+          <w:bCs/>
+          <w:i w:val="false"/>
+          <w:iCs w:val="false"/>
           <w:color w:val="16223C"/>
-          <w:sz w:val="25"/>
-          <w:szCs w:val="25"/>
-        </w:rPr>
-        <w:t xml:space="preserve">Why teams book with Trillet</w:t>
+          <w:sz w:val="21"/>
+          <w:szCs w:val="21"/>
+        </w:rPr>
+        <w:t xml:space="preserve">Answered, even when you're flat out.</w:t>
+      </w:r>
+    </w:p>
+    <w:p>
+      <w:pPr>
+        <w:spacing w:after="110" w:line="278"/>
+      </w:pPr>
+      <w:r>
+        <w:rPr>
+          <w:rFonts w:ascii="Calibri" w:cs="Calibri" w:eastAsia="Calibri" w:hAnsi="Calibri"/>
+          <w:b/>
+          <w:bCs/>
+          <w:i w:val="false"/>
+          <w:iCs w:val="false"/>
+          <w:color w:val="9A6B3F"/>
+          <w:sz w:val="15"/>
+          <w:szCs w:val="15"/>
+        </w:rPr>
+        <w:t xml:space="preserve">Quote 1:  </w:t>
+      </w:r>
+      <w:r>
+        <w:rPr>
+          <w:rFonts w:ascii="Calibri" w:cs="Calibri" w:eastAsia="Calibri" w:hAnsi="Calibri"/>
+          <w:b w:val="false"/>
+          <w:bCs w:val="false"/>
+          <w:i/>
+          <w:iCs/>
+          <w:color w:val="24303F"/>
+          <w:sz w:val="20"/>
+          <w:szCs w:val="20"/>
+        </w:rPr>
+        <w:t xml:space="preserve">“Six months ago I wasn't sure about voice AI. Now my phone gets answered every time, even when I'm flat out. It's been a game-changer.”  Dylan, DPMP Media</w:t>
+      </w:r>
+    </w:p>
+    <w:p>
+      <w:pPr>
+        <w:spacing w:after="110" w:line="278"/>
+      </w:pPr>
+      <w:r>
+        <w:rPr>
+          <w:rFonts w:ascii="Calibri" w:cs="Calibri" w:eastAsia="Calibri" w:hAnsi="Calibri"/>
+          <w:b/>
+          <w:bCs/>
+          <w:i w:val="false"/>
+          <w:iCs w:val="false"/>
+          <w:color w:val="9A6B3F"/>
+          <w:sz w:val="15"/>
+          <w:szCs w:val="15"/>
+        </w:rPr>
+        <w:t xml:space="preserve">Quote 2:  </w:t>
+      </w:r>
+      <w:r>
+        <w:rPr>
+          <w:rFonts w:ascii="Calibri" w:cs="Calibri" w:eastAsia="Calibri" w:hAnsi="Calibri"/>
+          <w:b w:val="false"/>
+          <w:bCs w:val="false"/>
+          <w:i/>
+          <w:iCs/>
+          <w:color w:val="24303F"/>
+          <w:sz w:val="20"/>
+          <w:szCs w:val="20"/>
+        </w:rPr>
+        <w:t xml:space="preserve">“When I first tried it, I just got it straight away. It actually makes sense how to set things up. Way simpler than anything I'd looked at before.”  Ethan, Bull Digital</w:t>
+      </w:r>
+    </w:p>
+    <w:p>
+      <w:pPr>
+        <w:spacing w:after="110" w:line="278"/>
+      </w:pPr>
+      <w:r>
+        <w:rPr>
+          <w:rFonts w:ascii="Calibri" w:cs="Calibri" w:eastAsia="Calibri" w:hAnsi="Calibri"/>
+          <w:b/>
+          <w:bCs/>
+          <w:i w:val="false"/>
+          <w:iCs w:val="false"/>
+          <w:color w:val="9A6B3F"/>
+          <w:sz w:val="15"/>
+          <w:szCs w:val="15"/>
+        </w:rPr>
+        <w:t xml:space="preserve">Score card:  </w:t>
+      </w:r>
+      <w:r>
+        <w:rPr>
+          <w:rFonts w:ascii="Calibri" w:cs="Calibri" w:eastAsia="Calibri" w:hAnsi="Calibri"/>
+          <w:b w:val="false"/>
+          <w:bCs w:val="false"/>
+          <w:i w:val="false"/>
+          <w:iCs w:val="false"/>
+          <w:color w:val="24303F"/>
+          <w:sz w:val="20"/>
+          <w:szCs w:val="20"/>
+        </w:rPr>
+        <w:t xml:space="preserve">Trustpilot 4.6. 3,900+ businesses trust Trillet with their calls.</w:t>
+      </w:r>
+    </w:p>
+    <w:tbl>
+      <w:tblPr>
+        <w:tblW w:type="dxa" w:w="9360"/>
+        <w:tblBorders>
+          <w:top w:val="none"/>
+          <w:left w:val="single" w:color="16223C" w:sz="18"/>
+          <w:bottom w:val="none"/>
+          <w:right w:val="none"/>
+          <w:insideH w:val="single" w:color="auto" w:sz="4"/>
+          <w:insideV w:val="single" w:color="auto" w:sz="4"/>
+        </w:tblBorders>
+      </w:tblPr>
+      <w:tblGrid>
+        <w:gridCol w:w="9360"/>
+      </w:tblGrid>
+      <w:tr>
+        <w:tc>
+          <w:tcPr>
+            <w:tcW w:type="dxa" w:w="9360"/>
+            <w:tcBorders>
+              <w:top w:val="none"/>
+              <w:left w:val="single" w:color="16223C" w:sz="18"/>
+              <w:bottom w:val="none"/>
+              <w:right w:val="none"/>
+            </w:tcBorders>
+            <w:shd w:fill="EDF0F6" w:color="auto" w:val="clear"/>
+            <w:tcMar>
+              <w:top w:type="dxa" w:w="90"/>
+              <w:left w:type="dxa" w:w="150"/>
+              <w:bottom w:type="dxa" w:w="90"/>
+              <w:right w:type="dxa" w:w="150"/>
+            </w:tcMar>
+          </w:tcPr>
+          <w:p>
+            <w:pPr>
+              <w:spacing w:after="0" w:line="264"/>
+            </w:pPr>
+            <w:r>
+              <w:rPr>
+                <w:rFonts w:ascii="Consolas" w:cs="Consolas" w:eastAsia="Consolas" w:hAnsi="Consolas"/>
+                <w:b/>
+                <w:bCs/>
+                <w:color w:val="16223C"/>
+                <w:sz w:val="13"/>
+                <w:szCs w:val="13"/>
+              </w:rPr>
+              <w:t xml:space="preserve">DESIGN NOTE.  </w:t>
+            </w:r>
+            <w:r>
+              <w:rPr>
+                <w:rFonts w:ascii="Calibri" w:cs="Calibri" w:eastAsia="Calibri" w:hAnsi="Calibri"/>
+                <w:color w:val="24303F"/>
+                <w:sz w:val="17"/>
+                <w:szCs w:val="17"/>
+              </w:rPr>
+              <w:t xml:space="preserve">Same three-column proof row as the other pages. Both quotes are live on trillet.ai/receptionist; keep them verbatim.</w:t>
+            </w:r>
+          </w:p>
+        </w:tc>
+      </w:tr>
+    </w:tbl>
+    <w:p>
+      <w:pPr>
+        <w:spacing w:after="30" w:before="130"/>
+      </w:pPr>
+      <w:r>
+        <w:rPr>
+          <w:rFonts w:ascii="Consolas" w:cs="Consolas" w:eastAsia="Consolas" w:hAnsi="Consolas"/>
+          <w:b/>
+          <w:bCs/>
+          <w:color w:val="9A6B3F"/>
+          <w:spacing w:val="12"/>
+          <w:sz w:val="14"/>
+          <w:szCs w:val="14"/>
+        </w:rPr>
+        <w:t xml:space="preserve">SECTION 11 · WHY TRILLET FOR GOOGLE CALENDAR</w:t>
+      </w:r>
+    </w:p>
+    <w:p>
+      <w:pPr>
+        <w:spacing w:after="110" w:line="278"/>
+      </w:pPr>
+      <w:r>
+        <w:rPr>
+          <w:rFonts w:ascii="Calibri" w:cs="Calibri" w:eastAsia="Calibri" w:hAnsi="Calibri"/>
+          <w:b/>
+          <w:bCs/>
+          <w:i w:val="false"/>
+          <w:iCs w:val="false"/>
+          <w:color w:val="9A6B3F"/>
+          <w:sz w:val="15"/>
+          <w:szCs w:val="15"/>
+        </w:rPr>
+        <w:t xml:space="preserve">Label:  </w:t>
+      </w:r>
+      <w:r>
+        <w:rPr>
+          <w:rFonts w:ascii="Calibri" w:cs="Calibri" w:eastAsia="Calibri" w:hAnsi="Calibri"/>
+          <w:b/>
+          <w:bCs/>
+          <w:i w:val="false"/>
+          <w:iCs w:val="false"/>
+          <w:color w:val="5A6675"/>
+          <w:sz w:val="15"/>
+          <w:szCs w:val="15"/>
+        </w:rPr>
+        <w:t xml:space="preserve">WHY TRILLET FOR GOOGLE CALENDAR</w:t>
+      </w:r>
+      <w:r>
+        <w:rPr>
+          <w:rFonts w:ascii="Calibri" w:cs="Calibri" w:eastAsia="Calibri" w:hAnsi="Calibri"/>
+          <w:b/>
+          <w:bCs/>
+          <w:i w:val="false"/>
+          <w:iCs w:val="false"/>
+          <w:color w:val="9A6B3F"/>
+          <w:sz w:val="15"/>
+          <w:szCs w:val="15"/>
+        </w:rPr>
+        <w:t xml:space="preserve">     H2:  </w:t>
+      </w:r>
+      <w:r>
+        <w:rPr>
+          <w:rFonts w:ascii="Calibri" w:cs="Calibri" w:eastAsia="Calibri" w:hAnsi="Calibri"/>
+          <w:b/>
+          <w:bCs/>
+          <w:i w:val="false"/>
+          <w:iCs w:val="false"/>
+          <w:color w:val="16223C"/>
+          <w:sz w:val="21"/>
+          <w:szCs w:val="21"/>
+        </w:rPr>
+        <w:t xml:space="preserve">Simple to start. Built to be trusted.</w:t>
       </w:r>
     </w:p>
     <w:p>
@@ -1082,7 +3743,7 @@
           <w:sz w:val="20"/>
           <w:szCs w:val="20"/>
         </w:rPr>
-        <w:t xml:space="preserve">It reads live, not cached. </w:t>
+        <w:t xml:space="preserve">Native, not a workaround. </w:t>
       </w:r>
       <w:r>
         <w:rPr>
@@ -1095,7 +3756,7 @@
           <w:sz w:val="20"/>
           <w:szCs w:val="20"/>
         </w:rPr>
-        <w:t xml:space="preserve">Availability is checked at the moment of the call, so the slot it offers is the slot that is free.</w:t>
+        <w:t xml:space="preserve">Connects straight to Google Calendar with a Google sign-in. No automation tools in the middle.</w:t>
       </w:r>
     </w:p>
     <w:p>
@@ -1118,7 +3779,7 @@
           <w:sz w:val="20"/>
           <w:szCs w:val="20"/>
         </w:rPr>
-        <w:t xml:space="preserve">Full booking lifecycle. </w:t>
+        <w:t xml:space="preserve">Calendar booking included. </w:t>
       </w:r>
       <w:r>
         <w:rPr>
@@ -1131,7 +3792,7 @@
           <w:sz w:val="20"/>
           <w:szCs w:val="20"/>
         </w:rPr>
-        <w:t xml:space="preserve">Book, reschedule and cancel by voice, with confirmations to the caller and your team.</w:t>
+        <w:t xml:space="preserve">Part of the $49 AI Receptionist plan, and included on white-label plans.</w:t>
       </w:r>
     </w:p>
     <w:p>
@@ -1154,7 +3815,7 @@
           <w:sz w:val="20"/>
           <w:szCs w:val="20"/>
         </w:rPr>
-        <w:t xml:space="preserve">Compliance included. </w:t>
+        <w:t xml:space="preserve">Keep your number. </w:t>
       </w:r>
       <w:r>
         <w:rPr>
@@ -1167,7 +3828,7 @@
           <w:sz w:val="20"/>
           <w:szCs w:val="20"/>
         </w:rPr>
-        <w:t xml:space="preserve">SOC 2 Type II, ISO 27001, HIPAA, GDPR, ACMA and TCPA on every plan, with a recording and transcript of every call. That matters when the calendar is a clinic's.</w:t>
+        <w:t xml:space="preserve">Forward your existing line; carrier-level forwarding is live in about 30 seconds, with no porting.</w:t>
       </w:r>
     </w:p>
     <w:p>
@@ -1190,7 +3851,7 @@
           <w:sz w:val="20"/>
           <w:szCs w:val="20"/>
         </w:rPr>
-        <w:t xml:space="preserve">Answers when you cannot. </w:t>
+        <w:t xml:space="preserve">Compliance included. </w:t>
       </w:r>
       <w:r>
         <w:rPr>
@@ -1203,41 +3864,142 @@
           <w:sz w:val="20"/>
           <w:szCs w:val="20"/>
         </w:rPr>
-        <w:t xml:space="preserve">After hours, at lunch, or when every line is busy, the agent still books. A missed call is a booking your competitor takes.</w:t>
-      </w:r>
-    </w:p>
-    <w:p>
-      <w:pPr>
-        <w:spacing w:after="50" w:before="170"/>
-      </w:pPr>
-      <w:r>
-        <w:rPr>
-          <w:rFonts w:ascii="Georgia" w:cs="Georgia" w:eastAsia="Georgia" w:hAnsi="Georgia"/>
-          <w:b/>
-          <w:bCs/>
+        <w:t xml:space="preserve">SOC 2 Type II, ISO 27001, HIPAA, GDPR, ACMA and TCPA on every plan, with recordings and transcripts of every call.</w:t>
+      </w:r>
+    </w:p>
+    <w:tbl>
+      <w:tblPr>
+        <w:tblW w:type="dxa" w:w="9360"/>
+        <w:tblBorders>
+          <w:top w:val="none"/>
+          <w:left w:val="single" w:color="16223C" w:sz="18"/>
+          <w:bottom w:val="none"/>
+          <w:right w:val="none"/>
+          <w:insideH w:val="single" w:color="auto" w:sz="4"/>
+          <w:insideV w:val="single" w:color="auto" w:sz="4"/>
+        </w:tblBorders>
+      </w:tblPr>
+      <w:tblGrid>
+        <w:gridCol w:w="9360"/>
+      </w:tblGrid>
+      <w:tr>
+        <w:tc>
+          <w:tcPr>
+            <w:tcW w:type="dxa" w:w="9360"/>
+            <w:tcBorders>
+              <w:top w:val="none"/>
+              <w:left w:val="single" w:color="16223C" w:sz="18"/>
+              <w:bottom w:val="none"/>
+              <w:right w:val="none"/>
+            </w:tcBorders>
+            <w:shd w:fill="EDF0F6" w:color="auto" w:val="clear"/>
+            <w:tcMar>
+              <w:top w:type="dxa" w:w="90"/>
+              <w:left w:type="dxa" w:w="150"/>
+              <w:bottom w:type="dxa" w:w="90"/>
+              <w:right w:type="dxa" w:w="150"/>
+            </w:tcMar>
+          </w:tcPr>
+          <w:p>
+            <w:pPr>
+              <w:spacing w:after="0" w:line="264"/>
+            </w:pPr>
+            <w:r>
+              <w:rPr>
+                <w:rFonts w:ascii="Consolas" w:cs="Consolas" w:eastAsia="Consolas" w:hAnsi="Consolas"/>
+                <w:b/>
+                <w:bCs/>
+                <w:color w:val="16223C"/>
+                <w:sz w:val="13"/>
+                <w:szCs w:val="13"/>
+              </w:rPr>
+              <w:t xml:space="preserve">DESIGN NOTE.  </w:t>
+            </w:r>
+            <w:r>
+              <w:rPr>
+                <w:rFonts w:ascii="Calibri" w:cs="Calibri" w:eastAsia="Calibri" w:hAnsi="Calibri"/>
+                <w:color w:val="24303F"/>
+                <w:sz w:val="17"/>
+                <w:szCs w:val="17"/>
+              </w:rPr>
+              <w:t xml:space="preserve">Plum band with four yellow-tick columns, the shared component with this page's copy.</w:t>
+            </w:r>
+          </w:p>
+        </w:tc>
+      </w:tr>
+    </w:tbl>
+    <w:p>
+      <w:pPr>
+        <w:spacing w:after="30" w:before="130"/>
+      </w:pPr>
+      <w:r>
+        <w:rPr>
+          <w:rFonts w:ascii="Consolas" w:cs="Consolas" w:eastAsia="Consolas" w:hAnsi="Consolas"/>
+          <w:b/>
+          <w:bCs/>
+          <w:color w:val="9A6B3F"/>
+          <w:spacing w:val="12"/>
+          <w:sz w:val="14"/>
+          <w:szCs w:val="14"/>
+        </w:rPr>
+        <w:t xml:space="preserve">SECTION 12 · PRICING</w:t>
+      </w:r>
+    </w:p>
+    <w:p>
+      <w:pPr>
+        <w:spacing w:after="110" w:line="278"/>
+      </w:pPr>
+      <w:r>
+        <w:rPr>
+          <w:rFonts w:ascii="Calibri" w:cs="Calibri" w:eastAsia="Calibri" w:hAnsi="Calibri"/>
+          <w:b/>
+          <w:bCs/>
+          <w:i w:val="false"/>
+          <w:iCs w:val="false"/>
+          <w:color w:val="9A6B3F"/>
+          <w:sz w:val="15"/>
+          <w:szCs w:val="15"/>
+        </w:rPr>
+        <w:t xml:space="preserve">Label:  </w:t>
+      </w:r>
+      <w:r>
+        <w:rPr>
+          <w:rFonts w:ascii="Calibri" w:cs="Calibri" w:eastAsia="Calibri" w:hAnsi="Calibri"/>
+          <w:b/>
+          <w:bCs/>
+          <w:i w:val="false"/>
+          <w:iCs w:val="false"/>
+          <w:color w:val="5A6675"/>
+          <w:sz w:val="15"/>
+          <w:szCs w:val="15"/>
+        </w:rPr>
+        <w:t xml:space="preserve">PRICING</w:t>
+      </w:r>
+      <w:r>
+        <w:rPr>
+          <w:rFonts w:ascii="Calibri" w:cs="Calibri" w:eastAsia="Calibri" w:hAnsi="Calibri"/>
+          <w:b/>
+          <w:bCs/>
+          <w:i w:val="false"/>
+          <w:iCs w:val="false"/>
+          <w:color w:val="9A6B3F"/>
+          <w:sz w:val="15"/>
+          <w:szCs w:val="15"/>
+        </w:rPr>
+        <w:t xml:space="preserve">     H2:  </w:t>
+      </w:r>
+      <w:r>
+        <w:rPr>
+          <w:rFonts w:ascii="Calibri" w:cs="Calibri" w:eastAsia="Calibri" w:hAnsi="Calibri"/>
+          <w:b/>
+          <w:bCs/>
+          <w:i w:val="false"/>
+          <w:iCs w:val="false"/>
           <w:color w:val="16223C"/>
-          <w:sz w:val="25"/>
-          <w:szCs w:val="25"/>
-        </w:rPr>
-        <w:t xml:space="preserve">Pricing</w:t>
-      </w:r>
-    </w:p>
-    <w:p>
-      <w:pPr>
-        <w:spacing w:after="110" w:line="278"/>
-      </w:pPr>
-      <w:r>
-        <w:rPr>
-          <w:rFonts w:ascii="Calibri" w:cs="Calibri" w:eastAsia="Calibri" w:hAnsi="Calibri"/>
-          <w:b w:val="false"/>
-          <w:bCs w:val="false"/>
-          <w:i w:val="false"/>
-          <w:iCs w:val="false"/>
-          <w:color w:val="24303F"/>
-          <w:sz w:val="18"/>
-          <w:szCs w:val="18"/>
-        </w:rPr>
-        <w:t xml:space="preserve">No per-seat charges. Usage is $0.12 a minute (platform, STT, LLM, TTS). Telephony is separate: US Trillet telephony from $0.014 a minute, web calls no telephony fee.</w:t>
+          <w:sz w:val="21"/>
+          <w:szCs w:val="21"/>
+        </w:rPr>
+        <w:t xml:space="preserve">Two ways to start.</w:t>
       </w:r>
     </w:p>
     <w:tbl>
@@ -1253,9 +4015,9 @@
         </w:tblBorders>
       </w:tblPr>
       <w:tblGrid>
-        <w:gridCol w:w="1500"/>
-        <w:gridCol w:w="3930"/>
-        <w:gridCol w:w="3930"/>
+        <w:gridCol w:w="2200"/>
+        <w:gridCol w:w="3580"/>
+        <w:gridCol w:w="3580"/>
       </w:tblGrid>
       <w:tr>
         <w:trPr>
@@ -1263,7 +4025,7 @@
         </w:trPr>
         <w:tc>
           <w:tcPr>
-            <w:tcW w:type="dxa" w:w="1500"/>
+            <w:tcW w:type="dxa" w:w="2200"/>
             <w:tcBorders>
               <w:top w:val="single" w:color="D9DEE8" w:sz="4"/>
               <w:left w:val="single" w:color="D9DEE8" w:sz="4"/>
@@ -1291,13 +4053,13 @@
                 <w:sz w:val="14"/>
                 <w:szCs w:val="14"/>
               </w:rPr>
-              <w:t xml:space="preserve">Plan</w:t>
+              <w:t xml:space="preserve"/>
             </w:r>
           </w:p>
         </w:tc>
         <w:tc>
           <w:tcPr>
-            <w:tcW w:type="dxa" w:w="3930"/>
+            <w:tcW w:type="dxa" w:w="3580"/>
             <w:tcBorders>
               <w:top w:val="single" w:color="D9DEE8" w:sz="4"/>
               <w:left w:val="single" w:color="D9DEE8" w:sz="4"/>
@@ -1325,13 +4087,13 @@
                 <w:sz w:val="14"/>
                 <w:szCs w:val="14"/>
               </w:rPr>
-              <w:t xml:space="preserve">Studio, $99/mo</w:t>
+              <w:t xml:space="preserve">For your own business</w:t>
             </w:r>
           </w:p>
         </w:tc>
         <w:tc>
           <w:tcPr>
-            <w:tcW w:type="dxa" w:w="3930"/>
+            <w:tcW w:type="dxa" w:w="3580"/>
             <w:tcBorders>
               <w:top w:val="single" w:color="D9DEE8" w:sz="4"/>
               <w:left w:val="single" w:color="D9DEE8" w:sz="4"/>
@@ -1359,7 +4121,7 @@
                 <w:sz w:val="14"/>
                 <w:szCs w:val="14"/>
               </w:rPr>
-              <w:t xml:space="preserve">Agency, $299/mo</w:t>
+              <w:t xml:space="preserve">For agencies</w:t>
             </w:r>
           </w:p>
         </w:tc>
@@ -1367,7 +4129,7 @@
       <w:tr>
         <w:tc>
           <w:tcPr>
-            <w:tcW w:type="dxa" w:w="1500"/>
+            <w:tcW w:type="dxa" w:w="2200"/>
             <w:tcBorders>
               <w:top w:val="single" w:color="D9DEE8" w:sz="4"/>
               <w:left w:val="single" w:color="D9DEE8" w:sz="4"/>
@@ -1395,13 +4157,13 @@
                 <w:sz w:val="13"/>
                 <w:szCs w:val="13"/>
               </w:rPr>
-              <w:t xml:space="preserve">Workspaces</w:t>
+              <w:t xml:space="preserve">Plan</w:t>
             </w:r>
           </w:p>
         </w:tc>
         <w:tc>
           <w:tcPr>
-            <w:tcW w:type="dxa" w:w="3930"/>
+            <w:tcW w:type="dxa" w:w="3580"/>
             <w:tcBorders>
               <w:top w:val="single" w:color="D9DEE8" w:sz="4"/>
               <w:left w:val="single" w:color="D9DEE8" w:sz="4"/>
@@ -1429,13 +4191,13 @@
                 <w:sz w:val="13"/>
                 <w:szCs w:val="13"/>
               </w:rPr>
-              <w:t xml:space="preserve">Up to 3</w:t>
+              <w:t xml:space="preserve">AI Receptionist, $49/month  (featured)</w:t>
             </w:r>
           </w:p>
         </w:tc>
         <w:tc>
           <w:tcPr>
-            <w:tcW w:type="dxa" w:w="3930"/>
+            <w:tcW w:type="dxa" w:w="3580"/>
             <w:tcBorders>
               <w:top w:val="single" w:color="D9DEE8" w:sz="4"/>
               <w:left w:val="single" w:color="D9DEE8" w:sz="4"/>
@@ -1463,7 +4225,7 @@
                 <w:sz w:val="13"/>
                 <w:szCs w:val="13"/>
               </w:rPr>
-              <w:t xml:space="preserve">Unlimited</w:t>
+              <w:t xml:space="preserve">White-label, from $99/month</w:t>
             </w:r>
           </w:p>
         </w:tc>
@@ -1471,7 +4233,7 @@
       <w:tr>
         <w:tc>
           <w:tcPr>
-            <w:tcW w:type="dxa" w:w="1500"/>
+            <w:tcW w:type="dxa" w:w="2200"/>
             <w:tcBorders>
               <w:top w:val="single" w:color="D9DEE8" w:sz="4"/>
               <w:left w:val="single" w:color="D9DEE8" w:sz="4"/>
@@ -1499,13 +4261,13 @@
                 <w:sz w:val="13"/>
                 <w:szCs w:val="13"/>
               </w:rPr>
-              <w:t xml:space="preserve">Included minutes</w:t>
+              <w:t xml:space="preserve">Pitch</w:t>
             </w:r>
           </w:p>
         </w:tc>
         <w:tc>
           <w:tcPr>
-            <w:tcW w:type="dxa" w:w="3930"/>
+            <w:tcW w:type="dxa" w:w="3580"/>
             <w:tcBorders>
               <w:top w:val="single" w:color="D9DEE8" w:sz="4"/>
               <w:left w:val="single" w:color="D9DEE8" w:sz="4"/>
@@ -1533,13 +4295,13 @@
                 <w:sz w:val="13"/>
                 <w:szCs w:val="13"/>
               </w:rPr>
-              <w:t xml:space="preserve">100 / month</w:t>
+              <w:t xml:space="preserve">AI answers your phone when you can't.</w:t>
             </w:r>
           </w:p>
         </w:tc>
         <w:tc>
           <w:tcPr>
-            <w:tcW w:type="dxa" w:w="3930"/>
+            <w:tcW w:type="dxa" w:w="3580"/>
             <w:tcBorders>
               <w:top w:val="single" w:color="D9DEE8" w:sz="4"/>
               <w:left w:val="single" w:color="D9DEE8" w:sz="4"/>
@@ -1567,7 +4329,7 @@
                 <w:sz w:val="13"/>
                 <w:szCs w:val="13"/>
               </w:rPr>
-              <w:t xml:space="preserve">300 / month</w:t>
+              <w:t xml:space="preserve">Sell AI reception and booking under your own brand.</w:t>
             </w:r>
           </w:p>
         </w:tc>
@@ -1575,7 +4337,7 @@
       <w:tr>
         <w:tc>
           <w:tcPr>
-            <w:tcW w:type="dxa" w:w="1500"/>
+            <w:tcW w:type="dxa" w:w="2200"/>
             <w:tcBorders>
               <w:top w:val="single" w:color="D9DEE8" w:sz="4"/>
               <w:left w:val="single" w:color="D9DEE8" w:sz="4"/>
@@ -1603,13 +4365,13 @@
                 <w:sz w:val="13"/>
                 <w:szCs w:val="13"/>
               </w:rPr>
-              <w:t xml:space="preserve">Free phone numbers</w:t>
+              <w:t xml:space="preserve">Included</w:t>
             </w:r>
           </w:p>
         </w:tc>
         <w:tc>
           <w:tcPr>
-            <w:tcW w:type="dxa" w:w="3930"/>
+            <w:tcW w:type="dxa" w:w="3580"/>
             <w:tcBorders>
               <w:top w:val="single" w:color="D9DEE8" w:sz="4"/>
               <w:left w:val="single" w:color="D9DEE8" w:sz="4"/>
@@ -1637,13 +4399,13 @@
                 <w:sz w:val="13"/>
                 <w:szCs w:val="13"/>
               </w:rPr>
-              <w:t xml:space="preserve">3</w:t>
+              <w:t xml:space="preserve">150 minutes (about 75 calls); calendar booking; call summaries by email; keep your existing number</w:t>
             </w:r>
           </w:p>
         </w:tc>
         <w:tc>
           <w:tcPr>
-            <w:tcW w:type="dxa" w:w="3930"/>
+            <w:tcW w:type="dxa" w:w="3580"/>
             <w:tcBorders>
               <w:top w:val="single" w:color="D9DEE8" w:sz="4"/>
               <w:left w:val="single" w:color="D9DEE8" w:sz="4"/>
@@ -1671,7 +4433,7 @@
                 <w:sz w:val="13"/>
                 <w:szCs w:val="13"/>
               </w:rPr>
-              <w:t xml:space="preserve">10</w:t>
+              <w:t xml:space="preserve">Studio $99: up to 3 workspaces, 1,000 minutes, 3 numbers. Agency $299: unlimited workspaces, 3,000 minutes, 10 numbers. Google Calendar integration included</w:t>
             </w:r>
           </w:p>
         </w:tc>
@@ -1679,7 +4441,7 @@
       <w:tr>
         <w:tc>
           <w:tcPr>
-            <w:tcW w:type="dxa" w:w="1500"/>
+            <w:tcW w:type="dxa" w:w="2200"/>
             <w:tcBorders>
               <w:top w:val="single" w:color="D9DEE8" w:sz="4"/>
               <w:left w:val="single" w:color="D9DEE8" w:sz="4"/>
@@ -1707,13 +4469,13 @@
                 <w:sz w:val="13"/>
                 <w:szCs w:val="13"/>
               </w:rPr>
-              <w:t xml:space="preserve">Google Calendar integration</w:t>
+              <w:t xml:space="preserve">After included minutes</w:t>
             </w:r>
           </w:p>
         </w:tc>
         <w:tc>
           <w:tcPr>
-            <w:tcW w:type="dxa" w:w="3930"/>
+            <w:tcW w:type="dxa" w:w="3580"/>
             <w:tcBorders>
               <w:top w:val="single" w:color="D9DEE8" w:sz="4"/>
               <w:left w:val="single" w:color="D9DEE8" w:sz="4"/>
@@ -1741,13 +4503,13 @@
                 <w:sz w:val="13"/>
                 <w:szCs w:val="13"/>
               </w:rPr>
-              <w:t xml:space="preserve">Included</w:t>
+              <w:t xml:space="preserve">$0.20/min, no plan change</w:t>
             </w:r>
           </w:p>
         </w:tc>
         <w:tc>
           <w:tcPr>
-            <w:tcW w:type="dxa" w:w="3930"/>
+            <w:tcW w:type="dxa" w:w="3580"/>
             <w:tcBorders>
               <w:top w:val="single" w:color="D9DEE8" w:sz="4"/>
               <w:left w:val="single" w:color="D9DEE8" w:sz="4"/>
@@ -1775,12 +4537,371 @@
                 <w:sz w:val="13"/>
                 <w:szCs w:val="13"/>
               </w:rPr>
-              <w:t xml:space="preserve">Included</w:t>
+              <w:t xml:space="preserve">AI usage $0.12/min; US Trillet telephony from $0.014/min</w:t>
+            </w:r>
+          </w:p>
+        </w:tc>
+      </w:tr>
+      <w:tr>
+        <w:tc>
+          <w:tcPr>
+            <w:tcW w:type="dxa" w:w="2200"/>
+            <w:tcBorders>
+              <w:top w:val="single" w:color="D9DEE8" w:sz="4"/>
+              <w:left w:val="single" w:color="D9DEE8" w:sz="4"/>
+              <w:bottom w:val="single" w:color="D9DEE8" w:sz="4"/>
+              <w:right w:val="single" w:color="D9DEE8" w:sz="4"/>
+            </w:tcBorders>
+            <w:shd w:fill="FFFFFF" w:color="auto" w:val="clear"/>
+            <w:tcMar>
+              <w:top w:type="dxa" w:w="58"/>
+              <w:left w:type="dxa" w:w="90"/>
+              <w:bottom w:type="dxa" w:w="58"/>
+              <w:right w:type="dxa" w:w="90"/>
+            </w:tcMar>
+          </w:tcPr>
+          <w:p>
+            <w:pPr>
+              <w:spacing w:after="0" w:line="246"/>
+            </w:pPr>
+            <w:r>
+              <w:rPr>
+                <w:rFonts w:ascii="Calibri" w:cs="Calibri" w:eastAsia="Calibri" w:hAnsi="Calibri"/>
+                <w:b w:val="false"/>
+                <w:bCs w:val="false"/>
+                <w:color w:val="24303F"/>
+                <w:sz w:val="13"/>
+                <w:szCs w:val="13"/>
+              </w:rPr>
+              <w:t xml:space="preserve">Terms</w:t>
+            </w:r>
+          </w:p>
+        </w:tc>
+        <w:tc>
+          <w:tcPr>
+            <w:tcW w:type="dxa" w:w="3580"/>
+            <w:tcBorders>
+              <w:top w:val="single" w:color="D9DEE8" w:sz="4"/>
+              <w:left w:val="single" w:color="D9DEE8" w:sz="4"/>
+              <w:bottom w:val="single" w:color="D9DEE8" w:sz="4"/>
+              <w:right w:val="single" w:color="D9DEE8" w:sz="4"/>
+            </w:tcBorders>
+            <w:shd w:fill="FFFFFF" w:color="auto" w:val="clear"/>
+            <w:tcMar>
+              <w:top w:type="dxa" w:w="58"/>
+              <w:left w:type="dxa" w:w="90"/>
+              <w:bottom w:type="dxa" w:w="58"/>
+              <w:right w:type="dxa" w:w="90"/>
+            </w:tcMar>
+          </w:tcPr>
+          <w:p>
+            <w:pPr>
+              <w:spacing w:after="0" w:line="246"/>
+            </w:pPr>
+            <w:r>
+              <w:rPr>
+                <w:rFonts w:ascii="Calibri" w:cs="Calibri" w:eastAsia="Calibri" w:hAnsi="Calibri"/>
+                <w:b w:val="false"/>
+                <w:bCs w:val="false"/>
+                <w:color w:val="24303F"/>
+                <w:sz w:val="13"/>
+                <w:szCs w:val="13"/>
+              </w:rPr>
+              <w:t xml:space="preserve">28-day money-back guarantee. No contracts, no setup fee</w:t>
+            </w:r>
+          </w:p>
+        </w:tc>
+        <w:tc>
+          <w:tcPr>
+            <w:tcW w:type="dxa" w:w="3580"/>
+            <w:tcBorders>
+              <w:top w:val="single" w:color="D9DEE8" w:sz="4"/>
+              <w:left w:val="single" w:color="D9DEE8" w:sz="4"/>
+              <w:bottom w:val="single" w:color="D9DEE8" w:sz="4"/>
+              <w:right w:val="single" w:color="D9DEE8" w:sz="4"/>
+            </w:tcBorders>
+            <w:shd w:fill="FFFFFF" w:color="auto" w:val="clear"/>
+            <w:tcMar>
+              <w:top w:type="dxa" w:w="58"/>
+              <w:left w:type="dxa" w:w="90"/>
+              <w:bottom w:type="dxa" w:w="58"/>
+              <w:right w:type="dxa" w:w="90"/>
+            </w:tcMar>
+          </w:tcPr>
+          <w:p>
+            <w:pPr>
+              <w:spacing w:after="0" w:line="246"/>
+            </w:pPr>
+            <w:r>
+              <w:rPr>
+                <w:rFonts w:ascii="Calibri" w:cs="Calibri" w:eastAsia="Calibri" w:hAnsi="Calibri"/>
+                <w:b w:val="false"/>
+                <w:bCs w:val="false"/>
+                <w:color w:val="24303F"/>
+                <w:sz w:val="13"/>
+                <w:szCs w:val="13"/>
+              </w:rPr>
+              <w:t xml:space="preserve">7-day free trial. No contracts, no setup fees</w:t>
+            </w:r>
+          </w:p>
+        </w:tc>
+      </w:tr>
+      <w:tr>
+        <w:tc>
+          <w:tcPr>
+            <w:tcW w:type="dxa" w:w="2200"/>
+            <w:tcBorders>
+              <w:top w:val="single" w:color="D9DEE8" w:sz="4"/>
+              <w:left w:val="single" w:color="D9DEE8" w:sz="4"/>
+              <w:bottom w:val="single" w:color="D9DEE8" w:sz="4"/>
+              <w:right w:val="single" w:color="D9DEE8" w:sz="4"/>
+            </w:tcBorders>
+            <w:shd w:fill="FFFFFF" w:color="auto" w:val="clear"/>
+            <w:tcMar>
+              <w:top w:type="dxa" w:w="58"/>
+              <w:left w:type="dxa" w:w="90"/>
+              <w:bottom w:type="dxa" w:w="58"/>
+              <w:right w:type="dxa" w:w="90"/>
+            </w:tcMar>
+          </w:tcPr>
+          <w:p>
+            <w:pPr>
+              <w:spacing w:after="0" w:line="246"/>
+            </w:pPr>
+            <w:r>
+              <w:rPr>
+                <w:rFonts w:ascii="Calibri" w:cs="Calibri" w:eastAsia="Calibri" w:hAnsi="Calibri"/>
+                <w:b w:val="false"/>
+                <w:bCs w:val="false"/>
+                <w:color w:val="24303F"/>
+                <w:sz w:val="13"/>
+                <w:szCs w:val="13"/>
+              </w:rPr>
+              <w:t xml:space="preserve">CTA</w:t>
+            </w:r>
+          </w:p>
+        </w:tc>
+        <w:tc>
+          <w:tcPr>
+            <w:tcW w:type="dxa" w:w="3580"/>
+            <w:tcBorders>
+              <w:top w:val="single" w:color="D9DEE8" w:sz="4"/>
+              <w:left w:val="single" w:color="D9DEE8" w:sz="4"/>
+              <w:bottom w:val="single" w:color="D9DEE8" w:sz="4"/>
+              <w:right w:val="single" w:color="D9DEE8" w:sz="4"/>
+            </w:tcBorders>
+            <w:shd w:fill="FFFFFF" w:color="auto" w:val="clear"/>
+            <w:tcMar>
+              <w:top w:type="dxa" w:w="58"/>
+              <w:left w:type="dxa" w:w="90"/>
+              <w:bottom w:type="dxa" w:w="58"/>
+              <w:right w:type="dxa" w:w="90"/>
+            </w:tcMar>
+          </w:tcPr>
+          <w:p>
+            <w:pPr>
+              <w:spacing w:after="0" w:line="246"/>
+            </w:pPr>
+            <w:r>
+              <w:rPr>
+                <w:rFonts w:ascii="Calibri" w:cs="Calibri" w:eastAsia="Calibri" w:hAnsi="Calibri"/>
+                <w:b w:val="false"/>
+                <w:bCs w:val="false"/>
+                <w:color w:val="24303F"/>
+                <w:sz w:val="13"/>
+                <w:szCs w:val="13"/>
+              </w:rPr>
+              <w:t xml:space="preserve">Try risk free</w:t>
+            </w:r>
+          </w:p>
+        </w:tc>
+        <w:tc>
+          <w:tcPr>
+            <w:tcW w:type="dxa" w:w="3580"/>
+            <w:tcBorders>
+              <w:top w:val="single" w:color="D9DEE8" w:sz="4"/>
+              <w:left w:val="single" w:color="D9DEE8" w:sz="4"/>
+              <w:bottom w:val="single" w:color="D9DEE8" w:sz="4"/>
+              <w:right w:val="single" w:color="D9DEE8" w:sz="4"/>
+            </w:tcBorders>
+            <w:shd w:fill="FFFFFF" w:color="auto" w:val="clear"/>
+            <w:tcMar>
+              <w:top w:type="dxa" w:w="58"/>
+              <w:left w:type="dxa" w:w="90"/>
+              <w:bottom w:type="dxa" w:w="58"/>
+              <w:right w:type="dxa" w:w="90"/>
+            </w:tcMar>
+          </w:tcPr>
+          <w:p>
+            <w:pPr>
+              <w:spacing w:after="0" w:line="246"/>
+            </w:pPr>
+            <w:r>
+              <w:rPr>
+                <w:rFonts w:ascii="Calibri" w:cs="Calibri" w:eastAsia="Calibri" w:hAnsi="Calibri"/>
+                <w:b w:val="false"/>
+                <w:bCs w:val="false"/>
+                <w:color w:val="24303F"/>
+                <w:sz w:val="13"/>
+                <w:szCs w:val="13"/>
+              </w:rPr>
+              <w:t xml:space="preserve">Get started  (links to /whitelabel pricing)</w:t>
             </w:r>
           </w:p>
         </w:tc>
       </w:tr>
     </w:tbl>
+    <w:tbl>
+      <w:tblPr>
+        <w:tblW w:type="dxa" w:w="9360"/>
+        <w:tblBorders>
+          <w:top w:val="none"/>
+          <w:left w:val="single" w:color="16223C" w:sz="18"/>
+          <w:bottom w:val="none"/>
+          <w:right w:val="none"/>
+          <w:insideH w:val="single" w:color="auto" w:sz="4"/>
+          <w:insideV w:val="single" w:color="auto" w:sz="4"/>
+        </w:tblBorders>
+      </w:tblPr>
+      <w:tblGrid>
+        <w:gridCol w:w="9360"/>
+      </w:tblGrid>
+      <w:tr>
+        <w:tc>
+          <w:tcPr>
+            <w:tcW w:type="dxa" w:w="9360"/>
+            <w:tcBorders>
+              <w:top w:val="none"/>
+              <w:left w:val="single" w:color="16223C" w:sz="18"/>
+              <w:bottom w:val="none"/>
+              <w:right w:val="none"/>
+            </w:tcBorders>
+            <w:shd w:fill="EDF0F6" w:color="auto" w:val="clear"/>
+            <w:tcMar>
+              <w:top w:type="dxa" w:w="90"/>
+              <w:left w:type="dxa" w:w="150"/>
+              <w:bottom w:type="dxa" w:w="90"/>
+              <w:right w:type="dxa" w:w="150"/>
+            </w:tcMar>
+          </w:tcPr>
+          <w:p>
+            <w:pPr>
+              <w:spacing w:after="0" w:line="264"/>
+            </w:pPr>
+            <w:r>
+              <w:rPr>
+                <w:rFonts w:ascii="Consolas" w:cs="Consolas" w:eastAsia="Consolas" w:hAnsi="Consolas"/>
+                <w:b/>
+                <w:bCs/>
+                <w:color w:val="16223C"/>
+                <w:sz w:val="13"/>
+                <w:szCs w:val="13"/>
+              </w:rPr>
+              <w:t xml:space="preserve">DESIGN NOTE.  </w:t>
+            </w:r>
+            <w:r>
+              <w:rPr>
+                <w:rFonts w:ascii="Calibri" w:cs="Calibri" w:eastAsia="Calibri" w:hAnsi="Calibri"/>
+                <w:color w:val="24303F"/>
+                <w:sz w:val="17"/>
+                <w:szCs w:val="17"/>
+              </w:rPr>
+              <w:t xml:space="preserve">Two cards side by side. AI Receptionist on plum with yellow ticks and a cream button. White-label on white with green ticks and an ink button, showing Studio and Agency as two short rows inside one card. Each card ends in its own CTA.</w:t>
+            </w:r>
+          </w:p>
+        </w:tc>
+      </w:tr>
+    </w:tbl>
+    <w:p>
+      <w:pPr>
+        <w:spacing w:after="30" w:before="130"/>
+      </w:pPr>
+      <w:r>
+        <w:rPr>
+          <w:rFonts w:ascii="Consolas" w:cs="Consolas" w:eastAsia="Consolas" w:hAnsi="Consolas"/>
+          <w:b/>
+          <w:bCs/>
+          <w:color w:val="9A6B3F"/>
+          <w:spacing w:val="12"/>
+          <w:sz w:val="14"/>
+          <w:szCs w:val="14"/>
+        </w:rPr>
+        <w:t xml:space="preserve">SECTION 13 · FAQ</w:t>
+      </w:r>
+    </w:p>
+    <w:p>
+      <w:pPr>
+        <w:spacing w:after="110" w:line="278"/>
+      </w:pPr>
+      <w:r>
+        <w:rPr>
+          <w:rFonts w:ascii="Calibri" w:cs="Calibri" w:eastAsia="Calibri" w:hAnsi="Calibri"/>
+          <w:b/>
+          <w:bCs/>
+          <w:i w:val="false"/>
+          <w:iCs w:val="false"/>
+          <w:color w:val="9A6B3F"/>
+          <w:sz w:val="15"/>
+          <w:szCs w:val="15"/>
+        </w:rPr>
+        <w:t xml:space="preserve">Label:  </w:t>
+      </w:r>
+      <w:r>
+        <w:rPr>
+          <w:rFonts w:ascii="Calibri" w:cs="Calibri" w:eastAsia="Calibri" w:hAnsi="Calibri"/>
+          <w:b/>
+          <w:bCs/>
+          <w:i w:val="false"/>
+          <w:iCs w:val="false"/>
+          <w:color w:val="5A6675"/>
+          <w:sz w:val="15"/>
+          <w:szCs w:val="15"/>
+        </w:rPr>
+        <w:t xml:space="preserve">FAQ</w:t>
+      </w:r>
+      <w:r>
+        <w:rPr>
+          <w:rFonts w:ascii="Calibri" w:cs="Calibri" w:eastAsia="Calibri" w:hAnsi="Calibri"/>
+          <w:b/>
+          <w:bCs/>
+          <w:i w:val="false"/>
+          <w:iCs w:val="false"/>
+          <w:color w:val="9A6B3F"/>
+          <w:sz w:val="15"/>
+          <w:szCs w:val="15"/>
+        </w:rPr>
+        <w:t xml:space="preserve">     H2:  </w:t>
+      </w:r>
+      <w:r>
+        <w:rPr>
+          <w:rFonts w:ascii="Calibri" w:cs="Calibri" w:eastAsia="Calibri" w:hAnsi="Calibri"/>
+          <w:b/>
+          <w:bCs/>
+          <w:i w:val="false"/>
+          <w:iCs w:val="false"/>
+          <w:color w:val="16223C"/>
+          <w:sz w:val="21"/>
+          <w:szCs w:val="21"/>
+        </w:rPr>
+        <w:t xml:space="preserve">Google Calendar integration questions.</w:t>
+      </w:r>
+    </w:p>
+    <w:p>
+      <w:pPr>
+        <w:spacing w:after="16" w:before="110"/>
+      </w:pPr>
+      <w:r>
+        <w:rPr>
+          <w:rFonts w:ascii="Calibri" w:cs="Calibri" w:eastAsia="Calibri" w:hAnsi="Calibri"/>
+          <w:b/>
+          <w:bCs/>
+          <w:color w:val="16223C"/>
+          <w:sz w:val="20"/>
+          <w:szCs w:val="20"/>
+        </w:rPr>
+        <w:t xml:space="preserve">Does Trillet work with my existing Google Calendar?</w:t>
+      </w:r>
+    </w:p>
     <w:p>
       <w:pPr>
         <w:spacing w:after="110" w:line="278"/>
@@ -1792,71 +4913,27 @@
           <w:bCs w:val="false"/>
           <w:i w:val="false"/>
           <w:iCs w:val="false"/>
-          <w:color w:val="5A6675"/>
-          <w:sz w:val="17"/>
-          <w:szCs w:val="17"/>
-        </w:rPr>
-        <w:t xml:space="preserve">28-day money-back guarantee. No contracts, cancel anytime.</w:t>
-      </w:r>
-    </w:p>
-    <w:p>
-      <w:pPr>
-        <w:spacing w:after="60" w:before="40"/>
-      </w:pPr>
-      <w:r>
-        <w:rPr>
-          <w:rFonts w:ascii="Calibri" w:cs="Calibri" w:eastAsia="Calibri" w:hAnsi="Calibri"/>
-          <w:b/>
-          <w:bCs/>
-          <w:color w:val="FFFFFF"/>
-          <w:sz w:val="18"/>
-          <w:szCs w:val="18"/>
-          <w:highlight w:val="darkBlue"/>
-          <w:highlightCs w:val="darkBlue"/>
-        </w:rPr>
-        <w:t xml:space="preserve">  Start risk free  </w:t>
-      </w:r>
-      <w:r>
-        <w:rPr>
-          <w:rFonts w:ascii="Calibri" w:cs="Calibri" w:eastAsia="Calibri" w:hAnsi="Calibri"/>
-          <w:color w:val="1B5E86"/>
-          <w:sz w:val="18"/>
-          <w:szCs w:val="18"/>
-          <w:u w:val="single"/>
-        </w:rPr>
-        <w:t xml:space="preserve">    See pricing</w:t>
-      </w:r>
-    </w:p>
-    <w:p>
-      <w:pPr>
-        <w:spacing w:after="50" w:before="170"/>
-      </w:pPr>
-      <w:r>
-        <w:rPr>
-          <w:rFonts w:ascii="Georgia" w:cs="Georgia" w:eastAsia="Georgia" w:hAnsi="Georgia"/>
+          <w:color w:val="24303F"/>
+          <w:sz w:val="20"/>
+          <w:szCs w:val="20"/>
+        </w:rPr>
+        <w:t xml:space="preserve">Yes. Sign in with a Google account that can edit the calendar, choose which calendar bookings go into (your primary calendar until you change it), and the agent works from what is already there.</w:t>
+      </w:r>
+    </w:p>
+    <w:p>
+      <w:pPr>
+        <w:spacing w:after="16" w:before="110"/>
+      </w:pPr>
+      <w:r>
+        <w:rPr>
+          <w:rFonts w:ascii="Calibri" w:cs="Calibri" w:eastAsia="Calibri" w:hAnsi="Calibri"/>
           <w:b/>
           <w:bCs/>
           <w:color w:val="16223C"/>
-          <w:sz w:val="25"/>
-          <w:szCs w:val="25"/>
-        </w:rPr>
-        <w:t xml:space="preserve">Google Calendar integration FAQ</w:t>
-      </w:r>
-    </w:p>
-    <w:p>
-      <w:pPr>
-        <w:spacing w:after="16" w:before="110"/>
-      </w:pPr>
-      <w:r>
-        <w:rPr>
-          <w:rFonts w:ascii="Calibri" w:cs="Calibri" w:eastAsia="Calibri" w:hAnsi="Calibri"/>
-          <w:b/>
-          <w:bCs/>
-          <w:color w:val="16223C"/>
-          <w:sz w:val="20"/>
-          <w:szCs w:val="20"/>
-        </w:rPr>
-        <w:t xml:space="preserve">Can the voice agent book appointments in Google Calendar?</w:t>
+          <w:sz w:val="20"/>
+          <w:szCs w:val="20"/>
+        </w:rPr>
+        <w:t xml:space="preserve">How does it avoid double bookings?</w:t>
       </w:r>
     </w:p>
     <w:p>
@@ -1874,7 +4951,7 @@
           <w:sz w:val="20"/>
           <w:szCs w:val="20"/>
         </w:rPr>
-        <w:t xml:space="preserve">Yes. The agent checks real-time availability, offers open slots, and writes the appointment straight into the Google Calendar you connect, with the caller's name and number on the event.</w:t>
+        <w:t xml:space="preserve">It checks your calendar for free time before it offers a slot, so times already taken by an event are not offered.</w:t>
       </w:r>
     </w:p>
     <w:p>
@@ -1890,7 +4967,7 @@
           <w:sz w:val="20"/>
           <w:szCs w:val="20"/>
         </w:rPr>
-        <w:t xml:space="preserve">Can it reschedule or cancel existing appointments?</w:t>
+        <w:t xml:space="preserve">How does it know my opening hours?</w:t>
       </w:r>
     </w:p>
     <w:p>
@@ -1908,7 +4985,7 @@
           <w:sz w:val="20"/>
           <w:szCs w:val="20"/>
         </w:rPr>
-        <w:t xml:space="preserve">Yes. On the same call, the agent finds the caller's existing event, offers new times, and updates or cancels it in Google Calendar, then confirms the change to the caller and your team.</w:t>
+        <w:t xml:space="preserve">Any time without an event counts as free. Block closed hours, breaks and days off in Google Calendar, or add your opening hours to the agent's instructions.</w:t>
       </w:r>
     </w:p>
     <w:p>
@@ -1924,7 +5001,7 @@
           <w:sz w:val="20"/>
           <w:szCs w:val="20"/>
         </w:rPr>
-        <w:t xml:space="preserve">How does it avoid double bookings?</w:t>
+        <w:t xml:space="preserve">What does the caller receive?</w:t>
       </w:r>
     </w:p>
     <w:p>
@@ -1942,7 +5019,7 @@
           <w:sz w:val="20"/>
           <w:szCs w:val="20"/>
         </w:rPr>
-        <w:t xml:space="preserve">It reads your calendar live at the moment of the call and only offers slots that are free, applying your buffers and working hours. Connect several calendars and it reads busy time across all of them.</w:t>
+        <w:t xml:space="preserve">The agent asks for their name and email address, books the appointment, and Google emails them a calendar invite.</w:t>
       </w:r>
     </w:p>
     <w:p>
@@ -1958,7 +5035,7 @@
           <w:sz w:val="20"/>
           <w:szCs w:val="20"/>
         </w:rPr>
-        <w:t xml:space="preserve">Does it handle time zones?</w:t>
+        <w:t xml:space="preserve">Can callers reschedule or cancel?</w:t>
       </w:r>
     </w:p>
     <w:p>
@@ -1976,7 +5053,7 @@
           <w:sz w:val="20"/>
           <w:szCs w:val="20"/>
         </w:rPr>
-        <w:t xml:space="preserve">Yes. The agent confirms the time in the caller's time zone and stores the event correctly in yours, so cross-state and cross-border bookings land at the right time.</w:t>
+        <w:t xml:space="preserve">Yes, when the Reschedule and Cancel functions are switched on. The agent finds the appointment from the time the caller gives and their name, email or phone number, then moves or cancels it.</w:t>
       </w:r>
     </w:p>
     <w:p>
@@ -1992,7 +5069,7 @@
           <w:sz w:val="20"/>
           <w:szCs w:val="20"/>
         </w:rPr>
-        <w:t xml:space="preserve">Can I connect more than one calendar?</w:t>
+        <w:t xml:space="preserve">How long are appointments?</w:t>
       </w:r>
     </w:p>
     <w:p>
@@ -2010,7 +5087,7 @@
           <w:sz w:val="20"/>
           <w:szCs w:val="20"/>
         </w:rPr>
-        <w:t xml:space="preserve">Yes. Connect one or several. The agent respects busy time across every connected calendar, which suits shared resources and staff who work across multiple diaries.</w:t>
+        <w:t xml:space="preserve">You choose: 15, 30, 45 or 60 minutes, or your own length. The default is 30 minutes.</w:t>
       </w:r>
     </w:p>
     <w:p>
@@ -2026,7 +5103,7 @@
           <w:sz w:val="20"/>
           <w:szCs w:val="20"/>
         </w:rPr>
-        <w:t xml:space="preserve">Do I need to change my phone number?</w:t>
+        <w:t xml:space="preserve">Which timezone does it use?</w:t>
       </w:r>
     </w:p>
     <w:p>
@@ -2044,7 +5121,7 @@
           <w:sz w:val="20"/>
           <w:szCs w:val="20"/>
         </w:rPr>
-        <w:t xml:space="preserve">No. Use a Trillet number or forward your existing line. Carrier-level call forwarding goes live in about 30 seconds with no porting.</w:t>
+        <w:t xml:space="preserve">Your business's timezone, set as Agent Location (Timezone). It is required, and Trillet fills it in from your Google calendar when it can. If bookings land at the wrong time, check this setting.</w:t>
       </w:r>
     </w:p>
     <w:p>
@@ -2060,7 +5137,7 @@
           <w:sz w:val="20"/>
           <w:szCs w:val="20"/>
         </w:rPr>
-        <w:t xml:space="preserve">Is it safe for a healthcare calendar?</w:t>
+        <w:t xml:space="preserve">Can it add details to the calendar event?</w:t>
       </w:r>
     </w:p>
     <w:p>
@@ -2078,7 +5155,75 @@
           <w:sz w:val="20"/>
           <w:szCs w:val="20"/>
         </w:rPr>
-        <w:t xml:space="preserve">Yes. Compliance is included on every plan: SOC 2 Type II, ISO 27001, HIPAA, GDPR, ACMA and TCPA, with audit trails and a call record on every workspace.</w:t>
+        <w:t xml:space="preserve">Yes. Under Details to include, list what the agent should collect and write into the event, such as the caller's address or the type of service.</w:t>
+      </w:r>
+    </w:p>
+    <w:p>
+      <w:pPr>
+        <w:spacing w:after="16" w:before="110"/>
+      </w:pPr>
+      <w:r>
+        <w:rPr>
+          <w:rFonts w:ascii="Calibri" w:cs="Calibri" w:eastAsia="Calibri" w:hAnsi="Calibri"/>
+          <w:b/>
+          <w:bCs/>
+          <w:color w:val="16223C"/>
+          <w:sz w:val="20"/>
+          <w:szCs w:val="20"/>
+        </w:rPr>
+        <w:t xml:space="preserve">Can I connect more than one calendar?</w:t>
+      </w:r>
+    </w:p>
+    <w:p>
+      <w:pPr>
+        <w:spacing w:after="110" w:line="278"/>
+      </w:pPr>
+      <w:r>
+        <w:rPr>
+          <w:rFonts w:ascii="Calibri" w:cs="Calibri" w:eastAsia="Calibri" w:hAnsi="Calibri"/>
+          <w:b w:val="false"/>
+          <w:bCs w:val="false"/>
+          <w:i w:val="false"/>
+          <w:iCs w:val="false"/>
+          <w:color w:val="24303F"/>
+          <w:sz w:val="20"/>
+          <w:szCs w:val="20"/>
+        </w:rPr>
+        <w:t xml:space="preserve">Each agent has its own Google connection and books into the calendar you select for it.</w:t>
+      </w:r>
+    </w:p>
+    <w:p>
+      <w:pPr>
+        <w:spacing w:after="16" w:before="110"/>
+      </w:pPr>
+      <w:r>
+        <w:rPr>
+          <w:rFonts w:ascii="Calibri" w:cs="Calibri" w:eastAsia="Calibri" w:hAnsi="Calibri"/>
+          <w:b/>
+          <w:bCs/>
+          <w:color w:val="16223C"/>
+          <w:sz w:val="20"/>
+          <w:szCs w:val="20"/>
+        </w:rPr>
+        <w:t xml:space="preserve">How do I disconnect or switch accounts?</w:t>
+      </w:r>
+    </w:p>
+    <w:p>
+      <w:pPr>
+        <w:spacing w:after="110" w:line="278"/>
+      </w:pPr>
+      <w:r>
+        <w:rPr>
+          <w:rFonts w:ascii="Calibri" w:cs="Calibri" w:eastAsia="Calibri" w:hAnsi="Calibri"/>
+          <w:b w:val="false"/>
+          <w:bCs w:val="false"/>
+          <w:i w:val="false"/>
+          <w:iCs w:val="false"/>
+          <w:color w:val="24303F"/>
+          <w:sz w:val="20"/>
+          <w:szCs w:val="20"/>
+        </w:rPr>
+        <w:t xml:space="preserve">Click Reconnect to switch to a different Google account, or Disconnect to stop the agent booking. Disconnecting removes the connection and its calendar settings from that agent only.</w:t>
       </w:r>
     </w:p>
     <w:p>
@@ -2096,9 +5241,70 @@
           <w:sz w:val="16"/>
           <w:szCs w:val="16"/>
         </w:rPr>
-        <w:t xml:space="preserve">Last reviewed: September 2026.</w:t>
-      </w:r>
-    </w:p>
+        <w:t xml:space="preserve">Last reviewed: October 2026.</w:t>
+      </w:r>
+    </w:p>
+    <w:tbl>
+      <w:tblPr>
+        <w:tblW w:type="dxa" w:w="9360"/>
+        <w:tblBorders>
+          <w:top w:val="none"/>
+          <w:left w:val="single" w:color="16223C" w:sz="18"/>
+          <w:bottom w:val="none"/>
+          <w:right w:val="none"/>
+          <w:insideH w:val="single" w:color="auto" w:sz="4"/>
+          <w:insideV w:val="single" w:color="auto" w:sz="4"/>
+        </w:tblBorders>
+      </w:tblPr>
+      <w:tblGrid>
+        <w:gridCol w:w="9360"/>
+      </w:tblGrid>
+      <w:tr>
+        <w:tc>
+          <w:tcPr>
+            <w:tcW w:type="dxa" w:w="9360"/>
+            <w:tcBorders>
+              <w:top w:val="none"/>
+              <w:left w:val="single" w:color="16223C" w:sz="18"/>
+              <w:bottom w:val="none"/>
+              <w:right w:val="none"/>
+            </w:tcBorders>
+            <w:shd w:fill="EDF0F6" w:color="auto" w:val="clear"/>
+            <w:tcMar>
+              <w:top w:type="dxa" w:w="90"/>
+              <w:left w:type="dxa" w:w="150"/>
+              <w:bottom w:type="dxa" w:w="90"/>
+              <w:right w:type="dxa" w:w="150"/>
+            </w:tcMar>
+          </w:tcPr>
+          <w:p>
+            <w:pPr>
+              <w:spacing w:after="0" w:line="264"/>
+            </w:pPr>
+            <w:r>
+              <w:rPr>
+                <w:rFonts w:ascii="Consolas" w:cs="Consolas" w:eastAsia="Consolas" w:hAnsi="Consolas"/>
+                <w:b/>
+                <w:bCs/>
+                <w:color w:val="16223C"/>
+                <w:sz w:val="13"/>
+                <w:szCs w:val="13"/>
+              </w:rPr>
+              <w:t xml:space="preserve">DESIGN NOTE.  </w:t>
+            </w:r>
+            <w:r>
+              <w:rPr>
+                <w:rFonts w:ascii="Calibri" w:cs="Calibri" w:eastAsia="Calibri" w:hAnsi="Calibri"/>
+                <w:color w:val="24303F"/>
+                <w:sz w:val="17"/>
+                <w:szCs w:val="17"/>
+              </w:rPr>
+              <w:t xml:space="preserve">Same two-column accordion as the other pages. Mirror the copy verbatim in FAQPage schema.</w:t>
+            </w:r>
+          </w:p>
+        </w:tc>
+      </w:tr>
+    </w:tbl>
     <w:p>
       <w:pPr>
         <w:spacing w:after="30" w:before="130"/>
@@ -2113,7 +5319,7 @@
           <w:sz w:val="14"/>
           <w:szCs w:val="14"/>
         </w:rPr>
-        <w:t xml:space="preserve">SECTION 9 · FINAL CTA</w:t>
+        <w:t xml:space="preserve">SECTION 14 · MORE INTEGRATIONS</w:t>
       </w:r>
     </w:p>
     <w:p>
@@ -2131,7 +5337,33 @@
           <w:sz w:val="15"/>
           <w:szCs w:val="15"/>
         </w:rPr>
-        <w:t xml:space="preserve">H2:  </w:t>
+        <w:t xml:space="preserve">Label:  </w:t>
+      </w:r>
+      <w:r>
+        <w:rPr>
+          <w:rFonts w:ascii="Calibri" w:cs="Calibri" w:eastAsia="Calibri" w:hAnsi="Calibri"/>
+          <w:b/>
+          <w:bCs/>
+          <w:i w:val="false"/>
+          <w:iCs w:val="false"/>
+          <w:color w:val="5A6675"/>
+          <w:sz w:val="15"/>
+          <w:szCs w:val="15"/>
+        </w:rPr>
+        <w:t xml:space="preserve">MORE INTEGRATIONS</w:t>
+      </w:r>
+      <w:r>
+        <w:rPr>
+          <w:rFonts w:ascii="Calibri" w:cs="Calibri" w:eastAsia="Calibri" w:hAnsi="Calibri"/>
+          <w:b/>
+          <w:bCs/>
+          <w:i w:val="false"/>
+          <w:iCs w:val="false"/>
+          <w:color w:val="9A6B3F"/>
+          <w:sz w:val="15"/>
+          <w:szCs w:val="15"/>
+        </w:rPr>
+        <w:t xml:space="preserve">     H2:  </w:t>
       </w:r>
       <w:r>
         <w:rPr>
@@ -2141,16 +5373,34 @@
           <w:i w:val="false"/>
           <w:iCs w:val="false"/>
           <w:color w:val="16223C"/>
-          <w:sz w:val="22"/>
-          <w:szCs w:val="22"/>
-        </w:rPr>
-        <w:t xml:space="preserve">Turn your Google Calendar into a booking line</w:t>
-      </w:r>
-    </w:p>
-    <w:p>
-      <w:pPr>
-        <w:spacing w:after="110" w:line="278"/>
-      </w:pPr>
+          <w:sz w:val="21"/>
+          <w:szCs w:val="21"/>
+        </w:rPr>
+        <w:t xml:space="preserve">Booking somewhere else too?</w:t>
+      </w:r>
+    </w:p>
+    <w:p>
+      <w:pPr>
+        <w:pStyle w:val="ListParagraph"/>
+        <w:numPr>
+          <w:ilvl w:val="0"/>
+          <w:numId w:val="1"/>
+        </w:numPr>
+        <w:spacing w:after="50" w:line="272"/>
+      </w:pPr>
+      <w:r>
+        <w:rPr>
+          <w:rFonts w:ascii="Calibri" w:cs="Calibri" w:eastAsia="Calibri" w:hAnsi="Calibri"/>
+          <w:b/>
+          <w:bCs/>
+          <w:i w:val="false"/>
+          <w:iCs w:val="false"/>
+          <w:color w:val="24303F"/>
+          <w:sz w:val="20"/>
+          <w:szCs w:val="20"/>
+        </w:rPr>
+        <w:t xml:space="preserve">GoHighLevel. </w:t>
+      </w:r>
       <w:r>
         <w:rPr>
           <w:rFonts w:ascii="Calibri" w:cs="Calibri" w:eastAsia="Calibri" w:hAnsi="Calibri"/>
@@ -2162,7 +5412,7 @@
           <w:sz w:val="20"/>
           <w:szCs w:val="20"/>
         </w:rPr>
-        <w:t xml:space="preserve">Connect it today, or see the other native integrations on the </w:t>
+        <w:t xml:space="preserve">Book into your GoHighLevel calendar and find or create the contact. </w:t>
       </w:r>
       <w:r>
         <w:rPr>
@@ -2172,7 +5422,7 @@
           <w:szCs w:val="20"/>
           <w:u w:val="single"/>
         </w:rPr>
-        <w:t xml:space="preserve">Integrations</w:t>
+        <w:t xml:space="preserve">See the integration</w:t>
       </w:r>
       <w:r>
         <w:rPr>
@@ -2181,7 +5431,30 @@
           <w:sz w:val="12"/>
           <w:szCs w:val="12"/>
         </w:rPr>
-        <w:t xml:space="preserve"> [/integrations]</w:t>
+        <w:t xml:space="preserve"> [/integrations/gohighlevel]</w:t>
+      </w:r>
+    </w:p>
+    <w:p>
+      <w:pPr>
+        <w:pStyle w:val="ListParagraph"/>
+        <w:numPr>
+          <w:ilvl w:val="0"/>
+          <w:numId w:val="1"/>
+        </w:numPr>
+        <w:spacing w:after="50" w:line="272"/>
+      </w:pPr>
+      <w:r>
+        <w:rPr>
+          <w:rFonts w:ascii="Calibri" w:cs="Calibri" w:eastAsia="Calibri" w:hAnsi="Calibri"/>
+          <w:b/>
+          <w:bCs/>
+          <w:i w:val="false"/>
+          <w:iCs w:val="false"/>
+          <w:color w:val="24303F"/>
+          <w:sz w:val="20"/>
+          <w:szCs w:val="20"/>
+        </w:rPr>
+        <w:t xml:space="preserve">ServiceTitan. </w:t>
       </w:r>
       <w:r>
         <w:rPr>
@@ -2194,7 +5467,186 @@
           <w:sz w:val="20"/>
           <w:szCs w:val="20"/>
         </w:rPr>
-        <w:t xml:space="preserve"> page.</w:t>
+        <w:t xml:space="preserve">Send bookings into your ServiceTitan queue for the office to confirm. </w:t>
+      </w:r>
+      <w:r>
+        <w:rPr>
+          <w:rFonts w:ascii="Calibri" w:cs="Calibri" w:eastAsia="Calibri" w:hAnsi="Calibri"/>
+          <w:color w:val="1B5E86"/>
+          <w:sz w:val="20"/>
+          <w:szCs w:val="20"/>
+          <w:u w:val="single"/>
+        </w:rPr>
+        <w:t xml:space="preserve">See the integration</w:t>
+      </w:r>
+      <w:r>
+        <w:rPr>
+          <w:rFonts w:ascii="Consolas" w:cs="Consolas" w:eastAsia="Consolas" w:hAnsi="Consolas"/>
+          <w:color w:val="5A6675"/>
+          <w:sz w:val="12"/>
+          <w:szCs w:val="12"/>
+        </w:rPr>
+        <w:t xml:space="preserve"> [/integrations/servicetitan]</w:t>
+      </w:r>
+    </w:p>
+    <w:p>
+      <w:pPr>
+        <w:pStyle w:val="ListParagraph"/>
+        <w:numPr>
+          <w:ilvl w:val="0"/>
+          <w:numId w:val="1"/>
+        </w:numPr>
+        <w:spacing w:after="50" w:line="272"/>
+      </w:pPr>
+      <w:r>
+        <w:rPr>
+          <w:rFonts w:ascii="Calibri" w:cs="Calibri" w:eastAsia="Calibri" w:hAnsi="Calibri"/>
+          <w:b/>
+          <w:bCs/>
+          <w:i w:val="false"/>
+          <w:iCs w:val="false"/>
+          <w:color w:val="24303F"/>
+          <w:sz w:val="20"/>
+          <w:szCs w:val="20"/>
+        </w:rPr>
+        <w:t xml:space="preserve">Your own API. </w:t>
+      </w:r>
+      <w:r>
+        <w:rPr>
+          <w:rFonts w:ascii="Calibri" w:cs="Calibri" w:eastAsia="Calibri" w:hAnsi="Calibri"/>
+          <w:b w:val="false"/>
+          <w:bCs w:val="false"/>
+          <w:i w:val="false"/>
+          <w:iCs w:val="false"/>
+          <w:color w:val="24303F"/>
+          <w:sz w:val="20"/>
+          <w:szCs w:val="20"/>
+        </w:rPr>
+        <w:t xml:space="preserve">Custom API actions for the systems you already run. </w:t>
+      </w:r>
+      <w:r>
+        <w:rPr>
+          <w:rFonts w:ascii="Calibri" w:cs="Calibri" w:eastAsia="Calibri" w:hAnsi="Calibri"/>
+          <w:color w:val="1B5E86"/>
+          <w:sz w:val="20"/>
+          <w:szCs w:val="20"/>
+          <w:u w:val="single"/>
+        </w:rPr>
+        <w:t xml:space="preserve">All integrations</w:t>
+      </w:r>
+      <w:r>
+        <w:rPr>
+          <w:rFonts w:ascii="Consolas" w:cs="Consolas" w:eastAsia="Consolas" w:hAnsi="Consolas"/>
+          <w:color w:val="5A6675"/>
+          <w:sz w:val="12"/>
+          <w:szCs w:val="12"/>
+        </w:rPr>
+        <w:t xml:space="preserve"> [/integrations]</w:t>
+      </w:r>
+    </w:p>
+    <w:p>
+      <w:pPr>
+        <w:spacing w:after="30" w:before="130"/>
+      </w:pPr>
+      <w:r>
+        <w:rPr>
+          <w:rFonts w:ascii="Consolas" w:cs="Consolas" w:eastAsia="Consolas" w:hAnsi="Consolas"/>
+          <w:b/>
+          <w:bCs/>
+          <w:color w:val="9A6B3F"/>
+          <w:spacing w:val="12"/>
+          <w:sz w:val="14"/>
+          <w:szCs w:val="14"/>
+        </w:rPr>
+        <w:t xml:space="preserve">SECTION 15 · GET STARTED</w:t>
+      </w:r>
+    </w:p>
+    <w:p>
+      <w:pPr>
+        <w:spacing w:after="110" w:line="278"/>
+      </w:pPr>
+      <w:r>
+        <w:rPr>
+          <w:rFonts w:ascii="Calibri" w:cs="Calibri" w:eastAsia="Calibri" w:hAnsi="Calibri"/>
+          <w:b/>
+          <w:bCs/>
+          <w:i w:val="false"/>
+          <w:iCs w:val="false"/>
+          <w:color w:val="9A6B3F"/>
+          <w:sz w:val="15"/>
+          <w:szCs w:val="15"/>
+        </w:rPr>
+        <w:t xml:space="preserve">Label:  </w:t>
+      </w:r>
+      <w:r>
+        <w:rPr>
+          <w:rFonts w:ascii="Calibri" w:cs="Calibri" w:eastAsia="Calibri" w:hAnsi="Calibri"/>
+          <w:b/>
+          <w:bCs/>
+          <w:i w:val="false"/>
+          <w:iCs w:val="false"/>
+          <w:color w:val="5A6675"/>
+          <w:sz w:val="15"/>
+          <w:szCs w:val="15"/>
+        </w:rPr>
+        <w:t xml:space="preserve">GET STARTED</w:t>
+      </w:r>
+      <w:r>
+        <w:rPr>
+          <w:rFonts w:ascii="Calibri" w:cs="Calibri" w:eastAsia="Calibri" w:hAnsi="Calibri"/>
+          <w:b/>
+          <w:bCs/>
+          <w:i w:val="false"/>
+          <w:iCs w:val="false"/>
+          <w:color w:val="9A6B3F"/>
+          <w:sz w:val="15"/>
+          <w:szCs w:val="15"/>
+        </w:rPr>
+        <w:t xml:space="preserve">     H2:  </w:t>
+      </w:r>
+      <w:r>
+        <w:rPr>
+          <w:rFonts w:ascii="Calibri" w:cs="Calibri" w:eastAsia="Calibri" w:hAnsi="Calibri"/>
+          <w:b/>
+          <w:bCs/>
+          <w:i w:val="false"/>
+          <w:iCs w:val="false"/>
+          <w:color w:val="16223C"/>
+          <w:sz w:val="21"/>
+          <w:szCs w:val="21"/>
+        </w:rPr>
+        <w:t xml:space="preserve">Let your calendar take the call.</w:t>
+      </w:r>
+    </w:p>
+    <w:p>
+      <w:pPr>
+        <w:spacing w:after="110" w:line="278"/>
+      </w:pPr>
+      <w:r>
+        <w:rPr>
+          <w:rFonts w:ascii="Calibri" w:cs="Calibri" w:eastAsia="Calibri" w:hAnsi="Calibri"/>
+          <w:b/>
+          <w:bCs/>
+          <w:i w:val="false"/>
+          <w:iCs w:val="false"/>
+          <w:color w:val="9A6B3F"/>
+          <w:sz w:val="15"/>
+          <w:szCs w:val="15"/>
+        </w:rPr>
+        <w:t xml:space="preserve">Line:  </w:t>
+      </w:r>
+      <w:r>
+        <w:rPr>
+          <w:rFonts w:ascii="Calibri" w:cs="Calibri" w:eastAsia="Calibri" w:hAnsi="Calibri"/>
+          <w:b w:val="false"/>
+          <w:bCs w:val="false"/>
+          <w:i w:val="false"/>
+          <w:iCs w:val="false"/>
+          <w:color w:val="24303F"/>
+          <w:sz w:val="20"/>
+          <w:szCs w:val="20"/>
+        </w:rPr>
+        <w:t xml:space="preserve">Connect Google Calendar and take your next booking while you're with a client.</w:t>
       </w:r>
     </w:p>
     <w:p>
@@ -2212,7 +5664,7 @@
           <w:highlight w:val="darkBlue"/>
           <w:highlightCs w:val="darkBlue"/>
         </w:rPr>
-        <w:t xml:space="preserve">  Start risk free  </w:t>
+        <w:t xml:space="preserve">  Try risk free  </w:t>
       </w:r>
       <w:r>
         <w:rPr>
@@ -2222,9 +5674,148 @@
           <w:szCs w:val="18"/>
           <w:u w:val="single"/>
         </w:rPr>
-        <w:t xml:space="preserve">    Book a demo</w:t>
-      </w:r>
-    </w:p>
+        <w:t xml:space="preserve">    Try a live demo</w:t>
+      </w:r>
+    </w:p>
+    <w:tbl>
+      <w:tblPr>
+        <w:tblW w:type="dxa" w:w="9360"/>
+        <w:tblBorders>
+          <w:top w:val="none"/>
+          <w:left w:val="single" w:color="16223C" w:sz="18"/>
+          <w:bottom w:val="none"/>
+          <w:right w:val="none"/>
+          <w:insideH w:val="single" w:color="auto" w:sz="4"/>
+          <w:insideV w:val="single" w:color="auto" w:sz="4"/>
+        </w:tblBorders>
+      </w:tblPr>
+      <w:tblGrid>
+        <w:gridCol w:w="9360"/>
+      </w:tblGrid>
+      <w:tr>
+        <w:tc>
+          <w:tcPr>
+            <w:tcW w:type="dxa" w:w="9360"/>
+            <w:tcBorders>
+              <w:top w:val="none"/>
+              <w:left w:val="single" w:color="16223C" w:sz="18"/>
+              <w:bottom w:val="none"/>
+              <w:right w:val="none"/>
+            </w:tcBorders>
+            <w:shd w:fill="EDF0F6" w:color="auto" w:val="clear"/>
+            <w:tcMar>
+              <w:top w:type="dxa" w:w="90"/>
+              <w:left w:type="dxa" w:w="150"/>
+              <w:bottom w:type="dxa" w:w="90"/>
+              <w:right w:type="dxa" w:w="150"/>
+            </w:tcMar>
+          </w:tcPr>
+          <w:p>
+            <w:pPr>
+              <w:spacing w:after="0" w:line="264"/>
+            </w:pPr>
+            <w:r>
+              <w:rPr>
+                <w:rFonts w:ascii="Consolas" w:cs="Consolas" w:eastAsia="Consolas" w:hAnsi="Consolas"/>
+                <w:b/>
+                <w:bCs/>
+                <w:color w:val="16223C"/>
+                <w:sz w:val="13"/>
+                <w:szCs w:val="13"/>
+              </w:rPr>
+              <w:t xml:space="preserve">DESIGN NOTE.  </w:t>
+            </w:r>
+            <w:r>
+              <w:rPr>
+                <w:rFonts w:ascii="Calibri" w:cs="Calibri" w:eastAsia="Calibri" w:hAnsi="Calibri"/>
+                <w:color w:val="24303F"/>
+                <w:sz w:val="17"/>
+                <w:szCs w:val="17"/>
+              </w:rPr>
+              <w:t xml:space="preserve">Inset plum closing band; “take the call” in yellow italic.</w:t>
+            </w:r>
+          </w:p>
+        </w:tc>
+      </w:tr>
+    </w:tbl>
+    <w:p>
+      <w:pPr>
+        <w:spacing w:after="30" w:before="130"/>
+      </w:pPr>
+      <w:r>
+        <w:rPr>
+          <w:rFonts w:ascii="Consolas" w:cs="Consolas" w:eastAsia="Consolas" w:hAnsi="Consolas"/>
+          <w:b/>
+          <w:bCs/>
+          <w:color w:val="9A6B3F"/>
+          <w:spacing w:val="12"/>
+          <w:sz w:val="14"/>
+          <w:szCs w:val="14"/>
+        </w:rPr>
+        <w:t xml:space="preserve">MOBILE</w:t>
+      </w:r>
+    </w:p>
+    <w:tbl>
+      <w:tblPr>
+        <w:tblW w:type="dxa" w:w="9360"/>
+        <w:tblBorders>
+          <w:top w:val="none"/>
+          <w:left w:val="single" w:color="16223C" w:sz="18"/>
+          <w:bottom w:val="none"/>
+          <w:right w:val="none"/>
+          <w:insideH w:val="single" w:color="auto" w:sz="4"/>
+          <w:insideV w:val="single" w:color="auto" w:sz="4"/>
+        </w:tblBorders>
+      </w:tblPr>
+      <w:tblGrid>
+        <w:gridCol w:w="9360"/>
+      </w:tblGrid>
+      <w:tr>
+        <w:tc>
+          <w:tcPr>
+            <w:tcW w:type="dxa" w:w="9360"/>
+            <w:tcBorders>
+              <w:top w:val="none"/>
+              <w:left w:val="single" w:color="16223C" w:sz="18"/>
+              <w:bottom w:val="none"/>
+              <w:right w:val="none"/>
+            </w:tcBorders>
+            <w:shd w:fill="EDF0F6" w:color="auto" w:val="clear"/>
+            <w:tcMar>
+              <w:top w:type="dxa" w:w="90"/>
+              <w:left w:type="dxa" w:w="150"/>
+              <w:bottom w:type="dxa" w:w="90"/>
+              <w:right w:type="dxa" w:w="150"/>
+            </w:tcMar>
+          </w:tcPr>
+          <w:p>
+            <w:pPr>
+              <w:spacing w:after="0" w:line="264"/>
+            </w:pPr>
+            <w:r>
+              <w:rPr>
+                <w:rFonts w:ascii="Consolas" w:cs="Consolas" w:eastAsia="Consolas" w:hAnsi="Consolas"/>
+                <w:b/>
+                <w:bCs/>
+                <w:color w:val="16223C"/>
+                <w:sz w:val="13"/>
+                <w:szCs w:val="13"/>
+              </w:rPr>
+              <w:t xml:space="preserve">DESIGN NOTE.  </w:t>
+            </w:r>
+            <w:r>
+              <w:rPr>
+                <w:rFonts w:ascii="Calibri" w:cs="Calibri" w:eastAsia="Calibri" w:hAnsi="Calibri"/>
+                <w:color w:val="24303F"/>
+                <w:sz w:val="17"/>
+                <w:szCs w:val="17"/>
+              </w:rPr>
+              <w:t xml:space="preserve">Sticky ink bar after the hero: “Bookings by phone, 24/7” plus Try risk free. The rulebook controls stack above the day view. No horizontal scroll at 390px.</w:t>
+            </w:r>
+          </w:p>
+        </w:tc>
+      </w:tr>
+    </w:tbl>
     <w:p>
       <w:pPr>
         <w:pBdr>
@@ -2265,7 +5856,7 @@
           <w:sz w:val="20"/>
           <w:szCs w:val="20"/>
         </w:rPr>
-        <w:t xml:space="preserve">Meta title  (57)</w:t>
+        <w:t xml:space="preserve">Meta title  (45)</w:t>
       </w:r>
     </w:p>
     <w:p>
@@ -2283,7 +5874,7 @@
           <w:sz w:val="16"/>
           <w:szCs w:val="16"/>
         </w:rPr>
-        <w:t xml:space="preserve">Google Calendar AI Booking &amp; Receptionist | Trillet</w:t>
+        <w:t xml:space="preserve">AI Receptionist for Google Calendar | Trillet</w:t>
       </w:r>
     </w:p>
     <w:p>
@@ -2299,7 +5890,7 @@
           <w:sz w:val="20"/>
           <w:szCs w:val="20"/>
         </w:rPr>
-        <w:t xml:space="preserve">Meta description  (146)</w:t>
+        <w:t xml:space="preserve">Meta description  (152)</w:t>
       </w:r>
     </w:p>
     <w:p>
@@ -2317,7 +5908,7 @@
           <w:sz w:val="15"/>
           <w:szCs w:val="15"/>
         </w:rPr>
-        <w:t xml:space="preserve">Connect Trillet voice AI to Google Calendar. Callers book, reschedule and cancel by voice, with live availability and time zones handled automatically.</w:t>
+        <w:t xml:space="preserve">Trillet's AI receptionist answers your calls, checks your Google Calendar and books free times while the caller is on the line. Google sends the invite.</w:t>
       </w:r>
     </w:p>
     <w:p>
@@ -2342,7 +5933,32 @@
           <w:sz w:val="16"/>
           <w:szCs w:val="16"/>
         </w:rPr>
-        <w:t xml:space="preserve">Render H1, intro and FAQ server-side. Do not claim two-way CRM sync here; that is the GoHighLevel page's job.</w:t>
+        <w:t xml:space="preserve">Render H1, the short answer and the FAQ server-side. Point the hub's Google Calendar card at this URL.</w:t>
+      </w:r>
+    </w:p>
+    <w:p>
+      <w:pPr>
+        <w:spacing w:after="40"/>
+      </w:pPr>
+      <w:r>
+        <w:rPr>
+          <w:rFonts w:ascii="Calibri" w:cs="Calibri" w:eastAsia="Calibri" w:hAnsi="Calibri"/>
+          <w:b/>
+          <w:bCs/>
+          <w:color w:val="B4442E"/>
+          <w:sz w:val="16"/>
+          <w:szCs w:val="16"/>
+        </w:rPr>
+        <w:t xml:space="preserve">⚑ </w:t>
+      </w:r>
+      <w:r>
+        <w:rPr>
+          <w:rFonts w:ascii="Calibri" w:cs="Calibri" w:eastAsia="Calibri" w:hAnsi="Calibri"/>
+          <w:color w:val="5A6675"/>
+          <w:sz w:val="16"/>
+          <w:szCs w:val="16"/>
+        </w:rPr>
+        <w:t xml:space="preserve">Before publishing, confirm with product that the AI Receptionist plan's calendar booking uses this Google Calendar connection, as the pricing card and Why section state.</w:t>
       </w:r>
     </w:p>
     <w:p>
@@ -2433,7 +6049,7 @@
                 <w:sz w:val="13"/>
                 <w:szCs w:val="13"/>
               </w:rPr>
-              <w:t xml:space="preserve">  {"@type":"SoftwareApplication","name":"Trillet Voice AI for Google Calendar",</w:t>
+              <w:t xml:space="preserve">  {"@type":"SoftwareApplication","name":"Trillet AI Receptionist for Google Calendar",</w:t>
             </w:r>
           </w:p>
           <w:p>
@@ -2461,7 +6077,7 @@
                 <w:sz w:val="13"/>
                 <w:szCs w:val="13"/>
               </w:rPr>
-              <w:t xml:space="preserve">   "offers":[{"@type":"Offer","name":"Studio","price":"99","priceCurrency":"USD"},</w:t>
+              <w:t xml:space="preserve">   "offers":[{"@type":"Offer","name":"AI Receptionist","price":"49","priceCurrency":"USD"},</w:t>
             </w:r>
           </w:p>
           <w:p>
@@ -2475,7 +6091,7 @@
                 <w:sz w:val="13"/>
                 <w:szCs w:val="13"/>
               </w:rPr>
-              <w:t xml:space="preserve">             {"@type":"Offer","name":"Agency","price":"299","priceCurrency":"USD"}],</w:t>
+              <w:t xml:space="preserve">             {"@type":"Offer","name":"Studio","price":"99","priceCurrency":"USD"},</w:t>
             </w:r>
           </w:p>
           <w:p>
@@ -2489,7 +6105,7 @@
                 <w:sz w:val="13"/>
                 <w:szCs w:val="13"/>
               </w:rPr>
-              <w:t xml:space="preserve">   "provider":{"@id":"https://trillet.ai/#org"},"url":"https://trillet.ai/integrations/google-calendar"},</w:t>
+              <w:t xml:space="preserve">             {"@type":"Offer","name":"Agency","price":"299","priceCurrency":"USD"}],</w:t>
             </w:r>
           </w:p>
           <w:p>
@@ -2503,7 +6119,7 @@
                 <w:sz w:val="13"/>
                 <w:szCs w:val="13"/>
               </w:rPr>
-              <w:t xml:space="preserve">  {"@type":"HowTo","name":"Connect Trillet to Google Calendar","step":[</w:t>
+              <w:t xml:space="preserve">   "provider":{"@id":"https://trillet.ai/#org"},"url":"https://trillet.ai/integrations/google-calendar"},</w:t>
             </w:r>
           </w:p>
           <w:p>
@@ -2517,7 +6133,7 @@
                 <w:sz w:val="13"/>
                 <w:szCs w:val="13"/>
               </w:rPr>
-              <w:t xml:space="preserve">    {"@type":"HowToStep","name":"Connect Google Calendar"},</w:t>
+              <w:t xml:space="preserve">  {"@type":"HowTo","name":"Connect Trillet to Google Calendar","step":[</w:t>
             </w:r>
           </w:p>
           <w:p>
@@ -2531,7 +6147,7 @@
                 <w:sz w:val="13"/>
                 <w:szCs w:val="13"/>
               </w:rPr>
-              <w:t xml:space="preserve">    {"@type":"HowToStep","name":"Set the rules"},</w:t>
+              <w:t xml:space="preserve">    {"@type":"HowToStep","name":"Connect your Google account"},</w:t>
             </w:r>
           </w:p>
           <w:p>
@@ -2545,7 +6161,7 @@
                 <w:sz w:val="13"/>
                 <w:szCs w:val="13"/>
               </w:rPr>
-              <w:t xml:space="preserve">    {"@type":"HowToStep","name":"Point the number"}]},</w:t>
+              <w:t xml:space="preserve">    {"@type":"HowToStep","name":"Choose the calendar, length and timezone"},</w:t>
             </w:r>
           </w:p>
           <w:p>
@@ -2559,7 +6175,7 @@
                 <w:sz w:val="13"/>
                 <w:szCs w:val="13"/>
               </w:rPr>
-              <w:t xml:space="preserve">  {"@type":"FAQPage","mainEntity":[ /* 7 Q&amp;As, verbatim from the page */ ]},</w:t>
+              <w:t xml:space="preserve">    {"@type":"HowToStep","name":"Choose what the agent can do"},</w:t>
             </w:r>
           </w:p>
           <w:p>
@@ -2573,7 +6189,7 @@
                 <w:sz w:val="13"/>
                 <w:szCs w:val="13"/>
               </w:rPr>
-              <w:t xml:space="preserve">  {"@type":"BreadcrumbList","itemListElement":[</w:t>
+              <w:t xml:space="preserve">    {"@type":"HowToStep","name":"Save, publish and test"}]},</w:t>
             </w:r>
           </w:p>
           <w:p>
@@ -2587,7 +6203,7 @@
                 <w:sz w:val="13"/>
                 <w:szCs w:val="13"/>
               </w:rPr>
-              <w:t xml:space="preserve">    {"@type":"ListItem","position":1,"name":"Home","item":"https://trillet.ai/"},</w:t>
+              <w:t xml:space="preserve">  {"@type":"FAQPage","mainEntity":[ /* 10 Q&amp;As, verbatim from the page */ ]},</w:t>
             </w:r>
           </w:p>
           <w:p>
@@ -2601,7 +6217,7 @@
                 <w:sz w:val="13"/>
                 <w:szCs w:val="13"/>
               </w:rPr>
-              <w:t xml:space="preserve">    {"@type":"ListItem","position":2,"name":"Integrations","item":"https://trillet.ai/integrations"},</w:t>
+              <w:t xml:space="preserve">  {"@type":"BreadcrumbList","itemListElement":[</w:t>
             </w:r>
           </w:p>
           <w:p>
@@ -2615,7 +6231,7 @@
                 <w:sz w:val="13"/>
                 <w:szCs w:val="13"/>
               </w:rPr>
-              <w:t xml:space="preserve">    {"@type":"ListItem","position":3,"name":"Google Calendar"}]}</w:t>
+              <w:t xml:space="preserve">    {"@type":"ListItem","position":1,"name":"Home","item":"https://trillet.ai/"},</w:t>
             </w:r>
           </w:p>
           <w:p>
@@ -2629,7 +6245,7 @@
                 <w:sz w:val="13"/>
                 <w:szCs w:val="13"/>
               </w:rPr>
-              <w:t xml:space="preserve">]}</w:t>
+              <w:t xml:space="preserve">    {"@type":"ListItem","position":2,"name":"Integrations","item":"https://trillet.ai/integrations"},</w:t>
             </w:r>
           </w:p>
           <w:p>
@@ -2643,6 +6259,34 @@
                 <w:sz w:val="13"/>
                 <w:szCs w:val="13"/>
               </w:rPr>
+              <w:t xml:space="preserve">    {"@type":"ListItem","position":3,"name":"Google Calendar"}]}</w:t>
+            </w:r>
+          </w:p>
+          <w:p>
+            <w:pPr>
+              <w:spacing w:after="0" w:line="230"/>
+            </w:pPr>
+            <w:r>
+              <w:rPr>
+                <w:rFonts w:ascii="Consolas" w:cs="Consolas" w:eastAsia="Consolas" w:hAnsi="Consolas"/>
+                <w:color w:val="24303F"/>
+                <w:sz w:val="13"/>
+                <w:szCs w:val="13"/>
+              </w:rPr>
+              <w:t xml:space="preserve">]}</w:t>
+            </w:r>
+          </w:p>
+          <w:p>
+            <w:pPr>
+              <w:spacing w:after="0" w:line="230"/>
+            </w:pPr>
+            <w:r>
+              <w:rPr>
+                <w:rFonts w:ascii="Consolas" w:cs="Consolas" w:eastAsia="Consolas" w:hAnsi="Consolas"/>
+                <w:color w:val="24303F"/>
+                <w:sz w:val="13"/>
+                <w:szCs w:val="13"/>
+              </w:rPr>
               <w:t xml:space="preserve">&lt;/script&gt;</w:t>
             </w:r>
           </w:p>
@@ -2712,7 +6356,7 @@
           <w:sz w:val="20"/>
           <w:szCs w:val="20"/>
         </w:rPr>
-        <w:t xml:space="preserve">. Across to </w:t>
+        <w:t xml:space="preserve"> and </w:t>
       </w:r>
       <w:r>
         <w:rPr>
@@ -2722,7 +6366,7 @@
           <w:szCs w:val="20"/>
           <w:u w:val="single"/>
         </w:rPr>
-        <w:t xml:space="preserve">Cal.com</w:t>
+        <w:t xml:space="preserve">AI receptionist</w:t>
       </w:r>
       <w:r>
         <w:rPr>
@@ -2731,7 +6375,7 @@
           <w:sz w:val="12"/>
           <w:szCs w:val="12"/>
         </w:rPr>
-        <w:t xml:space="preserve"> [/integrations/cal-com]</w:t>
+        <w:t xml:space="preserve"> [/receptionist]</w:t>
       </w:r>
       <w:r>
         <w:rPr>
@@ -2744,7 +6388,7 @@
           <w:sz w:val="20"/>
           <w:szCs w:val="20"/>
         </w:rPr>
-        <w:t xml:space="preserve"> for team and round-robin scheduling, and </w:t>
+        <w:t xml:space="preserve">. Down to the six industry pages above. Supporting blogs that should link here: </w:t>
       </w:r>
       <w:r>
         <w:rPr>
@@ -2754,7 +6398,7 @@
           <w:szCs w:val="20"/>
           <w:u w:val="single"/>
         </w:rPr>
-        <w:t xml:space="preserve">GoHighLevel</w:t>
+        <w:t xml:space="preserve">Can an AI receptionist schedule appointments?</w:t>
       </w:r>
       <w:r>
         <w:rPr>
@@ -2763,7 +6407,7 @@
           <w:sz w:val="12"/>
           <w:szCs w:val="12"/>
         </w:rPr>
-        <w:t xml:space="preserve"> [/integrations/gohighlevel]</w:t>
+        <w:t xml:space="preserve"> [/blogs/can-ai-receptionist-schedule-appointments]</w:t>
       </w:r>
       <w:r>
         <w:rPr>
@@ -2776,7 +6420,137 @@
           <w:sz w:val="20"/>
           <w:szCs w:val="20"/>
         </w:rPr>
-        <w:t xml:space="preserve"> for CRM sync.</w:t>
+        <w:t xml:space="preserve"> and </w:t>
+      </w:r>
+      <w:r>
+        <w:rPr>
+          <w:rFonts w:ascii="Calibri" w:cs="Calibri" w:eastAsia="Calibri" w:hAnsi="Calibri"/>
+          <w:color w:val="1B5E86"/>
+          <w:sz w:val="20"/>
+          <w:szCs w:val="20"/>
+          <w:u w:val="single"/>
+        </w:rPr>
+        <w:t xml:space="preserve">Voice AI appointment scheduling integration</w:t>
+      </w:r>
+      <w:r>
+        <w:rPr>
+          <w:rFonts w:ascii="Consolas" w:cs="Consolas" w:eastAsia="Consolas" w:hAnsi="Consolas"/>
+          <w:color w:val="5A6675"/>
+          <w:sz w:val="12"/>
+          <w:szCs w:val="12"/>
+        </w:rPr>
+        <w:t xml:space="preserve"> [/blogs/voice-ai-appointment-scheduling-integration]</w:t>
+      </w:r>
+      <w:r>
+        <w:rPr>
+          <w:rFonts w:ascii="Calibri" w:cs="Calibri" w:eastAsia="Calibri" w:hAnsi="Calibri"/>
+          <w:b w:val="false"/>
+          <w:bCs w:val="false"/>
+          <w:i w:val="false"/>
+          <w:iCs w:val="false"/>
+          <w:color w:val="24303F"/>
+          <w:sz w:val="20"/>
+          <w:szCs w:val="20"/>
+        </w:rPr>
+        <w:t xml:space="preserve">. Across to </w:t>
+      </w:r>
+      <w:r>
+        <w:rPr>
+          <w:rFonts w:ascii="Calibri" w:cs="Calibri" w:eastAsia="Calibri" w:hAnsi="Calibri"/>
+          <w:color w:val="1B5E86"/>
+          <w:sz w:val="20"/>
+          <w:szCs w:val="20"/>
+          <w:u w:val="single"/>
+        </w:rPr>
+        <w:t xml:space="preserve">GoHighLevel</w:t>
+      </w:r>
+      <w:r>
+        <w:rPr>
+          <w:rFonts w:ascii="Consolas" w:cs="Consolas" w:eastAsia="Consolas" w:hAnsi="Consolas"/>
+          <w:color w:val="5A6675"/>
+          <w:sz w:val="12"/>
+          <w:szCs w:val="12"/>
+        </w:rPr>
+        <w:t xml:space="preserve"> [/integrations/gohighlevel]</w:t>
+      </w:r>
+      <w:r>
+        <w:rPr>
+          <w:rFonts w:ascii="Calibri" w:cs="Calibri" w:eastAsia="Calibri" w:hAnsi="Calibri"/>
+          <w:b w:val="false"/>
+          <w:bCs w:val="false"/>
+          <w:i w:val="false"/>
+          <w:iCs w:val="false"/>
+          <w:color w:val="24303F"/>
+          <w:sz w:val="20"/>
+          <w:szCs w:val="20"/>
+        </w:rPr>
+        <w:t xml:space="preserve"> and </w:t>
+      </w:r>
+      <w:r>
+        <w:rPr>
+          <w:rFonts w:ascii="Calibri" w:cs="Calibri" w:eastAsia="Calibri" w:hAnsi="Calibri"/>
+          <w:color w:val="1B5E86"/>
+          <w:sz w:val="20"/>
+          <w:szCs w:val="20"/>
+          <w:u w:val="single"/>
+        </w:rPr>
+        <w:t xml:space="preserve">ServiceTitan</w:t>
+      </w:r>
+      <w:r>
+        <w:rPr>
+          <w:rFonts w:ascii="Consolas" w:cs="Consolas" w:eastAsia="Consolas" w:hAnsi="Consolas"/>
+          <w:color w:val="5A6675"/>
+          <w:sz w:val="12"/>
+          <w:szCs w:val="12"/>
+        </w:rPr>
+        <w:t xml:space="preserve"> [/integrations/servicetitan]</w:t>
+      </w:r>
+      <w:r>
+        <w:rPr>
+          <w:rFonts w:ascii="Calibri" w:cs="Calibri" w:eastAsia="Calibri" w:hAnsi="Calibri"/>
+          <w:b w:val="false"/>
+          <w:bCs w:val="false"/>
+          <w:i w:val="false"/>
+          <w:iCs w:val="false"/>
+          <w:color w:val="24303F"/>
+          <w:sz w:val="20"/>
+          <w:szCs w:val="20"/>
+        </w:rPr>
+        <w:t xml:space="preserve">.</w:t>
+      </w:r>
+    </w:p>
+    <w:p>
+      <w:pPr>
+        <w:spacing w:after="16" w:before="110"/>
+      </w:pPr>
+      <w:r>
+        <w:rPr>
+          <w:rFonts w:ascii="Calibri" w:cs="Calibri" w:eastAsia="Calibri" w:hAnsi="Calibri"/>
+          <w:b/>
+          <w:bCs/>
+          <w:color w:val="16223C"/>
+          <w:sz w:val="20"/>
+          <w:szCs w:val="20"/>
+        </w:rPr>
+        <w:t xml:space="preserve">After launch</w:t>
+      </w:r>
+    </w:p>
+    <w:p>
+      <w:pPr>
+        <w:spacing w:after="110" w:line="278"/>
+      </w:pPr>
+      <w:r>
+        <w:rPr>
+          <w:rFonts w:ascii="Calibri" w:cs="Calibri" w:eastAsia="Calibri" w:hAnsi="Calibri"/>
+          <w:b w:val="false"/>
+          <w:bCs w:val="false"/>
+          <w:i w:val="false"/>
+          <w:iCs w:val="false"/>
+          <w:color w:val="5A6675"/>
+          <w:sz w:val="20"/>
+          <w:szCs w:val="20"/>
+        </w:rPr>
+        <w:t xml:space="preserve">Front Desk Review's tracker of AI receptionists with Google Calendar booking lists Trillet “from $99/mo” (flagged stale). Once this page is live, it is the page to point them to for re-verification.</w:t>
       </w:r>
     </w:p>
     <w:sectPr>
@@ -2965,6 +6739,18 @@
       </w:pPr>
     </w:lvl>
   </w:abstractNum>
+  <w:abstractNum w:abstractNumId="3" w15:restartNumberingAfterBreak="0">
+    <w:multiLevelType w:val="hybridMultilevel"/>
+    <w:lvl w:ilvl="0" w15:tentative="1">
+      <w:start w:val="1"/>
+      <w:numFmt w:val="decimal"/>
+      <w:lvlText w:val="%1."/>
+      <w:lvlJc w:val="start"/>
+      <w:pPr>
+        <w:ind w:left="420" w:hanging="260"/>
+      </w:pPr>
+    </w:lvl>
+  </w:abstractNum>
   <w:num w:numId="1">
     <w:abstractNumId w:val="1"/>
     <w:lvlOverride w:ilvl="0">
@@ -2973,6 +6759,12 @@
   </w:num>
   <w:num w:numId="2">
     <w:abstractNumId w:val="2"/>
+    <w:lvlOverride w:ilvl="0">
+      <w:startOverride w:val="1"/>
+    </w:lvlOverride>
+  </w:num>
+  <w:num w:numId="3">
+    <w:abstractNumId w:val="3"/>
     <w:lvlOverride w:ilvl="0">
       <w:startOverride w:val="1"/>
     </w:lvlOverride>
